--- a/templates/1. ขออนุมัติโครงการก่อสร้าง_template.docx
+++ b/templates/1. ขออนุมัติโครงการก่อสร้าง_template.docx
@@ -13,7 +13,7 @@
         <w:jc w:val="center"/>
         <w:outlineLvl w:val="0"/>
         <w:rPr>
-          <w:rFonts w:ascii="TH SarabunPSK" w:hAnsi="TH SarabunPSK" w:cs="TH SarabunPSK" w:hint="cs"/>
+          <w:rFonts w:ascii="TH SarabunPSK" w:hAnsi="TH SarabunPSK" w:cs="TH SarabunPSK"/>
           <w:b/>
           <w:bCs/>
           <w:color w:val="auto"/>
@@ -25,80 +25,7 @@
         <w:rPr>
           <w:noProof/>
         </w:rPr>
-        <w:drawing>
-          <wp:anchor distT="0" distB="0" distL="114300" distR="114300" simplePos="0" relativeHeight="251659776" behindDoc="0" locked="0" layoutInCell="1" allowOverlap="1" wp14:anchorId="1D979F6D" wp14:editId="3BB00DB4">
-            <wp:simplePos x="0" y="0"/>
-            <wp:positionH relativeFrom="column">
-              <wp:posOffset>-3810</wp:posOffset>
-            </wp:positionH>
-            <wp:positionV relativeFrom="paragraph">
-              <wp:posOffset>-635</wp:posOffset>
-            </wp:positionV>
-            <wp:extent cx="589280" cy="575945"/>
-            <wp:effectExtent l="0" t="0" r="0" b="0"/>
-            <wp:wrapNone/>
-            <wp:docPr id="13" name="Picture 1"/>
-            <wp:cNvGraphicFramePr>
-              <a:graphicFrameLocks xmlns:a="http://schemas.openxmlformats.org/drawingml/2006/main" noChangeAspect="1"/>
-            </wp:cNvGraphicFramePr>
-            <a:graphic xmlns:a="http://schemas.openxmlformats.org/drawingml/2006/main">
-              <a:graphicData uri="http://schemas.openxmlformats.org/drawingml/2006/picture">
-                <pic:pic xmlns:pic="http://schemas.openxmlformats.org/drawingml/2006/picture">
-                  <pic:nvPicPr>
-                    <pic:cNvPr id="0" name="Picture 13"/>
-                    <pic:cNvPicPr>
-                      <a:picLocks noChangeAspect="1" noChangeArrowheads="1"/>
-                    </pic:cNvPicPr>
-                  </pic:nvPicPr>
-                  <pic:blipFill>
-                    <a:blip r:embed="rId8" cstate="print">
-                      <a:extLst>
-                        <a:ext uri="{28A0092B-C50C-407E-A947-70E740481C1C}">
-                          <a14:useLocalDpi xmlns:a14="http://schemas.microsoft.com/office/drawing/2010/main" val="0"/>
-                        </a:ext>
-                      </a:extLst>
-                    </a:blip>
-                    <a:srcRect/>
-                    <a:stretch>
-                      <a:fillRect/>
-                    </a:stretch>
-                  </pic:blipFill>
-                  <pic:spPr bwMode="auto">
-                    <a:xfrm>
-                      <a:off x="0" y="0"/>
-                      <a:ext cx="589280" cy="575945"/>
-                    </a:xfrm>
-                    <a:prstGeom prst="rect">
-                      <a:avLst/>
-                    </a:prstGeom>
-                    <a:noFill/>
-                    <a:ln>
-                      <a:noFill/>
-                    </a:ln>
-                  </pic:spPr>
-                </pic:pic>
-              </a:graphicData>
-            </a:graphic>
-            <wp14:sizeRelH relativeFrom="page">
-              <wp14:pctWidth>0</wp14:pctWidth>
-            </wp14:sizeRelH>
-            <wp14:sizeRelV relativeFrom="page">
-              <wp14:pctHeight>0</wp14:pctHeight>
-            </wp14:sizeRelV>
-          </wp:anchor>
-        </w:drawing>
-      </w:r>
-      <w:r>
-        <w:rPr>
-          <w:rFonts w:ascii="TH SarabunPSK" w:hAnsi="TH SarabunPSK" w:cs="TH SarabunPSK" w:hint="cs"/>
-          <w:b/>
-          <w:bCs/>
-          <w:color w:val="auto"/>
-          <w:sz w:val="58"/>
-          <w:szCs w:val="58"/>
-          <w:cs/>
-        </w:rPr>
-        <w:t>บักทึกข้อความ</w:t>
+        <w:t>บันทึกข้อความ</w:t>
       </w:r>
     </w:p>
     <w:p>
@@ -320,13 +247,13 @@
       </w:r>
       <w:r>
         <w:rPr>
-          <w:rFonts w:ascii="TH SarabunIT๙" w:hAnsi="TH SarabunIT๙" w:cs="TH SarabunIT๙" w:hint="cs"/>
-          <w:color w:val="auto"/>
-          <w:sz w:val="32"/>
-          <w:szCs w:val="32"/>
-          <w:cs/>
-        </w:rPr>
-        <w:t>19</w:t>
+          <w:rFonts w:ascii="TH SarabunIT๙" w:hAnsi="TH SarabunIT๙" w:cs="TH SarabunIT๙"/>
+          <w:color w:val="auto"/>
+          <w:sz w:val="32"/>
+          <w:szCs w:val="32"/>
+          <w:cs/>
+        </w:rPr>
+        <w:t>๐-๒๗๐๗-๕๗๒๘-๙ ต่อ ๑๙</w:t>
       </w:r>
     </w:p>
     <w:p>
@@ -769,7 +696,7 @@
         <w:ind w:right="-1"/>
         <w:jc w:val="thaiDistribute"/>
         <w:rPr>
-          <w:rFonts w:ascii="TH SarabunIT๙" w:hAnsi="TH SarabunIT๙" w:cs="TH SarabunIT๙" w:hint="cs"/>
+          <w:rFonts w:ascii="TH SarabunIT๙" w:hAnsi="TH SarabunIT๙" w:cs="TH SarabunIT๙"/>
           <w:color w:val="auto"/>
           <w:sz w:val="32"/>
           <w:szCs w:val="32"/>
@@ -958,7 +885,7 @@
         <w:spacing w:before="120"/>
         <w:ind w:right="-1"/>
         <w:rPr>
-          <w:rFonts w:ascii="TH SarabunIT๙" w:hAnsi="TH SarabunIT๙" w:cs="TH SarabunIT๙" w:hint="cs"/>
+          <w:rFonts w:ascii="TH SarabunIT๙" w:hAnsi="TH SarabunIT๙" w:cs="TH SarabunIT๙"/>
           <w:b/>
           <w:bCs/>
           <w:color w:val="auto"/>
@@ -1023,516 +950,8 @@
           <w:cs/>
         </w:rPr>
         <w:tab/>
-      </w:r>
-      <w:r>
-        <w:rPr>
-          <w:rFonts w:ascii="TH SarabunIT๙" w:hAnsi="TH SarabunIT๙" w:cs="TH SarabunIT๙"/>
-          <w:color w:val="auto"/>
-          <w:sz w:val="32"/>
-          <w:szCs w:val="32"/>
-          <w:cs/>
-        </w:rPr>
-        <w:tab/>
-      </w:r>
-      <w:r>
-        <w:rPr>
-          <w:rFonts w:ascii="TH SarabunIT๙" w:hAnsi="TH SarabunIT๙" w:cs="TH SarabunIT๙"/>
-          <w:color w:val="auto"/>
-          <w:sz w:val="32"/>
-          <w:szCs w:val="32"/>
-          <w:cs/>
-        </w:rPr>
-        <w:t xml:space="preserve">1. </w:t>
-      </w:r>
-      <w:r>
-        <w:rPr>
-          <w:rFonts w:ascii="TH SarabunIT๙" w:hAnsi="TH SarabunIT๙" w:cs="TH SarabunIT๙" w:hint="cs"/>
-          <w:color w:val="auto"/>
-          <w:sz w:val="32"/>
-          <w:szCs w:val="32"/>
-          <w:cs/>
-        </w:rPr>
-        <w:t>ตามมติที่ประชุมสภาองค์การบริหารส่วนตำบลคลองด่าน</w:t>
-      </w:r>
-      <w:r>
-        <w:rPr>
-          <w:rFonts w:ascii="TH SarabunIT๙" w:hAnsi="TH SarabunIT๙" w:cs="TH SarabunIT๙"/>
-          <w:color w:val="auto"/>
-          <w:sz w:val="32"/>
-          <w:szCs w:val="32"/>
-          <w:cs/>
-        </w:rPr>
-        <w:t xml:space="preserve"> </w:t>
-      </w:r>
-      <w:r>
-        <w:rPr>
-          <w:rFonts w:ascii="TH SarabunIT๙" w:hAnsi="TH SarabunIT๙" w:cs="TH SarabunIT๙" w:hint="cs"/>
-          <w:color w:val="auto"/>
-          <w:sz w:val="32"/>
-          <w:szCs w:val="32"/>
-          <w:cs/>
-        </w:rPr>
-        <w:t>สมัยประชุมวิสามัญ</w:t>
-      </w:r>
-      <w:r>
-        <w:rPr>
-          <w:rFonts w:ascii="TH SarabunIT๙" w:hAnsi="TH SarabunIT๙" w:cs="TH SarabunIT๙"/>
-          <w:color w:val="auto"/>
-          <w:sz w:val="32"/>
-          <w:szCs w:val="32"/>
-          <w:cs/>
-        </w:rPr>
-        <w:t xml:space="preserve"> </w:t>
-      </w:r>
-      <w:r>
-        <w:rPr>
-          <w:rFonts w:ascii="TH SarabunIT๙" w:hAnsi="TH SarabunIT๙" w:cs="TH SarabunIT๙" w:hint="cs"/>
-          <w:color w:val="auto"/>
-          <w:sz w:val="32"/>
-          <w:szCs w:val="32"/>
-          <w:cs/>
-        </w:rPr>
-        <w:t>สมัยที่</w:t>
-      </w:r>
-      <w:r>
-        <w:rPr>
-          <w:rFonts w:ascii="TH SarabunIT๙" w:hAnsi="TH SarabunIT๙" w:cs="TH SarabunIT๙"/>
-          <w:color w:val="auto"/>
-          <w:sz w:val="32"/>
-          <w:szCs w:val="32"/>
-          <w:cs/>
-        </w:rPr>
-        <w:t xml:space="preserve"> 6 </w:t>
-      </w:r>
-      <w:r>
-        <w:rPr>
-          <w:rFonts w:ascii="TH SarabunIT๙" w:hAnsi="TH SarabunIT๙" w:cs="TH SarabunIT๙" w:hint="cs"/>
-          <w:color w:val="auto"/>
-          <w:sz w:val="32"/>
-          <w:szCs w:val="32"/>
-          <w:cs/>
-        </w:rPr>
-        <w:t>ประจำปี</w:t>
-      </w:r>
-      <w:r>
-        <w:rPr>
-          <w:rFonts w:ascii="TH SarabunIT๙" w:hAnsi="TH SarabunIT๙" w:cs="TH SarabunIT๙"/>
-          <w:color w:val="auto"/>
-          <w:sz w:val="32"/>
-          <w:szCs w:val="32"/>
-          <w:cs/>
-        </w:rPr>
-        <w:t xml:space="preserve"> </w:t>
-      </w:r>
-      <w:r>
-        <w:rPr>
-          <w:rFonts w:ascii="TH SarabunIT๙" w:hAnsi="TH SarabunIT๙" w:cs="TH SarabunIT๙" w:hint="cs"/>
-          <w:color w:val="auto"/>
-          <w:sz w:val="32"/>
-          <w:szCs w:val="32"/>
-          <w:cs/>
-        </w:rPr>
-        <w:t>พ</w:t>
-      </w:r>
-      <w:r>
-        <w:rPr>
-          <w:rFonts w:ascii="TH SarabunIT๙" w:hAnsi="TH SarabunIT๙" w:cs="TH SarabunIT๙"/>
-          <w:color w:val="auto"/>
-          <w:sz w:val="32"/>
-          <w:szCs w:val="32"/>
-          <w:cs/>
-        </w:rPr>
-        <w:t>.</w:t>
-      </w:r>
-      <w:r>
-        <w:rPr>
-          <w:rFonts w:ascii="TH SarabunIT๙" w:hAnsi="TH SarabunIT๙" w:cs="TH SarabunIT๙" w:hint="cs"/>
-          <w:color w:val="auto"/>
-          <w:sz w:val="32"/>
-          <w:szCs w:val="32"/>
-          <w:cs/>
-        </w:rPr>
-        <w:t>ศ</w:t>
-      </w:r>
-      <w:r>
-        <w:rPr>
-          <w:rFonts w:ascii="TH SarabunIT๙" w:hAnsi="TH SarabunIT๙" w:cs="TH SarabunIT๙"/>
-          <w:color w:val="auto"/>
-          <w:sz w:val="32"/>
-          <w:szCs w:val="32"/>
-          <w:cs/>
-        </w:rPr>
-        <w:t xml:space="preserve">. </w:t>
-      </w:r>
-      <w:r>
-        <w:rPr>
-          <w:rFonts w:ascii="TH SarabunIT๙" w:hAnsi="TH SarabunIT๙" w:cs="TH SarabunIT๙" w:hint="cs"/>
-          <w:color w:val="auto"/>
-          <w:sz w:val="32"/>
-          <w:szCs w:val="32"/>
-          <w:cs/>
-        </w:rPr>
-        <w:t>๒๕๖</w:t>
-      </w:r>
-      <w:r>
-        <w:rPr>
-          <w:rFonts w:ascii="TH SarabunIT๙" w:hAnsi="TH SarabunIT๙" w:cs="TH SarabunIT๙"/>
-          <w:color w:val="auto"/>
-          <w:sz w:val="32"/>
-          <w:szCs w:val="32"/>
-          <w:cs/>
-        </w:rPr>
-        <w:t xml:space="preserve">7 </w:t>
-      </w:r>
-      <w:r>
-        <w:rPr>
-          <w:rFonts w:ascii="TH SarabunIT๙" w:hAnsi="TH SarabunIT๙" w:cs="TH SarabunIT๙" w:hint="cs"/>
-          <w:color w:val="auto"/>
-          <w:sz w:val="32"/>
-          <w:szCs w:val="32"/>
-          <w:cs/>
-        </w:rPr>
-        <w:t>เมื่อวันอังคารที่</w:t>
-      </w:r>
-      <w:r>
-        <w:rPr>
-          <w:rFonts w:ascii="TH SarabunIT๙" w:hAnsi="TH SarabunIT๙" w:cs="TH SarabunIT๙"/>
-          <w:color w:val="auto"/>
-          <w:sz w:val="32"/>
-          <w:szCs w:val="32"/>
-          <w:cs/>
-        </w:rPr>
-        <w:t xml:space="preserve"> 13 </w:t>
-      </w:r>
-      <w:r>
-        <w:rPr>
-          <w:rFonts w:ascii="TH SarabunIT๙" w:hAnsi="TH SarabunIT๙" w:cs="TH SarabunIT๙" w:hint="cs"/>
-          <w:color w:val="auto"/>
-          <w:sz w:val="32"/>
-          <w:szCs w:val="32"/>
-          <w:cs/>
-        </w:rPr>
-        <w:t>พฤศจิกายน</w:t>
-      </w:r>
-      <w:r>
-        <w:rPr>
-          <w:rFonts w:ascii="TH SarabunIT๙" w:hAnsi="TH SarabunIT๙" w:cs="TH SarabunIT๙"/>
-          <w:color w:val="auto"/>
-          <w:sz w:val="32"/>
-          <w:szCs w:val="32"/>
-          <w:cs/>
-        </w:rPr>
-        <w:t xml:space="preserve"> 2567 </w:t>
-      </w:r>
-      <w:r>
-        <w:rPr>
-          <w:rFonts w:ascii="TH SarabunIT๙" w:hAnsi="TH SarabunIT๙" w:cs="TH SarabunIT๙" w:hint="cs"/>
-          <w:color w:val="auto"/>
-          <w:sz w:val="32"/>
-          <w:szCs w:val="32"/>
-          <w:cs/>
-        </w:rPr>
-        <w:t>มติที่ประชุมเห็นชอบเป็นเอกฉันท์</w:t>
-      </w:r>
-      <w:r>
-        <w:rPr>
-          <w:rFonts w:ascii="TH SarabunIT๙" w:hAnsi="TH SarabunIT๙" w:cs="TH SarabunIT๙"/>
-          <w:color w:val="auto"/>
-          <w:sz w:val="32"/>
-          <w:szCs w:val="32"/>
-          <w:cs/>
-        </w:rPr>
-        <w:t xml:space="preserve"> </w:t>
-      </w:r>
-      <w:r>
-        <w:rPr>
-          <w:rFonts w:ascii="TH SarabunIT๙" w:hAnsi="TH SarabunIT๙" w:cs="TH SarabunIT๙" w:hint="cs"/>
-          <w:color w:val="auto"/>
-          <w:sz w:val="32"/>
-          <w:szCs w:val="32"/>
-          <w:cs/>
-        </w:rPr>
-        <w:t>พิจารณาใช้จ่ายเงินสะสมประจำปี</w:t>
-      </w:r>
-      <w:r>
-        <w:rPr>
-          <w:rFonts w:ascii="TH SarabunIT๙" w:hAnsi="TH SarabunIT๙" w:cs="TH SarabunIT๙"/>
-          <w:color w:val="auto"/>
-          <w:sz w:val="32"/>
-          <w:szCs w:val="32"/>
-          <w:cs/>
-        </w:rPr>
-        <w:t xml:space="preserve"> </w:t>
-      </w:r>
-      <w:r>
-        <w:rPr>
-          <w:rFonts w:ascii="TH SarabunIT๙" w:hAnsi="TH SarabunIT๙" w:cs="TH SarabunIT๙" w:hint="cs"/>
-          <w:color w:val="auto"/>
-          <w:sz w:val="32"/>
-          <w:szCs w:val="32"/>
-          <w:cs/>
-        </w:rPr>
-        <w:t>พ</w:t>
-      </w:r>
-      <w:r>
-        <w:rPr>
-          <w:rFonts w:ascii="TH SarabunIT๙" w:hAnsi="TH SarabunIT๙" w:cs="TH SarabunIT๙"/>
-          <w:color w:val="auto"/>
-          <w:sz w:val="32"/>
-          <w:szCs w:val="32"/>
-          <w:cs/>
-        </w:rPr>
-        <w:t>.</w:t>
-      </w:r>
-      <w:r>
-        <w:rPr>
-          <w:rFonts w:ascii="TH SarabunIT๙" w:hAnsi="TH SarabunIT๙" w:cs="TH SarabunIT๙" w:hint="cs"/>
-          <w:color w:val="auto"/>
-          <w:sz w:val="32"/>
-          <w:szCs w:val="32"/>
-          <w:cs/>
-        </w:rPr>
-        <w:t>ศ</w:t>
-      </w:r>
-      <w:r>
-        <w:rPr>
-          <w:rFonts w:ascii="TH SarabunIT๙" w:hAnsi="TH SarabunIT๙" w:cs="TH SarabunIT๙"/>
-          <w:color w:val="auto"/>
-          <w:sz w:val="32"/>
-          <w:szCs w:val="32"/>
-          <w:cs/>
-        </w:rPr>
-        <w:t xml:space="preserve">. </w:t>
-      </w:r>
-      <w:r>
-        <w:rPr>
-          <w:rFonts w:ascii="TH SarabunIT๙" w:hAnsi="TH SarabunIT๙" w:cs="TH SarabunIT๙" w:hint="cs"/>
-          <w:color w:val="auto"/>
-          <w:sz w:val="32"/>
-          <w:szCs w:val="32"/>
-          <w:cs/>
-        </w:rPr>
-        <w:t>๒๕๖</w:t>
-      </w:r>
-      <w:r>
-        <w:rPr>
-          <w:rFonts w:ascii="TH SarabunIT๙" w:hAnsi="TH SarabunIT๙" w:cs="TH SarabunIT๙"/>
-          <w:color w:val="auto"/>
-          <w:sz w:val="32"/>
-          <w:szCs w:val="32"/>
-          <w:cs/>
-        </w:rPr>
-        <w:t xml:space="preserve">8 </w:t>
-      </w:r>
-      <w:r>
-        <w:rPr>
-          <w:rFonts w:ascii="TH SarabunIT๙" w:hAnsi="TH SarabunIT๙" w:cs="TH SarabunIT๙" w:hint="cs"/>
-          <w:color w:val="auto"/>
-          <w:sz w:val="32"/>
-          <w:szCs w:val="32"/>
-          <w:cs/>
-        </w:rPr>
-        <w:t>จำนวน</w:t>
-      </w:r>
-      <w:r>
-        <w:rPr>
-          <w:rFonts w:ascii="TH SarabunIT๙" w:hAnsi="TH SarabunIT๙" w:cs="TH SarabunIT๙"/>
-          <w:color w:val="auto"/>
-          <w:sz w:val="32"/>
-          <w:szCs w:val="32"/>
-          <w:cs/>
-        </w:rPr>
-        <w:t xml:space="preserve"> 20 </w:t>
-      </w:r>
-      <w:r>
-        <w:rPr>
-          <w:rFonts w:ascii="TH SarabunIT๙" w:hAnsi="TH SarabunIT๙" w:cs="TH SarabunIT๙" w:hint="cs"/>
-          <w:color w:val="auto"/>
-          <w:sz w:val="32"/>
-          <w:szCs w:val="32"/>
-          <w:cs/>
-        </w:rPr>
-        <w:t>รายการ</w:t>
-      </w:r>
-      <w:r>
-        <w:rPr>
-          <w:rFonts w:ascii="TH SarabunIT๙" w:hAnsi="TH SarabunIT๙" w:cs="TH SarabunIT๙"/>
-          <w:color w:val="auto"/>
-          <w:sz w:val="32"/>
-          <w:szCs w:val="32"/>
-          <w:cs/>
-        </w:rPr>
-        <w:t xml:space="preserve"> (</w:t>
-      </w:r>
-      <w:r>
-        <w:rPr>
-          <w:rFonts w:ascii="TH SarabunIT๙" w:hAnsi="TH SarabunIT๙" w:cs="TH SarabunIT๙" w:hint="cs"/>
-          <w:color w:val="auto"/>
-          <w:sz w:val="32"/>
-          <w:szCs w:val="32"/>
-          <w:cs/>
-        </w:rPr>
-        <w:t>กองช่าง</w:t>
-      </w:r>
-      <w:r>
-        <w:rPr>
-          <w:rFonts w:ascii="TH SarabunIT๙" w:hAnsi="TH SarabunIT๙" w:cs="TH SarabunIT๙"/>
-          <w:color w:val="auto"/>
-          <w:sz w:val="32"/>
-          <w:szCs w:val="32"/>
-          <w:cs/>
-        </w:rPr>
-        <w:t xml:space="preserve">) </w:t>
-      </w:r>
-      <w:r>
-        <w:rPr>
-          <w:rFonts w:ascii="TH SarabunIT๙" w:hAnsi="TH SarabunIT๙" w:cs="TH SarabunIT๙" w:hint="cs"/>
-          <w:color w:val="auto"/>
-          <w:sz w:val="32"/>
-          <w:szCs w:val="32"/>
-          <w:cs/>
-        </w:rPr>
-        <w:t>โดยมีรายการที่</w:t>
-      </w:r>
-      <w:r>
-        <w:rPr>
-          <w:rFonts w:ascii="TH SarabunIT๙" w:hAnsi="TH SarabunIT๙" w:cs="TH SarabunIT๙"/>
-          <w:color w:val="auto"/>
-          <w:sz w:val="32"/>
-          <w:szCs w:val="32"/>
-          <w:cs/>
-        </w:rPr>
-        <w:t xml:space="preserve"> 10 </w:t>
-      </w:r>
-      <w:r>
-        <w:rPr>
-          <w:rFonts w:ascii="TH SarabunIT๙" w:hAnsi="TH SarabunIT๙" w:cs="TH SarabunIT๙" w:hint="cs"/>
-          <w:color w:val="auto"/>
-          <w:sz w:val="32"/>
-          <w:szCs w:val="32"/>
-          <w:cs/>
-        </w:rPr>
-        <w:t>โครงการก่อสร้างถนน</w:t>
-      </w:r>
-      <w:r>
-        <w:rPr>
-          <w:rFonts w:ascii="TH SarabunIT๙" w:hAnsi="TH SarabunIT๙" w:cs="TH SarabunIT๙"/>
-          <w:color w:val="auto"/>
-          <w:sz w:val="32"/>
-          <w:szCs w:val="32"/>
-          <w:cs/>
-        </w:rPr>
-        <w:t xml:space="preserve"> </w:t>
-      </w:r>
-      <w:r>
-        <w:rPr>
-          <w:rFonts w:ascii="TH SarabunIT๙" w:hAnsi="TH SarabunIT๙" w:cs="TH SarabunIT๙" w:hint="cs"/>
-          <w:color w:val="auto"/>
-          <w:sz w:val="32"/>
-          <w:szCs w:val="32"/>
-          <w:cs/>
-        </w:rPr>
-        <w:t>คสล</w:t>
-      </w:r>
-      <w:r>
-        <w:rPr>
-          <w:rFonts w:ascii="TH SarabunIT๙" w:hAnsi="TH SarabunIT๙" w:cs="TH SarabunIT๙"/>
-          <w:color w:val="auto"/>
-          <w:sz w:val="32"/>
-          <w:szCs w:val="32"/>
-          <w:cs/>
-        </w:rPr>
-        <w:t>.</w:t>
-      </w:r>
-      <w:r>
-        <w:rPr>
-          <w:rFonts w:ascii="TH SarabunIT๙" w:hAnsi="TH SarabunIT๙" w:cs="TH SarabunIT๙" w:hint="cs"/>
-          <w:color w:val="auto"/>
-          <w:sz w:val="32"/>
-          <w:szCs w:val="32"/>
-          <w:cs/>
-        </w:rPr>
-        <w:t>ซอยบ้าน</w:t>
-      </w:r>
-      <w:r>
-        <w:rPr>
-          <w:rFonts w:ascii="TH SarabunIT๙" w:hAnsi="TH SarabunIT๙" w:cs="TH SarabunIT๙"/>
-          <w:color w:val="auto"/>
-          <w:sz w:val="32"/>
-          <w:szCs w:val="32"/>
-          <w:cs/>
-        </w:rPr>
-        <w:t xml:space="preserve"> </w:t>
-      </w:r>
-      <w:r>
-        <w:rPr>
-          <w:rFonts w:ascii="TH SarabunIT๙" w:hAnsi="TH SarabunIT๙" w:cs="TH SarabunIT๙" w:hint="cs"/>
-          <w:color w:val="auto"/>
-          <w:sz w:val="32"/>
-          <w:szCs w:val="32"/>
-          <w:cs/>
-        </w:rPr>
-        <w:t>เจ๊จิตร</w:t>
-      </w:r>
-      <w:r>
-        <w:rPr>
-          <w:rFonts w:ascii="TH SarabunIT๙" w:hAnsi="TH SarabunIT๙" w:cs="TH SarabunIT๙"/>
-          <w:color w:val="auto"/>
-          <w:sz w:val="32"/>
-          <w:szCs w:val="32"/>
-          <w:cs/>
-        </w:rPr>
-        <w:t xml:space="preserve"> </w:t>
-      </w:r>
-      <w:r>
-        <w:rPr>
-          <w:rFonts w:ascii="TH SarabunIT๙" w:hAnsi="TH SarabunIT๙" w:cs="TH SarabunIT๙" w:hint="cs"/>
-          <w:color w:val="auto"/>
-          <w:sz w:val="32"/>
-          <w:szCs w:val="32"/>
-          <w:cs/>
-        </w:rPr>
-        <w:t>หมู่ที่</w:t>
-      </w:r>
-      <w:r>
-        <w:rPr>
-          <w:rFonts w:ascii="TH SarabunIT๙" w:hAnsi="TH SarabunIT๙" w:cs="TH SarabunIT๙"/>
-          <w:color w:val="auto"/>
-          <w:sz w:val="32"/>
-          <w:szCs w:val="32"/>
-          <w:cs/>
-        </w:rPr>
-        <w:t xml:space="preserve"> 8 </w:t>
-      </w:r>
-      <w:r>
-        <w:rPr>
-          <w:rFonts w:ascii="TH SarabunIT๙" w:hAnsi="TH SarabunIT๙" w:cs="TH SarabunIT๙" w:hint="cs"/>
-          <w:color w:val="auto"/>
-          <w:sz w:val="32"/>
-          <w:szCs w:val="32"/>
-          <w:cs/>
-        </w:rPr>
-        <w:t>จำนวนเงิน</w:t>
-      </w:r>
-      <w:r>
-        <w:rPr>
-          <w:rFonts w:ascii="TH SarabunIT๙" w:hAnsi="TH SarabunIT๙" w:cs="TH SarabunIT๙"/>
-          <w:color w:val="auto"/>
-          <w:sz w:val="32"/>
-          <w:szCs w:val="32"/>
-          <w:cs/>
-        </w:rPr>
-        <w:t xml:space="preserve"> 2,256,000.-</w:t>
-      </w:r>
-      <w:r>
-        <w:rPr>
-          <w:rFonts w:ascii="TH SarabunIT๙" w:hAnsi="TH SarabunIT๙" w:cs="TH SarabunIT๙" w:hint="cs"/>
-          <w:color w:val="auto"/>
-          <w:sz w:val="32"/>
-          <w:szCs w:val="32"/>
-          <w:cs/>
-        </w:rPr>
-        <w:t>บาท</w:t>
+        <w:tab/>
+        <w:t>ตามข้อบัญญัติองค์การบริหารส่วนตำบลคลองด่าน งบประมาณรายจ่ายประจำปี พ.ศ.2569 งานก่อสร้าง งบลงทุน ค่าที่ดินและสิ่งก่อสร้าง ค่าที่ปรับปรุงที่ดินและสิ่งก่อสร้าง หน้า 243 (แผนงานอุตสาหกรรมและการโยธา)</w:t>
       </w:r>
     </w:p>
     <w:p>
@@ -1556,306 +975,9 @@
           <w:cs/>
         </w:rPr>
         <w:tab/>
-      </w:r>
-      <w:r>
-        <w:rPr>
-          <w:rFonts w:ascii="TH SarabunIT๙" w:hAnsi="TH SarabunIT๙" w:cs="TH SarabunIT๙"/>
-          <w:color w:val="auto"/>
-          <w:sz w:val="32"/>
-          <w:szCs w:val="32"/>
-          <w:cs/>
-        </w:rPr>
-        <w:tab/>
-      </w:r>
-      <w:r>
-        <w:rPr>
-          <w:rFonts w:ascii="TH SarabunIT๙" w:hAnsi="TH SarabunIT๙" w:cs="TH SarabunIT๙"/>
-          <w:color w:val="auto"/>
-          <w:sz w:val="32"/>
-          <w:szCs w:val="32"/>
-          <w:cs/>
-        </w:rPr>
-        <w:t xml:space="preserve">2. </w:t>
-      </w:r>
-      <w:r>
-        <w:rPr>
-          <w:rFonts w:ascii="TH SarabunIT๙" w:hAnsi="TH SarabunIT๙" w:cs="TH SarabunIT๙" w:hint="cs"/>
-          <w:color w:val="auto"/>
-          <w:sz w:val="32"/>
-          <w:szCs w:val="32"/>
-          <w:cs/>
-        </w:rPr>
-        <w:t>ตามประกาศองค์การบริหารส่วนตำบลคลองด่าน</w:t>
-      </w:r>
-      <w:r>
-        <w:rPr>
-          <w:rFonts w:ascii="TH SarabunIT๙" w:hAnsi="TH SarabunIT๙" w:cs="TH SarabunIT๙"/>
-          <w:color w:val="auto"/>
-          <w:sz w:val="32"/>
-          <w:szCs w:val="32"/>
-          <w:cs/>
-        </w:rPr>
-        <w:t xml:space="preserve"> </w:t>
-      </w:r>
-      <w:r>
-        <w:rPr>
-          <w:rFonts w:ascii="TH SarabunIT๙" w:hAnsi="TH SarabunIT๙" w:cs="TH SarabunIT๙" w:hint="cs"/>
-          <w:color w:val="auto"/>
-          <w:sz w:val="32"/>
-          <w:szCs w:val="32"/>
-          <w:cs/>
-        </w:rPr>
-        <w:t>เรื่อง</w:t>
-      </w:r>
-      <w:r>
-        <w:rPr>
-          <w:rFonts w:ascii="TH SarabunIT๙" w:hAnsi="TH SarabunIT๙" w:cs="TH SarabunIT๙"/>
-          <w:color w:val="auto"/>
-          <w:sz w:val="32"/>
-          <w:szCs w:val="32"/>
-          <w:cs/>
-        </w:rPr>
-        <w:t xml:space="preserve"> </w:t>
-      </w:r>
-      <w:r>
-        <w:rPr>
-          <w:rFonts w:ascii="TH SarabunIT๙" w:hAnsi="TH SarabunIT๙" w:cs="TH SarabunIT๙" w:hint="cs"/>
-          <w:color w:val="auto"/>
-          <w:sz w:val="32"/>
-          <w:szCs w:val="32"/>
-          <w:cs/>
-        </w:rPr>
-        <w:t>แก้ไขเปลี่ยนแปลงคำชี้แจงโครงการใช้จ่ายเงินสะสม</w:t>
-      </w:r>
-      <w:r>
-        <w:rPr>
-          <w:rFonts w:ascii="TH SarabunIT๙" w:hAnsi="TH SarabunIT๙" w:cs="TH SarabunIT๙"/>
-          <w:color w:val="auto"/>
-          <w:sz w:val="32"/>
-          <w:szCs w:val="32"/>
-          <w:cs/>
-        </w:rPr>
-        <w:t xml:space="preserve"> </w:t>
-      </w:r>
-      <w:r>
-        <w:rPr>
-          <w:rFonts w:ascii="TH SarabunIT๙" w:hAnsi="TH SarabunIT๙" w:cs="TH SarabunIT๙" w:hint="cs"/>
-          <w:color w:val="auto"/>
-          <w:sz w:val="32"/>
-          <w:szCs w:val="32"/>
-          <w:cs/>
-        </w:rPr>
-        <w:t>ประจำปีงบประมาณ</w:t>
-      </w:r>
-      <w:r>
-        <w:rPr>
-          <w:rFonts w:ascii="TH SarabunIT๙" w:hAnsi="TH SarabunIT๙" w:cs="TH SarabunIT๙"/>
-          <w:color w:val="auto"/>
-          <w:sz w:val="32"/>
-          <w:szCs w:val="32"/>
-          <w:cs/>
-        </w:rPr>
-        <w:t xml:space="preserve"> </w:t>
-      </w:r>
-      <w:r>
-        <w:rPr>
-          <w:rFonts w:ascii="TH SarabunIT๙" w:hAnsi="TH SarabunIT๙" w:cs="TH SarabunIT๙" w:hint="cs"/>
-          <w:color w:val="auto"/>
-          <w:sz w:val="32"/>
-          <w:szCs w:val="32"/>
-          <w:cs/>
-        </w:rPr>
-        <w:t>พ</w:t>
-      </w:r>
-      <w:r>
-        <w:rPr>
-          <w:rFonts w:ascii="TH SarabunIT๙" w:hAnsi="TH SarabunIT๙" w:cs="TH SarabunIT๙"/>
-          <w:color w:val="auto"/>
-          <w:sz w:val="32"/>
-          <w:szCs w:val="32"/>
-          <w:cs/>
-        </w:rPr>
-        <w:t>.</w:t>
-      </w:r>
-      <w:r>
-        <w:rPr>
-          <w:rFonts w:ascii="TH SarabunIT๙" w:hAnsi="TH SarabunIT๙" w:cs="TH SarabunIT๙" w:hint="cs"/>
-          <w:color w:val="auto"/>
-          <w:sz w:val="32"/>
-          <w:szCs w:val="32"/>
-          <w:cs/>
-        </w:rPr>
-        <w:t>ศ</w:t>
-      </w:r>
-      <w:r>
-        <w:rPr>
-          <w:rFonts w:ascii="TH SarabunIT๙" w:hAnsi="TH SarabunIT๙" w:cs="TH SarabunIT๙"/>
-          <w:color w:val="auto"/>
-          <w:sz w:val="32"/>
-          <w:szCs w:val="32"/>
-          <w:cs/>
-        </w:rPr>
-        <w:t xml:space="preserve">.2568 </w:t>
-      </w:r>
-      <w:r>
-        <w:rPr>
-          <w:rFonts w:ascii="TH SarabunIT๙" w:hAnsi="TH SarabunIT๙" w:cs="TH SarabunIT๙" w:hint="cs"/>
-          <w:color w:val="auto"/>
-          <w:sz w:val="32"/>
-          <w:szCs w:val="32"/>
-          <w:cs/>
-        </w:rPr>
-        <w:t>ครั้งที่</w:t>
-      </w:r>
-      <w:r>
-        <w:rPr>
-          <w:rFonts w:ascii="TH SarabunIT๙" w:hAnsi="TH SarabunIT๙" w:cs="TH SarabunIT๙"/>
-          <w:color w:val="auto"/>
-          <w:sz w:val="32"/>
-          <w:szCs w:val="32"/>
-          <w:cs/>
-        </w:rPr>
-        <w:t xml:space="preserve"> 1/2568 </w:t>
-      </w:r>
-      <w:r>
-        <w:rPr>
-          <w:rFonts w:ascii="TH SarabunIT๙" w:hAnsi="TH SarabunIT๙" w:cs="TH SarabunIT๙" w:hint="cs"/>
-          <w:color w:val="auto"/>
-          <w:sz w:val="32"/>
-          <w:szCs w:val="32"/>
-          <w:cs/>
-        </w:rPr>
-        <w:t>ประกาศ</w:t>
-      </w:r>
-      <w:r>
-        <w:rPr>
-          <w:rFonts w:ascii="TH SarabunIT๙" w:hAnsi="TH SarabunIT๙" w:cs="TH SarabunIT๙"/>
-          <w:color w:val="auto"/>
-          <w:sz w:val="32"/>
-          <w:szCs w:val="32"/>
-          <w:cs/>
-        </w:rPr>
-        <w:t xml:space="preserve"> </w:t>
-      </w:r>
-      <w:r>
-        <w:rPr>
-          <w:rFonts w:ascii="TH SarabunIT๙" w:hAnsi="TH SarabunIT๙" w:cs="TH SarabunIT๙" w:hint="cs"/>
-          <w:color w:val="auto"/>
-          <w:sz w:val="32"/>
-          <w:szCs w:val="32"/>
-          <w:cs/>
-        </w:rPr>
-        <w:t>ณ</w:t>
-      </w:r>
-      <w:r>
-        <w:rPr>
-          <w:rFonts w:ascii="TH SarabunIT๙" w:hAnsi="TH SarabunIT๙" w:cs="TH SarabunIT๙"/>
-          <w:color w:val="auto"/>
-          <w:sz w:val="32"/>
-          <w:szCs w:val="32"/>
-          <w:cs/>
-        </w:rPr>
-        <w:t xml:space="preserve"> </w:t>
-      </w:r>
-      <w:r>
-        <w:rPr>
-          <w:rFonts w:ascii="TH SarabunIT๙" w:hAnsi="TH SarabunIT๙" w:cs="TH SarabunIT๙" w:hint="cs"/>
-          <w:color w:val="auto"/>
-          <w:sz w:val="32"/>
-          <w:szCs w:val="32"/>
-          <w:cs/>
-        </w:rPr>
-        <w:t>วันที่</w:t>
-      </w:r>
-      <w:r>
-        <w:rPr>
-          <w:rFonts w:ascii="TH SarabunIT๙" w:hAnsi="TH SarabunIT๙" w:cs="TH SarabunIT๙"/>
-          <w:color w:val="auto"/>
-          <w:sz w:val="32"/>
-          <w:szCs w:val="32"/>
-          <w:cs/>
-        </w:rPr>
-        <w:t xml:space="preserve"> 17 </w:t>
-      </w:r>
-      <w:r>
-        <w:rPr>
-          <w:rFonts w:ascii="TH SarabunIT๙" w:hAnsi="TH SarabunIT๙" w:cs="TH SarabunIT๙" w:hint="cs"/>
-          <w:color w:val="auto"/>
-          <w:sz w:val="32"/>
-          <w:szCs w:val="32"/>
-          <w:cs/>
-        </w:rPr>
-        <w:t>มิถุนายน</w:t>
-      </w:r>
-      <w:r>
-        <w:rPr>
-          <w:rFonts w:ascii="TH SarabunIT๙" w:hAnsi="TH SarabunIT๙" w:cs="TH SarabunIT๙"/>
-          <w:color w:val="auto"/>
-          <w:sz w:val="32"/>
-          <w:szCs w:val="32"/>
-          <w:cs/>
-        </w:rPr>
-        <w:t xml:space="preserve"> </w:t>
-      </w:r>
-      <w:r>
-        <w:rPr>
-          <w:rFonts w:ascii="TH SarabunIT๙" w:hAnsi="TH SarabunIT๙" w:cs="TH SarabunIT๙" w:hint="cs"/>
-          <w:color w:val="auto"/>
-          <w:sz w:val="32"/>
-          <w:szCs w:val="32"/>
-          <w:cs/>
-        </w:rPr>
-        <w:t>พ</w:t>
-      </w:r>
-      <w:r>
-        <w:rPr>
-          <w:rFonts w:ascii="TH SarabunIT๙" w:hAnsi="TH SarabunIT๙" w:cs="TH SarabunIT๙"/>
-          <w:color w:val="auto"/>
-          <w:sz w:val="32"/>
-          <w:szCs w:val="32"/>
-          <w:cs/>
-        </w:rPr>
-        <w:t>.</w:t>
-      </w:r>
-      <w:r>
-        <w:rPr>
-          <w:rFonts w:ascii="TH SarabunIT๙" w:hAnsi="TH SarabunIT๙" w:cs="TH SarabunIT๙" w:hint="cs"/>
-          <w:color w:val="auto"/>
-          <w:sz w:val="32"/>
-          <w:szCs w:val="32"/>
-          <w:cs/>
-        </w:rPr>
-        <w:t>ศ</w:t>
-      </w:r>
-      <w:r>
-        <w:rPr>
-          <w:rFonts w:ascii="TH SarabunIT๙" w:hAnsi="TH SarabunIT๙" w:cs="TH SarabunIT๙"/>
-          <w:color w:val="auto"/>
-          <w:sz w:val="32"/>
-          <w:szCs w:val="32"/>
-          <w:cs/>
-        </w:rPr>
-        <w:t xml:space="preserve">.2568 </w:t>
-      </w:r>
-      <w:r>
-        <w:rPr>
-          <w:rFonts w:ascii="TH SarabunIT๙" w:hAnsi="TH SarabunIT๙" w:cs="TH SarabunIT๙" w:hint="cs"/>
-          <w:color w:val="auto"/>
-          <w:sz w:val="32"/>
-          <w:szCs w:val="32"/>
-          <w:cs/>
-        </w:rPr>
-        <w:t>โดยแก้ไขคำชี้แจงข้อความใหม่</w:t>
-      </w:r>
-      <w:r>
-        <w:rPr>
-          <w:rFonts w:ascii="TH SarabunIT๙" w:hAnsi="TH SarabunIT๙" w:cs="TH SarabunIT๙"/>
-          <w:color w:val="auto"/>
-          <w:sz w:val="32"/>
-          <w:szCs w:val="32"/>
-          <w:cs/>
-        </w:rPr>
-        <w:t xml:space="preserve"> </w:t>
+        <w:t xml:space="preserve">โครงการ[ชื่อโครงการ] (กองช่าง) </w:t>
+        <w:br/>
+        <w:t xml:space="preserve">ตำบลคลองด่าน เพื่อจ่ายเป็นค่าปรับปรุงทางเท้าคอนกรีตเสริมเหล็ก กว้าง 1.40 เมตร ยาว 230 เมตรรายละเอียดตามประมาณการงานก่อสร้าง และตามแบบแปลนที่องค์การบริหารส่วนตำบลคองด่านกำหนด จำนวนเงินงบประมาณ [จำนวนเงินตัวเลข].-บาท ([จำนวนเงินตัวอักษร]) </w:t>
       </w:r>
     </w:p>
     <w:p>
@@ -1879,776 +1001,11 @@
           <w:cs/>
         </w:rPr>
         <w:tab/>
-      </w:r>
-      <w:r>
-        <w:rPr>
-          <w:rFonts w:ascii="TH SarabunIT๙" w:hAnsi="TH SarabunIT๙" w:cs="TH SarabunIT๙"/>
-          <w:color w:val="auto"/>
-          <w:sz w:val="32"/>
-          <w:szCs w:val="32"/>
-          <w:cs/>
-        </w:rPr>
-        <w:tab/>
-      </w:r>
-      <w:r>
-        <w:rPr>
-          <w:rFonts w:ascii="TH SarabunIT๙" w:hAnsi="TH SarabunIT๙" w:cs="TH SarabunIT๙" w:hint="cs"/>
-          <w:color w:val="auto"/>
-          <w:sz w:val="32"/>
-          <w:szCs w:val="32"/>
-          <w:cs/>
-        </w:rPr>
-        <w:t>โครงการก่อสร้างถนน</w:t>
-      </w:r>
-      <w:r>
-        <w:rPr>
-          <w:rFonts w:ascii="TH SarabunIT๙" w:hAnsi="TH SarabunIT๙" w:cs="TH SarabunIT๙"/>
-          <w:color w:val="auto"/>
-          <w:sz w:val="32"/>
-          <w:szCs w:val="32"/>
-          <w:cs/>
-        </w:rPr>
-        <w:t xml:space="preserve"> </w:t>
-      </w:r>
-      <w:r>
-        <w:rPr>
-          <w:rFonts w:ascii="TH SarabunIT๙" w:hAnsi="TH SarabunIT๙" w:cs="TH SarabunIT๙" w:hint="cs"/>
-          <w:color w:val="auto"/>
-          <w:sz w:val="32"/>
-          <w:szCs w:val="32"/>
-          <w:cs/>
-        </w:rPr>
-        <w:t>คสล</w:t>
-      </w:r>
-      <w:r>
-        <w:rPr>
-          <w:rFonts w:ascii="TH SarabunIT๙" w:hAnsi="TH SarabunIT๙" w:cs="TH SarabunIT๙"/>
-          <w:color w:val="auto"/>
-          <w:sz w:val="32"/>
-          <w:szCs w:val="32"/>
-          <w:cs/>
-        </w:rPr>
-        <w:t>.</w:t>
-      </w:r>
-      <w:r>
-        <w:rPr>
-          <w:rFonts w:ascii="TH SarabunIT๙" w:hAnsi="TH SarabunIT๙" w:cs="TH SarabunIT๙" w:hint="cs"/>
-          <w:color w:val="auto"/>
-          <w:sz w:val="32"/>
-          <w:szCs w:val="32"/>
-          <w:cs/>
-        </w:rPr>
-        <w:t>ซอยบ้านเจ๊จิตร</w:t>
-      </w:r>
-      <w:r>
-        <w:rPr>
-          <w:rFonts w:ascii="TH SarabunIT๙" w:hAnsi="TH SarabunIT๙" w:cs="TH SarabunIT๙"/>
-          <w:color w:val="auto"/>
-          <w:sz w:val="32"/>
-          <w:szCs w:val="32"/>
-          <w:cs/>
-        </w:rPr>
-        <w:t xml:space="preserve"> </w:t>
-      </w:r>
-      <w:r>
-        <w:rPr>
-          <w:rFonts w:ascii="TH SarabunIT๙" w:hAnsi="TH SarabunIT๙" w:cs="TH SarabunIT๙" w:hint="cs"/>
-          <w:color w:val="auto"/>
-          <w:sz w:val="32"/>
-          <w:szCs w:val="32"/>
-          <w:cs/>
-        </w:rPr>
-        <w:t>หมู่ที่</w:t>
-      </w:r>
-      <w:r>
-        <w:rPr>
-          <w:rFonts w:ascii="TH SarabunIT๙" w:hAnsi="TH SarabunIT๙" w:cs="TH SarabunIT๙"/>
-          <w:color w:val="auto"/>
-          <w:sz w:val="32"/>
-          <w:szCs w:val="32"/>
-          <w:cs/>
-        </w:rPr>
-        <w:t xml:space="preserve"> 8 </w:t>
-      </w:r>
-      <w:r>
-        <w:rPr>
-          <w:rFonts w:ascii="TH SarabunIT๙" w:hAnsi="TH SarabunIT๙" w:cs="TH SarabunIT๙" w:hint="cs"/>
-          <w:color w:val="auto"/>
-          <w:sz w:val="32"/>
-          <w:szCs w:val="32"/>
-          <w:cs/>
-        </w:rPr>
-        <w:t>ถนน</w:t>
-      </w:r>
-      <w:r>
-        <w:rPr>
-          <w:rFonts w:ascii="TH SarabunIT๙" w:hAnsi="TH SarabunIT๙" w:cs="TH SarabunIT๙"/>
-          <w:color w:val="auto"/>
-          <w:sz w:val="32"/>
-          <w:szCs w:val="32"/>
-          <w:cs/>
-        </w:rPr>
-        <w:t xml:space="preserve"> </w:t>
-      </w:r>
-      <w:r>
-        <w:rPr>
-          <w:rFonts w:ascii="TH SarabunIT๙" w:hAnsi="TH SarabunIT๙" w:cs="TH SarabunIT๙" w:hint="cs"/>
-          <w:color w:val="auto"/>
-          <w:sz w:val="32"/>
-          <w:szCs w:val="32"/>
-          <w:cs/>
-        </w:rPr>
-        <w:t>โดย</w:t>
-      </w:r>
-      <w:r>
-        <w:rPr>
-          <w:rFonts w:ascii="TH SarabunIT๙" w:hAnsi="TH SarabunIT๙" w:cs="TH SarabunIT๙"/>
-          <w:color w:val="auto"/>
-          <w:sz w:val="32"/>
-          <w:szCs w:val="32"/>
-          <w:cs/>
-        </w:rPr>
-        <w:t xml:space="preserve"> </w:t>
-      </w:r>
-      <w:r>
-        <w:rPr>
-          <w:rFonts w:ascii="TH SarabunIT๙" w:hAnsi="TH SarabunIT๙" w:cs="TH SarabunIT๙" w:hint="cs"/>
-          <w:color w:val="auto"/>
-          <w:sz w:val="32"/>
-          <w:szCs w:val="32"/>
-          <w:cs/>
-        </w:rPr>
-        <w:t>ช่วงที่</w:t>
-      </w:r>
-      <w:r>
-        <w:rPr>
-          <w:rFonts w:ascii="TH SarabunIT๙" w:hAnsi="TH SarabunIT๙" w:cs="TH SarabunIT๙"/>
-          <w:color w:val="auto"/>
-          <w:sz w:val="32"/>
-          <w:szCs w:val="32"/>
-          <w:cs/>
-        </w:rPr>
-        <w:t xml:space="preserve"> 1 </w:t>
-      </w:r>
-      <w:r>
-        <w:rPr>
-          <w:rFonts w:ascii="TH SarabunIT๙" w:hAnsi="TH SarabunIT๙" w:cs="TH SarabunIT๙" w:hint="cs"/>
-          <w:color w:val="auto"/>
-          <w:sz w:val="32"/>
-          <w:szCs w:val="32"/>
-          <w:cs/>
-        </w:rPr>
-        <w:t>มีขนาดกว้าง</w:t>
-      </w:r>
-      <w:r>
-        <w:rPr>
-          <w:rFonts w:ascii="TH SarabunIT๙" w:hAnsi="TH SarabunIT๙" w:cs="TH SarabunIT๙"/>
-          <w:color w:val="auto"/>
-          <w:sz w:val="32"/>
-          <w:szCs w:val="32"/>
-          <w:cs/>
-        </w:rPr>
-        <w:t xml:space="preserve"> 6.00 </w:t>
-      </w:r>
-      <w:r>
-        <w:rPr>
-          <w:rFonts w:ascii="TH SarabunIT๙" w:hAnsi="TH SarabunIT๙" w:cs="TH SarabunIT๙" w:hint="cs"/>
-          <w:color w:val="auto"/>
-          <w:sz w:val="32"/>
-          <w:szCs w:val="32"/>
-          <w:cs/>
-        </w:rPr>
-        <w:t>เมตร</w:t>
-      </w:r>
-      <w:r>
-        <w:rPr>
-          <w:rFonts w:ascii="TH SarabunIT๙" w:hAnsi="TH SarabunIT๙" w:cs="TH SarabunIT๙"/>
-          <w:color w:val="auto"/>
-          <w:sz w:val="32"/>
-          <w:szCs w:val="32"/>
-          <w:cs/>
-        </w:rPr>
-        <w:t xml:space="preserve"> </w:t>
-      </w:r>
-      <w:r>
-        <w:rPr>
-          <w:rFonts w:ascii="TH SarabunIT๙" w:hAnsi="TH SarabunIT๙" w:cs="TH SarabunIT๙" w:hint="cs"/>
-          <w:color w:val="auto"/>
-          <w:sz w:val="32"/>
-          <w:szCs w:val="32"/>
-          <w:cs/>
-        </w:rPr>
-        <w:t>ยาว</w:t>
-      </w:r>
-      <w:r>
-        <w:rPr>
-          <w:rFonts w:ascii="TH SarabunIT๙" w:hAnsi="TH SarabunIT๙" w:cs="TH SarabunIT๙"/>
-          <w:color w:val="auto"/>
-          <w:sz w:val="32"/>
-          <w:szCs w:val="32"/>
-          <w:cs/>
-        </w:rPr>
-        <w:t xml:space="preserve"> 97 </w:t>
-      </w:r>
-      <w:r>
-        <w:rPr>
-          <w:rFonts w:ascii="TH SarabunIT๙" w:hAnsi="TH SarabunIT๙" w:cs="TH SarabunIT๙" w:hint="cs"/>
-          <w:color w:val="auto"/>
-          <w:sz w:val="32"/>
-          <w:szCs w:val="32"/>
-          <w:cs/>
-        </w:rPr>
-        <w:t>เมตร</w:t>
-      </w:r>
-      <w:r>
-        <w:rPr>
-          <w:rFonts w:ascii="TH SarabunIT๙" w:hAnsi="TH SarabunIT๙" w:cs="TH SarabunIT๙"/>
-          <w:color w:val="auto"/>
-          <w:sz w:val="32"/>
-          <w:szCs w:val="32"/>
-          <w:cs/>
-        </w:rPr>
-        <w:t xml:space="preserve"> </w:t>
-      </w:r>
-      <w:r>
-        <w:rPr>
-          <w:rFonts w:ascii="TH SarabunIT๙" w:hAnsi="TH SarabunIT๙" w:cs="TH SarabunIT๙" w:hint="cs"/>
-          <w:color w:val="auto"/>
-          <w:sz w:val="32"/>
-          <w:szCs w:val="32"/>
-          <w:cs/>
-        </w:rPr>
-        <w:t>ช่วงที่</w:t>
-      </w:r>
-      <w:r>
-        <w:rPr>
-          <w:rFonts w:ascii="TH SarabunIT๙" w:hAnsi="TH SarabunIT๙" w:cs="TH SarabunIT๙"/>
-          <w:color w:val="auto"/>
-          <w:sz w:val="32"/>
-          <w:szCs w:val="32"/>
-          <w:cs/>
-        </w:rPr>
-        <w:t xml:space="preserve"> 2 </w:t>
-      </w:r>
-      <w:r>
-        <w:rPr>
-          <w:rFonts w:ascii="TH SarabunIT๙" w:hAnsi="TH SarabunIT๙" w:cs="TH SarabunIT๙" w:hint="cs"/>
-          <w:color w:val="auto"/>
-          <w:sz w:val="32"/>
-          <w:szCs w:val="32"/>
-          <w:cs/>
-        </w:rPr>
-        <w:t>มีขนาด</w:t>
-      </w:r>
-      <w:r>
-        <w:rPr>
-          <w:rFonts w:ascii="TH SarabunIT๙" w:hAnsi="TH SarabunIT๙" w:cs="TH SarabunIT๙"/>
-          <w:color w:val="auto"/>
-          <w:sz w:val="32"/>
-          <w:szCs w:val="32"/>
-          <w:cs/>
-        </w:rPr>
-        <w:t xml:space="preserve"> </w:t>
-      </w:r>
-      <w:r>
-        <w:rPr>
-          <w:rFonts w:ascii="TH SarabunIT๙" w:hAnsi="TH SarabunIT๙" w:cs="TH SarabunIT๙" w:hint="cs"/>
-          <w:color w:val="auto"/>
-          <w:sz w:val="32"/>
-          <w:szCs w:val="32"/>
-          <w:cs/>
-        </w:rPr>
-        <w:t>กว้าง</w:t>
-      </w:r>
-      <w:r>
-        <w:rPr>
-          <w:rFonts w:ascii="TH SarabunIT๙" w:hAnsi="TH SarabunIT๙" w:cs="TH SarabunIT๙"/>
-          <w:color w:val="auto"/>
-          <w:sz w:val="32"/>
-          <w:szCs w:val="32"/>
-          <w:cs/>
-        </w:rPr>
-        <w:t xml:space="preserve"> 4.00 </w:t>
-      </w:r>
-      <w:r>
-        <w:rPr>
-          <w:rFonts w:ascii="TH SarabunIT๙" w:hAnsi="TH SarabunIT๙" w:cs="TH SarabunIT๙" w:hint="cs"/>
-          <w:color w:val="auto"/>
-          <w:sz w:val="32"/>
-          <w:szCs w:val="32"/>
-          <w:cs/>
-        </w:rPr>
-        <w:t>เมตร</w:t>
-      </w:r>
-      <w:r>
-        <w:rPr>
-          <w:rFonts w:ascii="TH SarabunIT๙" w:hAnsi="TH SarabunIT๙" w:cs="TH SarabunIT๙"/>
-          <w:color w:val="auto"/>
-          <w:sz w:val="32"/>
-          <w:szCs w:val="32"/>
-          <w:cs/>
-        </w:rPr>
-        <w:t xml:space="preserve"> </w:t>
-      </w:r>
-      <w:r>
-        <w:rPr>
-          <w:rFonts w:ascii="TH SarabunIT๙" w:hAnsi="TH SarabunIT๙" w:cs="TH SarabunIT๙" w:hint="cs"/>
-          <w:color w:val="auto"/>
-          <w:sz w:val="32"/>
-          <w:szCs w:val="32"/>
-          <w:cs/>
-        </w:rPr>
-        <w:t>ยาว</w:t>
-      </w:r>
-      <w:r>
-        <w:rPr>
-          <w:rFonts w:ascii="TH SarabunIT๙" w:hAnsi="TH SarabunIT๙" w:cs="TH SarabunIT๙"/>
-          <w:color w:val="auto"/>
-          <w:sz w:val="32"/>
-          <w:szCs w:val="32"/>
-          <w:cs/>
-        </w:rPr>
-        <w:t xml:space="preserve"> 50 </w:t>
-      </w:r>
-      <w:r>
-        <w:rPr>
-          <w:rFonts w:ascii="TH SarabunIT๙" w:hAnsi="TH SarabunIT๙" w:cs="TH SarabunIT๙" w:hint="cs"/>
-          <w:color w:val="auto"/>
-          <w:sz w:val="32"/>
-          <w:szCs w:val="32"/>
-          <w:cs/>
-        </w:rPr>
-        <w:t>เมตร</w:t>
-      </w:r>
-      <w:r>
-        <w:rPr>
-          <w:rFonts w:ascii="TH SarabunIT๙" w:hAnsi="TH SarabunIT๙" w:cs="TH SarabunIT๙"/>
-          <w:color w:val="auto"/>
-          <w:sz w:val="32"/>
-          <w:szCs w:val="32"/>
-          <w:cs/>
-        </w:rPr>
-        <w:t xml:space="preserve"> </w:t>
-      </w:r>
-      <w:r>
-        <w:rPr>
-          <w:rFonts w:ascii="TH SarabunIT๙" w:hAnsi="TH SarabunIT๙" w:cs="TH SarabunIT๙" w:hint="cs"/>
-          <w:color w:val="auto"/>
-          <w:sz w:val="32"/>
-          <w:szCs w:val="32"/>
-          <w:cs/>
-        </w:rPr>
-        <w:t>ช่วงที่</w:t>
-      </w:r>
-      <w:r>
-        <w:rPr>
-          <w:rFonts w:ascii="TH SarabunIT๙" w:hAnsi="TH SarabunIT๙" w:cs="TH SarabunIT๙"/>
-          <w:color w:val="auto"/>
-          <w:sz w:val="32"/>
-          <w:szCs w:val="32"/>
-          <w:cs/>
-        </w:rPr>
-        <w:t xml:space="preserve"> 3 </w:t>
-      </w:r>
-      <w:r>
-        <w:rPr>
-          <w:rFonts w:ascii="TH SarabunIT๙" w:hAnsi="TH SarabunIT๙" w:cs="TH SarabunIT๙" w:hint="cs"/>
-          <w:color w:val="auto"/>
-          <w:sz w:val="32"/>
-          <w:szCs w:val="32"/>
-          <w:cs/>
-        </w:rPr>
-        <w:t>มีขนาด</w:t>
-      </w:r>
-      <w:r>
-        <w:rPr>
-          <w:rFonts w:ascii="TH SarabunIT๙" w:hAnsi="TH SarabunIT๙" w:cs="TH SarabunIT๙"/>
-          <w:color w:val="auto"/>
-          <w:sz w:val="32"/>
-          <w:szCs w:val="32"/>
-          <w:cs/>
-        </w:rPr>
-        <w:t xml:space="preserve"> </w:t>
-      </w:r>
-      <w:r>
-        <w:rPr>
-          <w:rFonts w:ascii="TH SarabunIT๙" w:hAnsi="TH SarabunIT๙" w:cs="TH SarabunIT๙" w:hint="cs"/>
-          <w:color w:val="auto"/>
-          <w:sz w:val="32"/>
-          <w:szCs w:val="32"/>
-          <w:cs/>
-        </w:rPr>
-        <w:t>กว้าง</w:t>
-      </w:r>
-      <w:r>
-        <w:rPr>
-          <w:rFonts w:ascii="TH SarabunIT๙" w:hAnsi="TH SarabunIT๙" w:cs="TH SarabunIT๙"/>
-          <w:color w:val="auto"/>
-          <w:sz w:val="32"/>
-          <w:szCs w:val="32"/>
-          <w:cs/>
-        </w:rPr>
-        <w:t xml:space="preserve"> 4.00 </w:t>
-      </w:r>
-      <w:r>
-        <w:rPr>
-          <w:rFonts w:ascii="TH SarabunIT๙" w:hAnsi="TH SarabunIT๙" w:cs="TH SarabunIT๙" w:hint="cs"/>
-          <w:color w:val="auto"/>
-          <w:sz w:val="32"/>
-          <w:szCs w:val="32"/>
-          <w:cs/>
-        </w:rPr>
-        <w:t>เมตร</w:t>
-      </w:r>
-      <w:r>
-        <w:rPr>
-          <w:rFonts w:ascii="TH SarabunIT๙" w:hAnsi="TH SarabunIT๙" w:cs="TH SarabunIT๙"/>
-          <w:color w:val="auto"/>
-          <w:sz w:val="32"/>
-          <w:szCs w:val="32"/>
-          <w:cs/>
-        </w:rPr>
-        <w:t xml:space="preserve"> </w:t>
-      </w:r>
-      <w:r>
-        <w:rPr>
-          <w:rFonts w:ascii="TH SarabunIT๙" w:hAnsi="TH SarabunIT๙" w:cs="TH SarabunIT๙" w:hint="cs"/>
-          <w:color w:val="auto"/>
-          <w:sz w:val="32"/>
-          <w:szCs w:val="32"/>
-          <w:cs/>
-        </w:rPr>
-        <w:t>ยาว</w:t>
-      </w:r>
-      <w:r>
-        <w:rPr>
-          <w:rFonts w:ascii="TH SarabunIT๙" w:hAnsi="TH SarabunIT๙" w:cs="TH SarabunIT๙"/>
-          <w:color w:val="auto"/>
-          <w:sz w:val="32"/>
-          <w:szCs w:val="32"/>
-          <w:cs/>
-        </w:rPr>
-        <w:t xml:space="preserve"> 39 </w:t>
-      </w:r>
-      <w:r>
-        <w:rPr>
-          <w:rFonts w:ascii="TH SarabunIT๙" w:hAnsi="TH SarabunIT๙" w:cs="TH SarabunIT๙" w:hint="cs"/>
-          <w:color w:val="auto"/>
-          <w:sz w:val="32"/>
-          <w:szCs w:val="32"/>
-          <w:cs/>
-        </w:rPr>
-        <w:t>เมตร</w:t>
-      </w:r>
-      <w:r>
-        <w:rPr>
-          <w:rFonts w:ascii="TH SarabunIT๙" w:hAnsi="TH SarabunIT๙" w:cs="TH SarabunIT๙"/>
-          <w:color w:val="auto"/>
-          <w:sz w:val="32"/>
-          <w:szCs w:val="32"/>
-          <w:cs/>
-        </w:rPr>
-        <w:t xml:space="preserve"> </w:t>
-      </w:r>
-      <w:r>
-        <w:rPr>
-          <w:rFonts w:ascii="TH SarabunIT๙" w:hAnsi="TH SarabunIT๙" w:cs="TH SarabunIT๙" w:hint="cs"/>
-          <w:color w:val="auto"/>
-          <w:sz w:val="32"/>
-          <w:szCs w:val="32"/>
-          <w:cs/>
-        </w:rPr>
-        <w:t>ช่วงที่</w:t>
-      </w:r>
-      <w:r>
-        <w:rPr>
-          <w:rFonts w:ascii="TH SarabunIT๙" w:hAnsi="TH SarabunIT๙" w:cs="TH SarabunIT๙"/>
-          <w:color w:val="auto"/>
-          <w:sz w:val="32"/>
-          <w:szCs w:val="32"/>
-          <w:cs/>
-        </w:rPr>
-        <w:t xml:space="preserve"> 4 </w:t>
-      </w:r>
-      <w:r>
-        <w:rPr>
-          <w:rFonts w:ascii="TH SarabunIT๙" w:hAnsi="TH SarabunIT๙" w:cs="TH SarabunIT๙" w:hint="cs"/>
-          <w:color w:val="auto"/>
-          <w:sz w:val="32"/>
-          <w:szCs w:val="32"/>
-          <w:cs/>
-        </w:rPr>
-        <w:t>มีขนาดกว้าง</w:t>
-      </w:r>
-      <w:r>
-        <w:rPr>
-          <w:rFonts w:ascii="TH SarabunIT๙" w:hAnsi="TH SarabunIT๙" w:cs="TH SarabunIT๙"/>
-          <w:color w:val="auto"/>
-          <w:sz w:val="32"/>
-          <w:szCs w:val="32"/>
-          <w:cs/>
-        </w:rPr>
-        <w:t xml:space="preserve"> 4.00 </w:t>
-      </w:r>
-      <w:r>
-        <w:rPr>
-          <w:rFonts w:ascii="TH SarabunIT๙" w:hAnsi="TH SarabunIT๙" w:cs="TH SarabunIT๙" w:hint="cs"/>
-          <w:color w:val="auto"/>
-          <w:sz w:val="32"/>
-          <w:szCs w:val="32"/>
-          <w:cs/>
-        </w:rPr>
-        <w:t>เมตร</w:t>
-      </w:r>
-      <w:r>
-        <w:rPr>
-          <w:rFonts w:ascii="TH SarabunIT๙" w:hAnsi="TH SarabunIT๙" w:cs="TH SarabunIT๙"/>
-          <w:color w:val="auto"/>
-          <w:sz w:val="32"/>
-          <w:szCs w:val="32"/>
-          <w:cs/>
-        </w:rPr>
-        <w:t xml:space="preserve"> </w:t>
-      </w:r>
-      <w:r>
-        <w:rPr>
-          <w:rFonts w:ascii="TH SarabunIT๙" w:hAnsi="TH SarabunIT๙" w:cs="TH SarabunIT๙" w:hint="cs"/>
-          <w:color w:val="auto"/>
-          <w:sz w:val="32"/>
-          <w:szCs w:val="32"/>
-          <w:cs/>
-        </w:rPr>
-        <w:t>ยาว</w:t>
-      </w:r>
-      <w:r>
-        <w:rPr>
-          <w:rFonts w:ascii="TH SarabunIT๙" w:hAnsi="TH SarabunIT๙" w:cs="TH SarabunIT๙"/>
-          <w:color w:val="auto"/>
-          <w:sz w:val="32"/>
-          <w:szCs w:val="32"/>
-          <w:cs/>
-        </w:rPr>
-        <w:t xml:space="preserve"> 49 </w:t>
-      </w:r>
-      <w:r>
-        <w:rPr>
-          <w:rFonts w:ascii="TH SarabunIT๙" w:hAnsi="TH SarabunIT๙" w:cs="TH SarabunIT๙" w:hint="cs"/>
-          <w:color w:val="auto"/>
-          <w:sz w:val="32"/>
-          <w:szCs w:val="32"/>
-          <w:cs/>
-        </w:rPr>
-        <w:t>เมตร</w:t>
-      </w:r>
-      <w:r>
-        <w:rPr>
-          <w:rFonts w:ascii="TH SarabunIT๙" w:hAnsi="TH SarabunIT๙" w:cs="TH SarabunIT๙"/>
-          <w:color w:val="auto"/>
-          <w:sz w:val="32"/>
-          <w:szCs w:val="32"/>
-          <w:cs/>
-        </w:rPr>
-        <w:t xml:space="preserve"> </w:t>
-      </w:r>
-      <w:r>
-        <w:rPr>
-          <w:rFonts w:ascii="TH SarabunIT๙" w:hAnsi="TH SarabunIT๙" w:cs="TH SarabunIT๙" w:hint="cs"/>
-          <w:color w:val="auto"/>
-          <w:sz w:val="32"/>
-          <w:szCs w:val="32"/>
-          <w:cs/>
-        </w:rPr>
-        <w:t>ความยาวรวม</w:t>
-      </w:r>
-      <w:r>
-        <w:rPr>
-          <w:rFonts w:ascii="TH SarabunIT๙" w:hAnsi="TH SarabunIT๙" w:cs="TH SarabunIT๙"/>
-          <w:color w:val="auto"/>
-          <w:sz w:val="32"/>
-          <w:szCs w:val="32"/>
-          <w:cs/>
-        </w:rPr>
-        <w:t xml:space="preserve"> 235 </w:t>
-      </w:r>
-      <w:r>
-        <w:rPr>
-          <w:rFonts w:ascii="TH SarabunIT๙" w:hAnsi="TH SarabunIT๙" w:cs="TH SarabunIT๙" w:hint="cs"/>
-          <w:color w:val="auto"/>
-          <w:sz w:val="32"/>
-          <w:szCs w:val="32"/>
-          <w:cs/>
-        </w:rPr>
-        <w:t>เมตร</w:t>
-      </w:r>
-      <w:r>
-        <w:rPr>
-          <w:rFonts w:ascii="TH SarabunIT๙" w:hAnsi="TH SarabunIT๙" w:cs="TH SarabunIT๙"/>
-          <w:color w:val="auto"/>
-          <w:sz w:val="32"/>
-          <w:szCs w:val="32"/>
-          <w:cs/>
-        </w:rPr>
-        <w:t xml:space="preserve"> </w:t>
-      </w:r>
-      <w:r>
-        <w:rPr>
-          <w:rFonts w:ascii="TH SarabunIT๙" w:hAnsi="TH SarabunIT๙" w:cs="TH SarabunIT๙" w:hint="cs"/>
-          <w:color w:val="auto"/>
-          <w:sz w:val="32"/>
-          <w:szCs w:val="32"/>
-          <w:cs/>
-        </w:rPr>
-        <w:t>รายละเอียดตามแบบรูปรายการก่อสร้างที่องค์การบริหารส่วนตำบลคลองด่านกำหนด</w:t>
-      </w:r>
-      <w:r>
-        <w:rPr>
-          <w:rFonts w:ascii="TH SarabunIT๙" w:hAnsi="TH SarabunIT๙" w:cs="TH SarabunIT๙"/>
-          <w:color w:val="auto"/>
-          <w:sz w:val="32"/>
-          <w:szCs w:val="32"/>
-          <w:cs/>
-        </w:rPr>
-        <w:t xml:space="preserve"> </w:t>
-      </w:r>
-      <w:r>
-        <w:rPr>
-          <w:rFonts w:ascii="TH SarabunIT๙" w:hAnsi="TH SarabunIT๙" w:cs="TH SarabunIT๙" w:hint="cs"/>
-          <w:color w:val="auto"/>
-          <w:sz w:val="32"/>
-          <w:szCs w:val="32"/>
-          <w:cs/>
-        </w:rPr>
-        <w:t>จำนวนเงินงบประมาณ</w:t>
-      </w:r>
-      <w:r>
-        <w:rPr>
-          <w:rFonts w:ascii="TH SarabunIT๙" w:hAnsi="TH SarabunIT๙" w:cs="TH SarabunIT๙"/>
-          <w:color w:val="auto"/>
-          <w:sz w:val="32"/>
-          <w:szCs w:val="32"/>
-          <w:cs/>
-        </w:rPr>
-        <w:t xml:space="preserve"> 2,256,000.-</w:t>
-      </w:r>
-      <w:r>
-        <w:rPr>
-          <w:rFonts w:ascii="TH SarabunIT๙" w:hAnsi="TH SarabunIT๙" w:cs="TH SarabunIT๙" w:hint="cs"/>
-          <w:color w:val="auto"/>
-          <w:sz w:val="32"/>
-          <w:szCs w:val="32"/>
-          <w:cs/>
-        </w:rPr>
-        <w:t>บาท</w:t>
-      </w:r>
-      <w:r>
-        <w:rPr>
-          <w:rFonts w:ascii="TH SarabunIT๙" w:hAnsi="TH SarabunIT๙" w:cs="TH SarabunIT๙"/>
-          <w:color w:val="auto"/>
-          <w:sz w:val="32"/>
-          <w:szCs w:val="32"/>
-          <w:cs/>
-        </w:rPr>
-        <w:t xml:space="preserve"> (</w:t>
-      </w:r>
-      <w:r>
-        <w:rPr>
-          <w:rFonts w:ascii="TH SarabunIT๙" w:hAnsi="TH SarabunIT๙" w:cs="TH SarabunIT๙" w:hint="cs"/>
-          <w:color w:val="auto"/>
-          <w:sz w:val="32"/>
-          <w:szCs w:val="32"/>
-          <w:cs/>
-        </w:rPr>
-        <w:t>สองล้านสองแสนห้าหมื่นหกพันบาทถ้วน</w:t>
-      </w:r>
-      <w:r>
-        <w:rPr>
-          <w:rFonts w:ascii="TH SarabunIT๙" w:hAnsi="TH SarabunIT๙" w:cs="TH SarabunIT๙"/>
-          <w:color w:val="auto"/>
-          <w:sz w:val="32"/>
-          <w:szCs w:val="32"/>
-          <w:cs/>
-        </w:rPr>
-        <w:t>) (</w:t>
-      </w:r>
-      <w:r>
-        <w:rPr>
-          <w:rFonts w:ascii="TH SarabunIT๙" w:hAnsi="TH SarabunIT๙" w:cs="TH SarabunIT๙" w:hint="cs"/>
-          <w:color w:val="auto"/>
-          <w:sz w:val="32"/>
-          <w:szCs w:val="32"/>
-          <w:cs/>
-        </w:rPr>
-        <w:t>งานก่อสร้าง</w:t>
-      </w:r>
-      <w:r>
-        <w:rPr>
-          <w:rFonts w:ascii="TH SarabunIT๙" w:hAnsi="TH SarabunIT๙" w:cs="TH SarabunIT๙"/>
-          <w:color w:val="auto"/>
-          <w:sz w:val="32"/>
-          <w:szCs w:val="32"/>
-          <w:cs/>
-        </w:rPr>
-        <w:t xml:space="preserve"> </w:t>
-      </w:r>
-      <w:r>
-        <w:rPr>
-          <w:rFonts w:ascii="TH SarabunIT๙" w:hAnsi="TH SarabunIT๙" w:cs="TH SarabunIT๙" w:hint="cs"/>
-          <w:color w:val="auto"/>
-          <w:sz w:val="32"/>
-          <w:szCs w:val="32"/>
-          <w:cs/>
-        </w:rPr>
-        <w:t>งบลงทุน</w:t>
-      </w:r>
-      <w:r>
-        <w:rPr>
-          <w:rFonts w:ascii="TH SarabunIT๙" w:hAnsi="TH SarabunIT๙" w:cs="TH SarabunIT๙"/>
-          <w:color w:val="auto"/>
-          <w:sz w:val="32"/>
-          <w:szCs w:val="32"/>
-          <w:cs/>
-        </w:rPr>
-        <w:t xml:space="preserve"> </w:t>
-      </w:r>
-      <w:r>
-        <w:rPr>
-          <w:rFonts w:ascii="TH SarabunIT๙" w:hAnsi="TH SarabunIT๙" w:cs="TH SarabunIT๙" w:hint="cs"/>
-          <w:color w:val="auto"/>
-          <w:sz w:val="32"/>
-          <w:szCs w:val="32"/>
-          <w:cs/>
-        </w:rPr>
-        <w:t>ค่าที่ดินและสิ่งก่อสร้าง</w:t>
-      </w:r>
-      <w:r>
-        <w:rPr>
-          <w:rFonts w:ascii="TH SarabunIT๙" w:hAnsi="TH SarabunIT๙" w:cs="TH SarabunIT๙"/>
-          <w:color w:val="auto"/>
-          <w:sz w:val="32"/>
-          <w:szCs w:val="32"/>
-          <w:cs/>
-        </w:rPr>
-        <w:t xml:space="preserve"> </w:t>
-      </w:r>
-      <w:r>
-        <w:rPr>
-          <w:rFonts w:ascii="TH SarabunIT๙" w:hAnsi="TH SarabunIT๙" w:cs="TH SarabunIT๙" w:hint="cs"/>
-          <w:color w:val="auto"/>
-          <w:sz w:val="32"/>
-          <w:szCs w:val="32"/>
-          <w:cs/>
-        </w:rPr>
-        <w:t>ค่าก่อสร้างสาธารณูปการ</w:t>
-      </w:r>
-      <w:r>
-        <w:rPr>
-          <w:rFonts w:ascii="TH SarabunIT๙" w:hAnsi="TH SarabunIT๙" w:cs="TH SarabunIT๙"/>
-          <w:color w:val="auto"/>
-          <w:sz w:val="32"/>
-          <w:szCs w:val="32"/>
-          <w:cs/>
-        </w:rPr>
-        <w:t>)</w:t>
+        <w:t xml:space="preserve">     </w:t>
+        <w:tab/>
+        <w:t xml:space="preserve">- เป็นไปตามพระราชบัญญัติสภาตำบลและองค์การบริหารส่วนตำบล พ.ศ. 2537 </w:t>
+        <w:br/>
+        <w:t>และที่แก้ไขเพิ่มเติมถึง (ฉบับที่ 7) พ.ศ. 2569</w:t>
       </w:r>
     </w:p>
     <w:p>
@@ -2672,46 +1029,8 @@
           <w:cs/>
         </w:rPr>
         <w:tab/>
-      </w:r>
-      <w:r>
-        <w:rPr>
-          <w:rFonts w:ascii="TH SarabunIT๙" w:hAnsi="TH SarabunIT๙" w:cs="TH SarabunIT๙"/>
-          <w:color w:val="auto"/>
-          <w:sz w:val="32"/>
-          <w:szCs w:val="32"/>
-          <w:cs/>
-        </w:rPr>
-        <w:tab/>
-      </w:r>
-      <w:r>
-        <w:rPr>
-          <w:rFonts w:ascii="TH SarabunIT๙" w:hAnsi="TH SarabunIT๙" w:cs="TH SarabunIT๙"/>
-          <w:color w:val="auto"/>
-          <w:sz w:val="32"/>
-          <w:szCs w:val="32"/>
-          <w:cs/>
-        </w:rPr>
-        <w:t xml:space="preserve">- </w:t>
-      </w:r>
-      <w:r>
-        <w:rPr>
-          <w:rFonts w:ascii="TH SarabunIT๙" w:hAnsi="TH SarabunIT๙" w:cs="TH SarabunIT๙" w:hint="cs"/>
-          <w:color w:val="auto"/>
-          <w:sz w:val="32"/>
-          <w:szCs w:val="32"/>
-          <w:cs/>
-        </w:rPr>
-        <w:t>เป็นไปตาม</w:t>
-      </w:r>
-      <w:r>
-        <w:rPr>
-          <w:rFonts w:ascii="TH SarabunIT๙" w:hAnsi="TH SarabunIT๙" w:cs="TH SarabunIT๙" w:hint="cs"/>
-          <w:color w:val="000000"/>
-          <w:sz w:val="32"/>
-          <w:szCs w:val="32"/>
-          <w:cs/>
-        </w:rPr>
-        <w:t>[อ้างอิงแผนพัฒนาท้องถิ่น]</w:t>
+        <w:tab/>
+        <w:t>- เป็นไปตาม[อ้างอิงแผนพัฒนาท้องถิ่น]</w:t>
       </w:r>
     </w:p>
     <w:p>
@@ -2781,26 +1100,8 @@
           <w:cs/>
         </w:rPr>
         <w:tab/>
-      </w:r>
-      <w:r>
-        <w:rPr>
-          <w:rFonts w:ascii="TH SarabunIT๙" w:hAnsi="TH SarabunIT๙" w:cs="TH SarabunIT๙"/>
-          <w:color w:val="auto"/>
-          <w:sz w:val="32"/>
-          <w:szCs w:val="32"/>
-          <w:cs/>
-        </w:rPr>
-        <w:tab/>
-      </w:r>
-      <w:r>
-        <w:rPr>
-          <w:rFonts w:ascii="TH SarabunIT๙" w:hAnsi="TH SarabunIT๙" w:cs="TH SarabunIT๙"/>
-          <w:color w:val="auto"/>
-          <w:sz w:val="32"/>
-          <w:szCs w:val="32"/>
-          <w:cs/>
-        </w:rPr>
-        <w:t>นายกองค์การบริหารส่วนตำบลคลองด่านได้สั่งการให้กองช่างดำเนินการจัดทำโครงการดังกล่าวเพื่อแก้ไขปัญหาความเดือดร้อนของประชาชน เนื่องจากถนนเดิมอยู่ในระดับต่ำ เป็นเหตุให้น้ำทะเลท่วมถนนอยู่เป็นประจำ ทำให้ประชาชนใช้เส้นทางสัญจรด้วยความลำบากและอาจก่อให้เกิดอันตรายแก่ประชาชนในการใช้สัญจร ไป – มา ได้ ซึ่งเมื่อจัดทำโครงการดังกล่าวเสร็จสิ้นจะก่อให้เกิดประโยชน์แก่ประชาชนเป็นอย่างมาก</w:t>
+        <w:tab/>
+        <w:t>นายกองค์การบริหารส่วนตำบลคลองด่านได้สั่งการให้กองช่างดำเนินการจัดทำโครงการดังกล่าวเพื่อแก้ไขปัญหาความเดือดร้อนของประชาชน เนื่องจากทางเท้าชมนกเดิมซึ่งพื้นทางเดินเป็นไม้มีสภาพชำรุด ไม้ผุพังเป็นอย่างมาก ทำให้ประชาชนใช้เส้นทางเดินเท้าด้วยความลำบากและอาจก่อให้เกิดอันตรายแก่ประชาชนในการใช้ทางเดินเท้าได้ ซึ่งเมื่อจัดทำโครงการดังกล่าวเสร็จสิ้นจะก่อให้เกิดประโยชน์แก่ประชาชนเป็นอย่างมากและยังเป็นการส่งเสริมแหล่งท่องเที่ยวเชิงนิเวศในพื้นที่เพิ่มขึ้นด้วย</w:t>
       </w:r>
     </w:p>
     <w:p>
@@ -2809,7 +1110,7 @@
         <w:ind w:right="0"/>
         <w:jc w:val="thaiDistribute"/>
         <w:rPr>
-          <w:rFonts w:ascii="TH SarabunIT๙" w:hAnsi="TH SarabunIT๙" w:cs="TH SarabunIT๙" w:hint="cs"/>
+          <w:rFonts w:ascii="TH SarabunIT๙" w:hAnsi="TH SarabunIT๙" w:cs="TH SarabunIT๙"/>
           <w:b/>
           <w:bCs/>
           <w:color w:val="auto"/>
@@ -4441,7 +2742,7 @@
         <w:ind w:right="-1"/>
         <w:jc w:val="thaiDistribute"/>
         <w:rPr>
-          <w:rFonts w:ascii="TH SarabunIT๙" w:hAnsi="TH SarabunIT๙" w:cs="TH SarabunIT๙" w:hint="cs"/>
+          <w:rFonts w:ascii="TH SarabunIT๙" w:hAnsi="TH SarabunIT๙" w:cs="TH SarabunIT๙"/>
           <w:color w:val="auto"/>
           <w:sz w:val="32"/>
           <w:szCs w:val="32"/>
@@ -4494,7 +2795,7 @@
         <w:ind w:right="-1"/>
         <w:jc w:val="center"/>
         <w:rPr>
-          <w:rFonts w:ascii="TH SarabunIT๙" w:hAnsi="TH SarabunIT๙" w:cs="TH SarabunIT๙" w:hint="cs"/>
+          <w:rFonts w:ascii="TH SarabunIT๙" w:hAnsi="TH SarabunIT๙" w:cs="TH SarabunIT๙"/>
           <w:sz w:val="32"/>
           <w:szCs w:val="32"/>
         </w:rPr>
@@ -4756,7 +3057,7 @@
       <w:pPr>
         <w:ind w:right="-1"/>
         <w:rPr>
-          <w:rFonts w:ascii="TH SarabunIT๙" w:hAnsi="TH SarabunIT๙" w:cs="TH SarabunIT๙" w:hint="cs"/>
+          <w:rFonts w:ascii="TH SarabunIT๙" w:hAnsi="TH SarabunIT๙" w:cs="TH SarabunIT๙"/>
           <w:sz w:val="32"/>
           <w:szCs w:val="32"/>
         </w:rPr>
@@ -5224,7 +3525,7 @@
       <w:pStyle w:val="Footer"/>
       <w:jc w:val="right"/>
       <w:rPr>
-        <w:rFonts w:ascii="TH SarabunIT๙" w:hAnsi="TH SarabunIT๙" w:cs="TH SarabunIT๙" w:hint="cs"/>
+        <w:rFonts w:ascii="TH SarabunIT๙" w:hAnsi="TH SarabunIT๙" w:cs="TH SarabunIT๙"/>
         <w:sz w:val="28"/>
         <w:szCs w:val="32"/>
       </w:rPr>
@@ -5236,7 +3537,16 @@
         <w:szCs w:val="32"/>
         <w:cs/>
       </w:rPr>
-      <w:t>/จัดทำแบบ...</w:t>
+      <w:t>/</w:t>
+    </w:r>
+    <w:r>
+      <w:rPr>
+        <w:rFonts w:ascii="TH SarabunIT๙" w:hAnsi="TH SarabunIT๙" w:cs="TH SarabunIT๙" w:hint="cs"/>
+        <w:sz w:val="28"/>
+        <w:szCs w:val="32"/>
+        <w:cs/>
+      </w:rPr>
+      <w:t>จัดทำแบบ...</w:t>
     </w:r>
   </w:p>
 </w:ftr>
@@ -5249,7 +3559,7 @@
       <w:pStyle w:val="Footer"/>
       <w:jc w:val="right"/>
       <w:rPr>
-        <w:rFonts w:ascii="TH SarabunIT๙" w:hAnsi="TH SarabunIT๙" w:cs="TH SarabunIT๙" w:hint="cs"/>
+        <w:rFonts w:ascii="TH SarabunIT๙" w:hAnsi="TH SarabunIT๙" w:cs="TH SarabunIT๙"/>
         <w:sz w:val="28"/>
         <w:szCs w:val="32"/>
       </w:rPr>
@@ -5261,7 +3571,16 @@
         <w:szCs w:val="32"/>
         <w:cs/>
       </w:rPr>
-      <w:t>/จัดทำแบบ...</w:t>
+      <w:t>/</w:t>
+    </w:r>
+    <w:r>
+      <w:rPr>
+        <w:rFonts w:ascii="TH SarabunIT๙" w:hAnsi="TH SarabunIT๙" w:cs="TH SarabunIT๙" w:hint="cs"/>
+        <w:sz w:val="28"/>
+        <w:szCs w:val="32"/>
+        <w:cs/>
+      </w:rPr>
+      <w:t>จัดทำแบบ...</w:t>
     </w:r>
   </w:p>
 </w:ftr>
@@ -5274,7 +3593,7 @@
       <w:pStyle w:val="Footer"/>
       <w:jc w:val="right"/>
       <w:rPr>
-        <w:rFonts w:ascii="TH SarabunIT๙" w:hAnsi="TH SarabunIT๙" w:cs="TH SarabunIT๙" w:hint="cs"/>
+        <w:rFonts w:ascii="TH SarabunIT๙" w:hAnsi="TH SarabunIT๙" w:cs="TH SarabunIT๙"/>
         <w:sz w:val="28"/>
         <w:szCs w:val="32"/>
       </w:rPr>
@@ -5309,7 +3628,7 @@
       <w:pStyle w:val="Header"/>
       <w:jc w:val="center"/>
       <w:rPr>
-        <w:rFonts w:ascii="TH SarabunIT๙" w:hAnsi="TH SarabunIT๙" w:cs="TH SarabunIT๙" w:hint="cs"/>
+        <w:rFonts w:ascii="TH SarabunIT๙" w:hAnsi="TH SarabunIT๙" w:cs="TH SarabunIT๙"/>
         <w:sz w:val="32"/>
         <w:szCs w:val="36"/>
       </w:rPr>
@@ -5597,6 +3916,50 @@
     <w:lsdException w:name="Subtitle" w:qFormat="1"/>
     <w:lsdException w:name="Strong" w:qFormat="1"/>
     <w:lsdException w:name="Emphasis" w:qFormat="1"/>
+    <w:lsdException w:name="Normal Table" w:semiHidden="1" w:unhideWhenUsed="1"/>
+    <w:lsdException w:name="Table Simple 1" w:semiHidden="1" w:unhideWhenUsed="1"/>
+    <w:lsdException w:name="Table Simple 2" w:semiHidden="1" w:unhideWhenUsed="1"/>
+    <w:lsdException w:name="Table Simple 3" w:semiHidden="1" w:unhideWhenUsed="1"/>
+    <w:lsdException w:name="Table Classic 1" w:semiHidden="1" w:unhideWhenUsed="1"/>
+    <w:lsdException w:name="Table Classic 2" w:semiHidden="1" w:unhideWhenUsed="1"/>
+    <w:lsdException w:name="Table Classic 3" w:semiHidden="1" w:unhideWhenUsed="1"/>
+    <w:lsdException w:name="Table Classic 4" w:semiHidden="1" w:unhideWhenUsed="1"/>
+    <w:lsdException w:name="Table Colorful 1" w:semiHidden="1" w:unhideWhenUsed="1"/>
+    <w:lsdException w:name="Table Colorful 2" w:semiHidden="1" w:unhideWhenUsed="1"/>
+    <w:lsdException w:name="Table Colorful 3" w:semiHidden="1" w:unhideWhenUsed="1"/>
+    <w:lsdException w:name="Table Columns 1" w:semiHidden="1" w:unhideWhenUsed="1"/>
+    <w:lsdException w:name="Table Columns 2" w:semiHidden="1" w:unhideWhenUsed="1"/>
+    <w:lsdException w:name="Table Columns 3" w:semiHidden="1" w:unhideWhenUsed="1"/>
+    <w:lsdException w:name="Table Columns 4" w:semiHidden="1" w:unhideWhenUsed="1"/>
+    <w:lsdException w:name="Table Columns 5" w:semiHidden="1" w:unhideWhenUsed="1"/>
+    <w:lsdException w:name="Table Grid 1" w:semiHidden="1" w:unhideWhenUsed="1"/>
+    <w:lsdException w:name="Table Grid 2" w:semiHidden="1" w:unhideWhenUsed="1"/>
+    <w:lsdException w:name="Table Grid 3" w:semiHidden="1" w:unhideWhenUsed="1"/>
+    <w:lsdException w:name="Table Grid 4" w:semiHidden="1" w:unhideWhenUsed="1"/>
+    <w:lsdException w:name="Table Grid 5" w:semiHidden="1" w:unhideWhenUsed="1"/>
+    <w:lsdException w:name="Table Grid 6" w:semiHidden="1" w:unhideWhenUsed="1"/>
+    <w:lsdException w:name="Table Grid 7" w:semiHidden="1" w:unhideWhenUsed="1"/>
+    <w:lsdException w:name="Table Grid 8" w:semiHidden="1" w:unhideWhenUsed="1"/>
+    <w:lsdException w:name="Table List 1" w:semiHidden="1" w:unhideWhenUsed="1"/>
+    <w:lsdException w:name="Table List 2" w:semiHidden="1" w:unhideWhenUsed="1"/>
+    <w:lsdException w:name="Table List 3" w:semiHidden="1" w:unhideWhenUsed="1"/>
+    <w:lsdException w:name="Table List 4" w:semiHidden="1" w:unhideWhenUsed="1"/>
+    <w:lsdException w:name="Table List 5" w:semiHidden="1" w:unhideWhenUsed="1"/>
+    <w:lsdException w:name="Table List 6" w:semiHidden="1" w:unhideWhenUsed="1"/>
+    <w:lsdException w:name="Table List 7" w:semiHidden="1" w:unhideWhenUsed="1"/>
+    <w:lsdException w:name="Table List 8" w:semiHidden="1" w:unhideWhenUsed="1"/>
+    <w:lsdException w:name="Table 3D effects 1" w:semiHidden="1" w:unhideWhenUsed="1"/>
+    <w:lsdException w:name="Table 3D effects 2" w:semiHidden="1" w:unhideWhenUsed="1"/>
+    <w:lsdException w:name="Table 3D effects 3" w:semiHidden="1" w:unhideWhenUsed="1"/>
+    <w:lsdException w:name="Table Contemporary" w:semiHidden="1" w:unhideWhenUsed="1"/>
+    <w:lsdException w:name="Table Elegant" w:semiHidden="1" w:unhideWhenUsed="1"/>
+    <w:lsdException w:name="Table Professional" w:semiHidden="1" w:unhideWhenUsed="1"/>
+    <w:lsdException w:name="Table Subtle 1" w:semiHidden="1" w:unhideWhenUsed="1"/>
+    <w:lsdException w:name="Table Subtle 2" w:semiHidden="1" w:unhideWhenUsed="1"/>
+    <w:lsdException w:name="Table Web 1" w:semiHidden="1" w:unhideWhenUsed="1"/>
+    <w:lsdException w:name="Table Web 2" w:semiHidden="1" w:unhideWhenUsed="1"/>
+    <w:lsdException w:name="Table Web 3" w:semiHidden="1" w:unhideWhenUsed="1"/>
+    <w:lsdException w:name="Table Theme" w:semiHidden="1" w:unhideWhenUsed="1"/>
     <w:lsdException w:name="Placeholder Text" w:semiHidden="1" w:uiPriority="99"/>
     <w:lsdException w:name="No Spacing" w:uiPriority="1" w:qFormat="1"/>
     <w:lsdException w:name="Light Shading" w:uiPriority="60"/>
@@ -5871,11 +4234,15 @@
   </w:style>
   <w:style w:type="character" w:default="1" w:styleId="DefaultParagraphFont">
     <w:name w:val="Default Paragraph Font"/>
+    <w:uiPriority w:val="1"/>
     <w:semiHidden/>
+    <w:unhideWhenUsed/>
   </w:style>
   <w:style w:type="table" w:default="1" w:styleId="TableNormal">
     <w:name w:val="Normal Table"/>
+    <w:uiPriority w:val="99"/>
     <w:semiHidden/>
+    <w:unhideWhenUsed/>
     <w:tblPr>
       <w:tblInd w:w="0" w:type="dxa"/>
       <w:tblCellMar>
@@ -5888,7 +4255,9 @@
   </w:style>
   <w:style w:type="numbering" w:default="1" w:styleId="NoList">
     <w:name w:val="No List"/>
+    <w:uiPriority w:val="99"/>
     <w:semiHidden/>
+    <w:unhideWhenUsed/>
   </w:style>
   <w:style w:type="paragraph" w:customStyle="1" w:styleId="a">
     <w:name w:val="à¹×éÍàÃ×èÍ§"/>

--- a/templates/1. ขออนุมัติโครงการก่อสร้าง_template.docx
+++ b/templates/1. ขออนุมัติโครงการก่อสร้าง_template.docx
@@ -25,7 +25,80 @@
         <w:rPr>
           <w:noProof/>
         </w:rPr>
-        <w:t>บันทึกข้อความ</w:t>
+        <w:drawing>
+          <wp:anchor distT="0" distB="0" distL="114300" distR="114300" simplePos="0" relativeHeight="251660800" behindDoc="0" locked="0" layoutInCell="1" allowOverlap="1" wp14:anchorId="75A336ED" wp14:editId="117F11F8">
+            <wp:simplePos x="0" y="0"/>
+            <wp:positionH relativeFrom="column">
+              <wp:posOffset>-3810</wp:posOffset>
+            </wp:positionH>
+            <wp:positionV relativeFrom="paragraph">
+              <wp:posOffset>-635</wp:posOffset>
+            </wp:positionV>
+            <wp:extent cx="589280" cy="575945"/>
+            <wp:effectExtent l="0" t="0" r="0" b="0"/>
+            <wp:wrapNone/>
+            <wp:docPr id="13" name="Picture 1"/>
+            <wp:cNvGraphicFramePr>
+              <a:graphicFrameLocks xmlns:a="http://schemas.openxmlformats.org/drawingml/2006/main" noChangeAspect="1"/>
+            </wp:cNvGraphicFramePr>
+            <a:graphic xmlns:a="http://schemas.openxmlformats.org/drawingml/2006/main">
+              <a:graphicData uri="http://schemas.openxmlformats.org/drawingml/2006/picture">
+                <pic:pic xmlns:pic="http://schemas.openxmlformats.org/drawingml/2006/picture">
+                  <pic:nvPicPr>
+                    <pic:cNvPr id="0" name="Picture 13"/>
+                    <pic:cNvPicPr>
+                      <a:picLocks noChangeAspect="1" noChangeArrowheads="1"/>
+                    </pic:cNvPicPr>
+                  </pic:nvPicPr>
+                  <pic:blipFill>
+                    <a:blip r:embed="rId8" cstate="print">
+                      <a:extLst>
+                        <a:ext uri="{28A0092B-C50C-407E-A947-70E740481C1C}">
+                          <a14:useLocalDpi xmlns:a14="http://schemas.microsoft.com/office/drawing/2010/main" val="0"/>
+                        </a:ext>
+                      </a:extLst>
+                    </a:blip>
+                    <a:srcRect/>
+                    <a:stretch>
+                      <a:fillRect/>
+                    </a:stretch>
+                  </pic:blipFill>
+                  <pic:spPr bwMode="auto">
+                    <a:xfrm>
+                      <a:off x="0" y="0"/>
+                      <a:ext cx="589280" cy="575945"/>
+                    </a:xfrm>
+                    <a:prstGeom prst="rect">
+                      <a:avLst/>
+                    </a:prstGeom>
+                    <a:noFill/>
+                    <a:ln>
+                      <a:noFill/>
+                    </a:ln>
+                  </pic:spPr>
+                </pic:pic>
+              </a:graphicData>
+            </a:graphic>
+            <wp14:sizeRelH relativeFrom="page">
+              <wp14:pctWidth>0</wp14:pctWidth>
+            </wp14:sizeRelH>
+            <wp14:sizeRelV relativeFrom="page">
+              <wp14:pctHeight>0</wp14:pctHeight>
+            </wp14:sizeRelV>
+          </wp:anchor>
+        </w:drawing>
+      </w:r>
+      <w:r>
+        <w:rPr>
+          <w:rFonts w:ascii="TH SarabunPSK" w:hAnsi="TH SarabunPSK" w:cs="TH SarabunPSK" w:hint="cs"/>
+          <w:b/>
+          <w:bCs/>
+          <w:color w:val="auto"/>
+          <w:sz w:val="58"/>
+          <w:szCs w:val="58"/>
+          <w:cs/>
+        </w:rPr>
+        <w:t>บักทึกข้อความ</w:t>
       </w:r>
     </w:p>
     <w:p>
@@ -950,6 +1023,15 @@
           <w:cs/>
         </w:rPr>
         <w:tab/>
+      </w:r>
+      <w:r>
+        <w:rPr>
+          <w:rFonts w:ascii="TH SarabunIT๙" w:hAnsi="TH SarabunIT๙" w:cs="TH SarabunIT๙"/>
+          <w:color w:val="auto"/>
+          <w:sz w:val="32"/>
+          <w:szCs w:val="32"/>
+          <w:cs/>
+        </w:rPr>
         <w:tab/>
         <w:t>ตามข้อบัญญัติองค์การบริหารส่วนตำบลคลองด่าน งบประมาณรายจ่ายประจำปี พ.ศ.2569 งานก่อสร้าง งบลงทุน ค่าที่ดินและสิ่งก่อสร้าง ค่าที่ปรับปรุงที่ดินและสิ่งก่อสร้าง หน้า 243 (แผนงานอุตสาหกรรมและการโยธา)</w:t>
       </w:r>
@@ -975,9 +1057,7 @@
           <w:cs/>
         </w:rPr>
         <w:tab/>
-        <w:t xml:space="preserve">โครงการ[ชื่อโครงการ] (กองช่าง) </w:t>
-        <w:br/>
-        <w:t xml:space="preserve">ตำบลคลองด่าน เพื่อจ่ายเป็นค่าปรับปรุงทางเท้าคอนกรีตเสริมเหล็ก กว้าง 1.40 เมตร ยาว 230 เมตรรายละเอียดตามประมาณการงานก่อสร้าง และตามแบบแปลนที่องค์การบริหารส่วนตำบลคองด่านกำหนด จำนวนเงินงบประมาณ [จำนวนเงินตัวเลข].-บาท ([จำนวนเงินตัวอักษร]) </w:t>
+        <w:t xml:space="preserve">โครงการ[ชื่อโครงการ] (กองช่าง) ตำบลคลองด่าน เพื่อจ่ายเป็นค่าปรับปรุงทางเท้าคอนกรีตเสริมเหล็ก กว้าง 1.40 เมตร ยาว 230 เมตรรายละเอียดตามประมาณการงานก่อสร้าง และตามแบบแปลนที่องค์การบริหารส่วนตำบลคองด่านกำหนด จำนวนเงินงบประมาณ [จำนวนเงินตัวเลข].-บาท ([จำนวนเงินตัวอักษร]) </w:t>
       </w:r>
     </w:p>
     <w:p>
@@ -1002,8 +1082,26 @@
         </w:rPr>
         <w:tab/>
         <w:t xml:space="preserve">     </w:t>
+      </w:r>
+      <w:r>
+        <w:rPr>
+          <w:rFonts w:ascii="TH SarabunIT๙" w:hAnsi="TH SarabunIT๙" w:cs="TH SarabunIT๙"/>
+          <w:color w:val="auto"/>
+          <w:sz w:val="32"/>
+          <w:szCs w:val="32"/>
+          <w:cs/>
+        </w:rPr>
         <w:tab/>
         <w:t xml:space="preserve">- เป็นไปตามพระราชบัญญัติสภาตำบลและองค์การบริหารส่วนตำบล พ.ศ. 2537 </w:t>
+      </w:r>
+      <w:r>
+        <w:rPr>
+          <w:rFonts w:ascii="TH SarabunIT๙" w:hAnsi="TH SarabunIT๙" w:cs="TH SarabunIT๙"/>
+          <w:color w:val="auto"/>
+          <w:sz w:val="32"/>
+          <w:szCs w:val="32"/>
+          <w:cs/>
+        </w:rPr>
         <w:br/>
         <w:t>และที่แก้ไขเพิ่มเติมถึง (ฉบับที่ 7) พ.ศ. 2569</w:t>
       </w:r>
@@ -1029,6 +1127,15 @@
           <w:cs/>
         </w:rPr>
         <w:tab/>
+      </w:r>
+      <w:r>
+        <w:rPr>
+          <w:rFonts w:ascii="TH SarabunIT๙" w:hAnsi="TH SarabunIT๙" w:cs="TH SarabunIT๙"/>
+          <w:color w:val="auto"/>
+          <w:sz w:val="32"/>
+          <w:szCs w:val="32"/>
+          <w:cs/>
+        </w:rPr>
         <w:tab/>
         <w:t>- เป็นไปตาม[อ้างอิงแผนพัฒนาท้องถิ่น]</w:t>
       </w:r>
@@ -1100,6 +1207,15 @@
           <w:cs/>
         </w:rPr>
         <w:tab/>
+      </w:r>
+      <w:r>
+        <w:rPr>
+          <w:rFonts w:ascii="TH SarabunIT๙" w:hAnsi="TH SarabunIT๙" w:cs="TH SarabunIT๙"/>
+          <w:color w:val="auto"/>
+          <w:sz w:val="32"/>
+          <w:szCs w:val="32"/>
+          <w:cs/>
+        </w:rPr>
         <w:tab/>
         <w:t>นายกองค์การบริหารส่วนตำบลคลองด่านได้สั่งการให้กองช่างดำเนินการจัดทำโครงการดังกล่าวเพื่อแก้ไขปัญหาความเดือดร้อนของประชาชน เนื่องจากทางเท้าชมนกเดิมซึ่งพื้นทางเดินเป็นไม้มีสภาพชำรุด ไม้ผุพังเป็นอย่างมาก ทำให้ประชาชนใช้เส้นทางเดินเท้าด้วยความลำบากและอาจก่อให้เกิดอันตรายแก่ประชาชนในการใช้ทางเดินเท้าได้ ซึ่งเมื่อจัดทำโครงการดังกล่าวเสร็จสิ้นจะก่อให้เกิดประโยชน์แก่ประชาชนเป็นอย่างมากและยังเป็นการส่งเสริมแหล่งท่องเที่ยวเชิงนิเวศในพื้นที่เพิ่มขึ้นด้วย</w:t>
       </w:r>

--- a/templates/1. ขออนุมัติโครงการก่อสร้าง_template.docx
+++ b/templates/1. ขออนุมัติโครงการก่อสร้าง_template.docx
@@ -670,56 +670,56 @@
           <w:szCs w:val="32"/>
           <w:cs/>
         </w:rPr>
-        <w:t>กรกฏาคม</w:t>
-      </w:r>
-      <w:r>
-        <w:rPr>
-          <w:rFonts w:ascii="TH SarabunIT๙" w:hAnsi="TH SarabunIT๙" w:cs="TH SarabunIT๙"/>
-          <w:color w:val="auto"/>
-          <w:sz w:val="32"/>
-          <w:szCs w:val="32"/>
-          <w:cs/>
-        </w:rPr>
-        <w:t xml:space="preserve"> </w:t>
-      </w:r>
-      <w:r>
-        <w:rPr>
-          <w:rFonts w:ascii="TH SarabunIT๙" w:hAnsi="TH SarabunIT๙" w:cs="TH SarabunIT๙"/>
-          <w:color w:val="auto"/>
-          <w:sz w:val="32"/>
-          <w:szCs w:val="32"/>
-        </w:rPr>
-        <w:t xml:space="preserve"> </w:t>
-      </w:r>
-      <w:r>
-        <w:rPr>
-          <w:rFonts w:ascii="TH SarabunIT๙" w:hAnsi="TH SarabunIT๙" w:cs="TH SarabunIT๙"/>
-          <w:color w:val="auto"/>
-          <w:sz w:val="32"/>
-          <w:szCs w:val="32"/>
-          <w:cs/>
-        </w:rPr>
-        <w:t>๒๕</w:t>
-      </w:r>
-      <w:r>
-        <w:rPr>
-          <w:rFonts w:ascii="TH SarabunIT๙" w:hAnsi="TH SarabunIT๙" w:cs="TH SarabunIT๙" w:hint="cs"/>
-          <w:color w:val="auto"/>
-          <w:sz w:val="32"/>
-          <w:szCs w:val="32"/>
-          <w:cs/>
-        </w:rPr>
-        <w:t>6</w:t>
-      </w:r>
-      <w:r>
-        <w:rPr>
-          <w:rFonts w:ascii="TH SarabunIT๙" w:hAnsi="TH SarabunIT๙" w:cs="TH SarabunIT๙" w:hint="cs"/>
-          <w:color w:val="auto"/>
-          <w:sz w:val="32"/>
-          <w:szCs w:val="32"/>
-          <w:cs/>
-        </w:rPr>
-        <w:t>9</w:t>
+        <w:t>[เดือน]</w:t>
+      </w:r>
+      <w:r>
+        <w:rPr>
+          <w:rFonts w:ascii="TH SarabunIT๙" w:hAnsi="TH SarabunIT๙" w:cs="TH SarabunIT๙"/>
+          <w:color w:val="auto"/>
+          <w:sz w:val="32"/>
+          <w:szCs w:val="32"/>
+          <w:cs/>
+        </w:rPr>
+        <w:t xml:space="preserve"> </w:t>
+      </w:r>
+      <w:r>
+        <w:rPr>
+          <w:rFonts w:ascii="TH SarabunIT๙" w:hAnsi="TH SarabunIT๙" w:cs="TH SarabunIT๙"/>
+          <w:color w:val="auto"/>
+          <w:sz w:val="32"/>
+          <w:szCs w:val="32"/>
+        </w:rPr>
+        <w:t xml:space="preserve"> </w:t>
+      </w:r>
+      <w:r>
+        <w:rPr>
+          <w:rFonts w:ascii="TH SarabunIT๙" w:hAnsi="TH SarabunIT๙" w:cs="TH SarabunIT๙"/>
+          <w:color w:val="auto"/>
+          <w:sz w:val="32"/>
+          <w:szCs w:val="32"/>
+          <w:cs/>
+        </w:rPr>
+        <w:t>[ปี]</w:t>
+      </w:r>
+      <w:r>
+        <w:rPr>
+          <w:rFonts w:ascii="TH SarabunIT๙" w:hAnsi="TH SarabunIT๙" w:cs="TH SarabunIT๙" w:hint="cs"/>
+          <w:color w:val="auto"/>
+          <w:sz w:val="32"/>
+          <w:szCs w:val="32"/>
+          <w:cs/>
+        </w:rPr>
+        <w:t/>
+      </w:r>
+      <w:r>
+        <w:rPr>
+          <w:rFonts w:ascii="TH SarabunIT๙" w:hAnsi="TH SarabunIT๙" w:cs="TH SarabunIT๙" w:hint="cs"/>
+          <w:color w:val="auto"/>
+          <w:sz w:val="32"/>
+          <w:szCs w:val="32"/>
+          <w:cs/>
+        </w:rPr>
+        <w:t/>
       </w:r>
       <w:r>
         <w:rPr>

--- a/templates/1. ขออนุมัติโครงการก่อสร้าง_template.docx
+++ b/templates/1. ขออนุมัติโครงการก่อสร้าง_template.docx
@@ -709,26 +709,6 @@
           <w:szCs w:val="32"/>
           <w:cs/>
         </w:rPr>
-        <w:t/>
-      </w:r>
-      <w:r>
-        <w:rPr>
-          <w:rFonts w:ascii="TH SarabunIT๙" w:hAnsi="TH SarabunIT๙" w:cs="TH SarabunIT๙" w:hint="cs"/>
-          <w:color w:val="auto"/>
-          <w:sz w:val="32"/>
-          <w:szCs w:val="32"/>
-          <w:cs/>
-        </w:rPr>
-        <w:t/>
-      </w:r>
-      <w:r>
-        <w:rPr>
-          <w:rFonts w:ascii="TH SarabunIT๙" w:hAnsi="TH SarabunIT๙" w:cs="TH SarabunIT๙" w:hint="cs"/>
-          <w:color w:val="auto"/>
-          <w:sz w:val="32"/>
-          <w:szCs w:val="32"/>
-          <w:cs/>
-        </w:rPr>
         <w:t xml:space="preserve"> </w:t>
       </w:r>
       <w:r>
@@ -1033,7 +1013,35 @@
           <w:cs/>
         </w:rPr>
         <w:tab/>
-        <w:t>ตามข้อบัญญัติองค์การบริหารส่วนตำบลคลองด่าน งบประมาณรายจ่ายประจำปี พ.ศ.2569 งานก่อสร้าง งบลงทุน ค่าที่ดินและสิ่งก่อสร้าง ค่าที่ปรับปรุงที่ดินและสิ่งก่อสร้าง หน้า 243 (แผนงานอุตสาหกรรมและการโยธา)</w:t>
+      </w:r>
+      <w:r>
+        <w:rPr>
+          <w:rFonts w:ascii="TH SarabunIT๙" w:hAnsi="TH SarabunIT๙" w:cs="TH SarabunIT๙"/>
+          <w:color w:val="auto"/>
+          <w:sz w:val="32"/>
+          <w:szCs w:val="32"/>
+          <w:cs/>
+        </w:rPr>
+        <w:t>[</w:t>
+      </w:r>
+      <w:r>
+        <w:rPr>
+          <w:rFonts w:ascii="TH SarabunIT๙" w:hAnsi="TH SarabunIT๙" w:cs="TH SarabunIT๙"/>
+          <w:color w:val="auto"/>
+          <w:sz w:val="32"/>
+          <w:szCs w:val="32"/>
+        </w:rPr>
+        <w:t>PM1</w:t>
+      </w:r>
+      <w:r>
+        <w:rPr>
+          <w:rFonts w:ascii="TH SarabunIT๙" w:hAnsi="TH SarabunIT๙" w:cs="TH SarabunIT๙"/>
+          <w:color w:val="auto"/>
+          <w:sz w:val="32"/>
+          <w:szCs w:val="32"/>
+          <w:cs/>
+        </w:rPr>
+        <w:t>]</w:t>
       </w:r>
     </w:p>
     <w:p>
@@ -1057,7 +1065,54 @@
           <w:cs/>
         </w:rPr>
         <w:tab/>
-        <w:t xml:space="preserve">โครงการ[ชื่อโครงการ] (กองช่าง) ตำบลคลองด่าน เพื่อจ่ายเป็นค่าปรับปรุงทางเท้าคอนกรีตเสริมเหล็ก กว้าง 1.40 เมตร ยาว 230 เมตรรายละเอียดตามประมาณการงานก่อสร้าง และตามแบบแปลนที่องค์การบริหารส่วนตำบลคองด่านกำหนด จำนวนเงินงบประมาณ [จำนวนเงินตัวเลข].-บาท ([จำนวนเงินตัวอักษร]) </w:t>
+      </w:r>
+      <w:r>
+        <w:rPr>
+          <w:rFonts w:ascii="TH SarabunIT๙" w:hAnsi="TH SarabunIT๙" w:cs="TH SarabunIT๙"/>
+          <w:color w:val="auto"/>
+          <w:sz w:val="32"/>
+          <w:szCs w:val="32"/>
+          <w:cs/>
+        </w:rPr>
+        <w:tab/>
+      </w:r>
+      <w:r>
+        <w:rPr>
+          <w:rFonts w:ascii="TH SarabunIT๙" w:hAnsi="TH SarabunIT๙" w:cs="TH SarabunIT๙"/>
+          <w:color w:val="auto"/>
+          <w:sz w:val="32"/>
+          <w:szCs w:val="32"/>
+          <w:cs/>
+        </w:rPr>
+        <w:t>[</w:t>
+      </w:r>
+      <w:r>
+        <w:rPr>
+          <w:rFonts w:ascii="TH SarabunIT๙" w:hAnsi="TH SarabunIT๙" w:cs="TH SarabunIT๙"/>
+          <w:color w:val="auto"/>
+          <w:sz w:val="32"/>
+          <w:szCs w:val="32"/>
+        </w:rPr>
+        <w:t>PM</w:t>
+      </w:r>
+      <w:r>
+        <w:rPr>
+          <w:rFonts w:ascii="TH SarabunIT๙" w:hAnsi="TH SarabunIT๙" w:cs="TH SarabunIT๙"/>
+          <w:color w:val="auto"/>
+          <w:sz w:val="32"/>
+          <w:szCs w:val="32"/>
+        </w:rPr>
+        <w:t>2</w:t>
+      </w:r>
+      <w:r>
+        <w:rPr>
+          <w:rFonts w:ascii="TH SarabunIT๙" w:hAnsi="TH SarabunIT๙" w:cs="TH SarabunIT๙"/>
+          <w:color w:val="auto"/>
+          <w:sz w:val="32"/>
+          <w:szCs w:val="32"/>
+          <w:cs/>
+        </w:rPr>
+        <w:t>]</w:t>
       </w:r>
     </w:p>
     <w:p>
@@ -1081,29 +1136,170 @@
           <w:cs/>
         </w:rPr>
         <w:tab/>
-        <w:t xml:space="preserve">     </w:t>
-      </w:r>
-      <w:r>
-        <w:rPr>
-          <w:rFonts w:ascii="TH SarabunIT๙" w:hAnsi="TH SarabunIT๙" w:cs="TH SarabunIT๙"/>
-          <w:color w:val="auto"/>
-          <w:sz w:val="32"/>
-          <w:szCs w:val="32"/>
-          <w:cs/>
-        </w:rPr>
-        <w:tab/>
-        <w:t xml:space="preserve">- เป็นไปตามพระราชบัญญัติสภาตำบลและองค์การบริหารส่วนตำบล พ.ศ. 2537 </w:t>
-      </w:r>
-      <w:r>
-        <w:rPr>
-          <w:rFonts w:ascii="TH SarabunIT๙" w:hAnsi="TH SarabunIT๙" w:cs="TH SarabunIT๙"/>
-          <w:color w:val="auto"/>
-          <w:sz w:val="32"/>
-          <w:szCs w:val="32"/>
-          <w:cs/>
-        </w:rPr>
-        <w:br/>
-        <w:t>และที่แก้ไขเพิ่มเติมถึง (ฉบับที่ 7) พ.ศ. 2569</w:t>
+      </w:r>
+      <w:r>
+        <w:rPr>
+          <w:rFonts w:ascii="TH SarabunIT๙" w:hAnsi="TH SarabunIT๙" w:cs="TH SarabunIT๙"/>
+          <w:color w:val="auto"/>
+          <w:sz w:val="32"/>
+          <w:szCs w:val="32"/>
+          <w:cs/>
+        </w:rPr>
+        <w:tab/>
+      </w:r>
+      <w:r>
+        <w:rPr>
+          <w:rFonts w:ascii="TH SarabunIT๙" w:hAnsi="TH SarabunIT๙" w:cs="TH SarabunIT๙"/>
+          <w:color w:val="auto"/>
+          <w:sz w:val="32"/>
+          <w:szCs w:val="32"/>
+          <w:cs/>
+        </w:rPr>
+        <w:t>[</w:t>
+      </w:r>
+      <w:r>
+        <w:rPr>
+          <w:rFonts w:ascii="TH SarabunIT๙" w:hAnsi="TH SarabunIT๙" w:cs="TH SarabunIT๙"/>
+          <w:color w:val="auto"/>
+          <w:sz w:val="32"/>
+          <w:szCs w:val="32"/>
+        </w:rPr>
+        <w:t>PM</w:t>
+      </w:r>
+      <w:r>
+        <w:rPr>
+          <w:rFonts w:ascii="TH SarabunIT๙" w:hAnsi="TH SarabunIT๙" w:cs="TH SarabunIT๙"/>
+          <w:color w:val="auto"/>
+          <w:sz w:val="32"/>
+          <w:szCs w:val="32"/>
+        </w:rPr>
+        <w:t>3</w:t>
+      </w:r>
+      <w:r>
+        <w:rPr>
+          <w:rFonts w:ascii="TH SarabunIT๙" w:hAnsi="TH SarabunIT๙" w:cs="TH SarabunIT๙"/>
+          <w:color w:val="auto"/>
+          <w:sz w:val="32"/>
+          <w:szCs w:val="32"/>
+          <w:cs/>
+        </w:rPr>
+        <w:t>]</w:t>
+      </w:r>
+    </w:p>
+    <w:p>
+      <w:pPr>
+        <w:pStyle w:val="a"/>
+        <w:ind w:right="-1"/>
+        <w:jc w:val="thaiDistribute"/>
+        <w:rPr>
+          <w:rFonts w:ascii="TH SarabunIT๙" w:hAnsi="TH SarabunIT๙" w:cs="TH SarabunIT๙"/>
+          <w:color w:val="auto"/>
+          <w:sz w:val="32"/>
+          <w:szCs w:val="32"/>
+        </w:rPr>
+      </w:pPr>
+      <w:r>
+        <w:rPr>
+          <w:rFonts w:ascii="TH SarabunIT๙" w:hAnsi="TH SarabunIT๙" w:cs="TH SarabunIT๙"/>
+          <w:color w:val="auto"/>
+          <w:sz w:val="32"/>
+          <w:szCs w:val="32"/>
+          <w:cs/>
+        </w:rPr>
+        <w:tab/>
+      </w:r>
+      <w:r>
+        <w:rPr>
+          <w:rFonts w:ascii="TH SarabunIT๙" w:hAnsi="TH SarabunIT๙" w:cs="TH SarabunIT๙"/>
+          <w:color w:val="auto"/>
+          <w:sz w:val="32"/>
+          <w:szCs w:val="32"/>
+        </w:rPr>
+        <w:tab/>
+      </w:r>
+      <w:r>
+        <w:rPr>
+          <w:rFonts w:ascii="TH SarabunIT๙" w:hAnsi="TH SarabunIT๙" w:cs="TH SarabunIT๙"/>
+          <w:color w:val="auto"/>
+          <w:sz w:val="32"/>
+          <w:szCs w:val="32"/>
+          <w:cs/>
+        </w:rPr>
+        <w:t>[</w:t>
+      </w:r>
+      <w:r>
+        <w:rPr>
+          <w:rFonts w:ascii="TH SarabunIT๙" w:hAnsi="TH SarabunIT๙" w:cs="TH SarabunIT๙"/>
+          <w:color w:val="auto"/>
+          <w:sz w:val="32"/>
+          <w:szCs w:val="32"/>
+        </w:rPr>
+        <w:t>PM</w:t>
+      </w:r>
+      <w:r>
+        <w:rPr>
+          <w:rFonts w:ascii="TH SarabunIT๙" w:hAnsi="TH SarabunIT๙" w:cs="TH SarabunIT๙"/>
+          <w:color w:val="auto"/>
+          <w:sz w:val="32"/>
+          <w:szCs w:val="32"/>
+        </w:rPr>
+        <w:t>4</w:t>
+      </w:r>
+      <w:r>
+        <w:rPr>
+          <w:rFonts w:ascii="TH SarabunIT๙" w:hAnsi="TH SarabunIT๙" w:cs="TH SarabunIT๙"/>
+          <w:color w:val="auto"/>
+          <w:sz w:val="32"/>
+          <w:szCs w:val="32"/>
+          <w:cs/>
+        </w:rPr>
+        <w:t>]</w:t>
+      </w:r>
+    </w:p>
+    <w:p>
+      <w:pPr>
+        <w:pStyle w:val="a"/>
+        <w:ind w:right="-1"/>
+        <w:jc w:val="thaiDistribute"/>
+        <w:rPr>
+          <w:rFonts w:ascii="TH SarabunIT๙" w:hAnsi="TH SarabunIT๙" w:cs="TH SarabunIT๙"/>
+          <w:color w:val="auto"/>
+          <w:sz w:val="32"/>
+          <w:szCs w:val="32"/>
+        </w:rPr>
+      </w:pPr>
+      <w:r>
+        <w:rPr>
+          <w:rFonts w:ascii="TH SarabunIT๙" w:hAnsi="TH SarabunIT๙" w:cs="TH SarabunIT๙"/>
+          <w:color w:val="auto"/>
+          <w:sz w:val="32"/>
+          <w:szCs w:val="32"/>
+          <w:cs/>
+        </w:rPr>
+        <w:tab/>
+      </w:r>
+      <w:r>
+        <w:rPr>
+          <w:rFonts w:ascii="TH SarabunIT๙" w:hAnsi="TH SarabunIT๙" w:cs="TH SarabunIT๙"/>
+          <w:color w:val="auto"/>
+          <w:sz w:val="32"/>
+          <w:szCs w:val="32"/>
+          <w:cs/>
+        </w:rPr>
+        <w:tab/>
+      </w:r>
+      <w:r>
+        <w:rPr>
+          <w:rFonts w:ascii="TH SarabunIT๙" w:hAnsi="TH SarabunIT๙" w:cs="TH SarabunIT๙"/>
+          <w:b/>
+          <w:bCs/>
+          <w:color w:val="auto"/>
+          <w:sz w:val="32"/>
+          <w:szCs w:val="32"/>
+          <w:u w:val="single"/>
+          <w:cs/>
+        </w:rPr>
+        <w:t>ข้อเท็จจริง</w:t>
       </w:r>
     </w:p>
     <w:p>
@@ -1137,87 +1333,16 @@
           <w:cs/>
         </w:rPr>
         <w:tab/>
-        <w:t>- เป็นไปตาม[อ้างอิงแผนพัฒนาท้องถิ่น]</w:t>
-      </w:r>
-    </w:p>
-    <w:p>
-      <w:pPr>
-        <w:pStyle w:val="a"/>
-        <w:ind w:right="0"/>
-        <w:jc w:val="thaiDistribute"/>
-        <w:rPr>
-          <w:rFonts w:ascii="TH SarabunIT๙" w:hAnsi="TH SarabunIT๙" w:cs="TH SarabunIT๙"/>
-          <w:color w:val="auto"/>
-          <w:sz w:val="32"/>
-          <w:szCs w:val="32"/>
-        </w:rPr>
-      </w:pPr>
-      <w:r>
-        <w:rPr>
-          <w:rFonts w:ascii="TH SarabunIT๙" w:hAnsi="TH SarabunIT๙" w:cs="TH SarabunIT๙"/>
-          <w:color w:val="auto"/>
-          <w:sz w:val="32"/>
-          <w:szCs w:val="32"/>
-          <w:cs/>
-        </w:rPr>
-        <w:tab/>
-      </w:r>
-      <w:r>
-        <w:rPr>
-          <w:rFonts w:ascii="TH SarabunIT๙" w:hAnsi="TH SarabunIT๙" w:cs="TH SarabunIT๙"/>
-          <w:color w:val="auto"/>
-          <w:sz w:val="32"/>
-          <w:szCs w:val="32"/>
-          <w:cs/>
-        </w:rPr>
-        <w:tab/>
-      </w:r>
-      <w:r>
-        <w:rPr>
-          <w:rFonts w:ascii="TH SarabunIT๙" w:hAnsi="TH SarabunIT๙" w:cs="TH SarabunIT๙"/>
-          <w:b/>
-          <w:bCs/>
-          <w:color w:val="auto"/>
-          <w:sz w:val="32"/>
-          <w:szCs w:val="32"/>
-          <w:u w:val="single"/>
-          <w:cs/>
-        </w:rPr>
-        <w:t>ข้อเท็จจริง</w:t>
-      </w:r>
-    </w:p>
-    <w:p>
-      <w:pPr>
-        <w:pStyle w:val="a"/>
-        <w:ind w:right="0"/>
-        <w:jc w:val="thaiDistribute"/>
-        <w:rPr>
-          <w:rFonts w:ascii="TH SarabunIT๙" w:hAnsi="TH SarabunIT๙" w:cs="TH SarabunIT๙"/>
-          <w:color w:val="auto"/>
-          <w:sz w:val="32"/>
-          <w:szCs w:val="32"/>
-        </w:rPr>
-      </w:pPr>
-      <w:r>
-        <w:rPr>
-          <w:rFonts w:ascii="TH SarabunIT๙" w:hAnsi="TH SarabunIT๙" w:cs="TH SarabunIT๙"/>
-          <w:color w:val="auto"/>
-          <w:sz w:val="32"/>
-          <w:szCs w:val="32"/>
-          <w:cs/>
-        </w:rPr>
-        <w:tab/>
-      </w:r>
-      <w:r>
-        <w:rPr>
-          <w:rFonts w:ascii="TH SarabunIT๙" w:hAnsi="TH SarabunIT๙" w:cs="TH SarabunIT๙"/>
-          <w:color w:val="auto"/>
-          <w:sz w:val="32"/>
-          <w:szCs w:val="32"/>
-          <w:cs/>
-        </w:rPr>
-        <w:tab/>
-        <w:t>นายกองค์การบริหารส่วนตำบลคลองด่านได้สั่งการให้กองช่างดำเนินการจัดทำโครงการดังกล่าวเพื่อแก้ไขปัญหาความเดือดร้อนของประชาชน เนื่องจากทางเท้าชมนกเดิมซึ่งพื้นทางเดินเป็นไม้มีสภาพชำรุด ไม้ผุพังเป็นอย่างมาก ทำให้ประชาชนใช้เส้นทางเดินเท้าด้วยความลำบากและอาจก่อให้เกิดอันตรายแก่ประชาชนในการใช้ทางเดินเท้าได้ ซึ่งเมื่อจัดทำโครงการดังกล่าวเสร็จสิ้นจะก่อให้เกิดประโยชน์แก่ประชาชนเป็นอย่างมากและยังเป็นการส่งเสริมแหล่งท่องเที่ยวเชิงนิเวศในพื้นที่เพิ่มขึ้นด้วย</w:t>
+      </w:r>
+      <w:r>
+        <w:rPr>
+          <w:rFonts w:ascii="TH SarabunIT๙" w:hAnsi="TH SarabunIT๙" w:cs="TH SarabunIT๙"/>
+          <w:color w:val="auto"/>
+          <w:sz w:val="32"/>
+          <w:szCs w:val="32"/>
+          <w:cs/>
+        </w:rPr>
+        <w:t>[ข้อเท็จจริง]</w:t>
       </w:r>
     </w:p>
     <w:p>
@@ -3653,16 +3778,7 @@
         <w:szCs w:val="32"/>
         <w:cs/>
       </w:rPr>
-      <w:t>/</w:t>
-    </w:r>
-    <w:r>
-      <w:rPr>
-        <w:rFonts w:ascii="TH SarabunIT๙" w:hAnsi="TH SarabunIT๙" w:cs="TH SarabunIT๙" w:hint="cs"/>
-        <w:sz w:val="28"/>
-        <w:szCs w:val="32"/>
-        <w:cs/>
-      </w:rPr>
-      <w:t>จัดทำแบบ...</w:t>
+      <w:t>/จัดทำแบบ...</w:t>
     </w:r>
   </w:p>
 </w:ftr>
@@ -3687,16 +3803,7 @@
         <w:szCs w:val="32"/>
         <w:cs/>
       </w:rPr>
-      <w:t>/</w:t>
-    </w:r>
-    <w:r>
-      <w:rPr>
-        <w:rFonts w:ascii="TH SarabunIT๙" w:hAnsi="TH SarabunIT๙" w:cs="TH SarabunIT๙" w:hint="cs"/>
-        <w:sz w:val="28"/>
-        <w:szCs w:val="32"/>
-        <w:cs/>
-      </w:rPr>
-      <w:t>จัดทำแบบ...</w:t>
+      <w:t>/จัดทำแบบ...</w:t>
     </w:r>
   </w:p>
 </w:ftr>

--- a/templates/1. ขออนุมัติโครงการก่อสร้าง_template.docx
+++ b/templates/1. ขออนุมัติโครงการก่อสร้าง_template.docx
@@ -326,7 +326,7 @@
           <w:szCs w:val="32"/>
           <w:cs/>
         </w:rPr>
-        <w:t>๐-๒๗๐๗-๕๗๒๘-๙ ต่อ ๑๙</w:t>
+        <w:t>0-2707-5728-9 ต่อ 19</w:t>
       </w:r>
     </w:p>
     <w:p>
@@ -1434,7 +1434,7 @@
           <w:szCs w:val="32"/>
           <w:cs/>
         </w:rPr>
-        <w:t>๑. ตามพระราชบัญญัติการจัดซื้อจัดจ้างและการบริหารพัสดุภาครัฐ พ.ศ. ๒๕๖๐ มาตรา ๖๐             ก่อนดำเนินการจัดจ้างงานก่อสร้างตามวิธีการตามมาตรา ๕๕ หน่วยงานของรัฐต้องจัดให้มีแบบรูปรายการงานก่อสร้างซึ่งหน่วยงานของรัฐจะดำเนินการจัดทำเอง หรือดำเนินการจัดจ้างตามหมวด ๘ งานจ้างออกแบบหรือควบคุมงานก่อสร้าง ก็ได้</w:t>
+        <w:t>1. ตามพระราชบัญญัติการจัดซื้อจัดจ้างและการบริหารพัสดุภาครัฐ พ.ศ. 2560 มาตรา 60             ก่อนดำเนินการจัดจ้างงานก่อสร้างตามวิธีการตามมาตรา 55 หน่วยงานของรัฐต้องจัดให้มีแบบรูปรายการงานก่อสร้างซึ่งหน่วยงานของรัฐจะดำเนินการจัดทำเอง หรือดำเนินการจัดจ้างตามหมวด 8 งานจ้างออกแบบหรือควบคุมงานก่อสร้าง ก็ได้</w:t>
       </w:r>
     </w:p>
     <w:p>
@@ -1488,7 +1488,7 @@
           <w:szCs w:val="32"/>
           <w:cs/>
         </w:rPr>
-        <w:t>๒. ตามระเบียบกระทรวงการคลัง ว่าด้วยการจัดซื้อจัดจ้างและการบริหารพัสดุภาครัฐ พ.ศ. ๒๕๖๐ หมวด ๒ การซื้อหรือการจ้าง ส่วนที่ ๒ กระบวนการซื้อหรือจ้าง ข้อ ๒๑ วรรคสาม ในการจ้างก่อสร้าง ให้หัวหน้าหน่วยงานของรัฐแต่งตั้งคณะกรรมการขึ้นมาคณะหนึ่งหรือจะให้เจ้าหน้าที่หรือบุคคลใดบุคคลหนึ่ง</w:t>
+        <w:t>2. ตามระเบียบกระทรวงการคลัง ว่าด้วยการจัดซื้อจัดจ้างและการบริหารพัสดุภาครัฐ พ.ศ. 2560 หมวด 2 การซื้อหรือการจ้าง ส่วนที่ 2 กระบวนการซื้อหรือจ้าง ข้อ 21 วรรคสาม ในการจ้างก่อสร้าง ให้หัวหน้าหน่วยงานของรัฐแต่งตั้งคณะกรรมการขึ้นมาคณะหนึ่งหรือจะให้เจ้าหน้าที่หรือบุคคลใดบุคคลหนึ่ง</w:t>
       </w:r>
     </w:p>
     <w:p>
@@ -1512,7 +1512,7 @@
           <w:cs/>
         </w:rPr>
         <w:lastRenderedPageBreak/>
-        <w:t>จัดทำแบบรูปรายการงานก่อสร้าง หรือจะดำเนินการจ้างตามความในหมวด ๔ งานจ้างออกแบบหรือควบคุมงานก่อสร้างก็ได้</w:t>
+        <w:t>จัดทำแบบรูปรายการงานก่อสร้าง หรือจะดำเนินการจ้างตามความในหมวด 4 งานจ้างออกแบบหรือควบคุมงานก่อสร้างก็ได้</w:t>
       </w:r>
     </w:p>
     <w:p>
@@ -1555,7 +1555,7 @@
           <w:szCs w:val="32"/>
           <w:cs/>
         </w:rPr>
-        <w:t>๓</w:t>
+        <w:t>3</w:t>
       </w:r>
       <w:r>
         <w:rPr>
@@ -1635,7 +1635,7 @@
           <w:szCs w:val="32"/>
           <w:cs/>
         </w:rPr>
-        <w:t>๐๘๐๘</w:t>
+        <w:t>0808</w:t>
       </w:r>
       <w:r>
         <w:rPr>
@@ -1655,7 +1655,7 @@
           <w:szCs w:val="32"/>
           <w:cs/>
         </w:rPr>
-        <w:t>๒</w:t>
+        <w:t>2</w:t>
       </w:r>
       <w:r>
         <w:rPr>
@@ -1695,7 +1695,7 @@
           <w:szCs w:val="32"/>
           <w:cs/>
         </w:rPr>
-        <w:t>๕๙๙๔</w:t>
+        <w:t>5994</w:t>
       </w:r>
       <w:r>
         <w:rPr>
@@ -1735,7 +1735,7 @@
           <w:szCs w:val="32"/>
           <w:cs/>
         </w:rPr>
-        <w:t>๔</w:t>
+        <w:t>4</w:t>
       </w:r>
       <w:r>
         <w:rPr>
@@ -1775,7 +1775,7 @@
           <w:szCs w:val="32"/>
           <w:cs/>
         </w:rPr>
-        <w:t>๒๕๖๒</w:t>
+        <w:t>2562</w:t>
       </w:r>
       <w:r>
         <w:rPr>
@@ -1875,7 +1875,7 @@
           <w:szCs w:val="32"/>
           <w:cs/>
         </w:rPr>
-        <w:t>๒๕๖๐</w:t>
+        <w:t>2560</w:t>
       </w:r>
       <w:r>
         <w:rPr>
@@ -1975,7 +1975,7 @@
           <w:szCs w:val="32"/>
           <w:cs/>
         </w:rPr>
-        <w:t>๒</w:t>
+        <w:t>2</w:t>
       </w:r>
       <w:r>
         <w:rPr>
@@ -2058,7 +2058,7 @@
           <w:szCs w:val="32"/>
           <w:cs/>
         </w:rPr>
-        <w:t>๑</w:t>
+        <w:t>1</w:t>
       </w:r>
       <w:r>
         <w:rPr>
@@ -2118,7 +2118,7 @@
           <w:szCs w:val="32"/>
           <w:cs/>
         </w:rPr>
-        <w:t>๖๐</w:t>
+        <w:t>60</w:t>
       </w:r>
       <w:r>
         <w:rPr>
@@ -2198,7 +2198,7 @@
           <w:szCs w:val="32"/>
           <w:cs/>
         </w:rPr>
-        <w:t>๒๕๖๐</w:t>
+        <w:t>2560</w:t>
       </w:r>
       <w:r>
         <w:rPr>
@@ -2258,7 +2258,7 @@
           <w:szCs w:val="32"/>
           <w:cs/>
         </w:rPr>
-        <w:t>๘๗</w:t>
+        <w:t>87</w:t>
       </w:r>
       <w:r>
         <w:rPr>
@@ -2338,7 +2338,7 @@
           <w:szCs w:val="32"/>
           <w:cs/>
         </w:rPr>
-        <w:t>๒๕๖๐</w:t>
+        <w:t>2560</w:t>
       </w:r>
       <w:r>
         <w:rPr>
@@ -2401,7 +2401,7 @@
           <w:szCs w:val="32"/>
           <w:cs/>
         </w:rPr>
-        <w:t>๒</w:t>
+        <w:t>2</w:t>
       </w:r>
       <w:r>
         <w:rPr>
@@ -2561,7 +2561,7 @@
           <w:szCs w:val="32"/>
           <w:cs/>
         </w:rPr>
-        <w:t>๒๕๔๒</w:t>
+        <w:t>2542</w:t>
       </w:r>
       <w:r>
         <w:rPr>
@@ -2641,7 +2641,7 @@
           <w:szCs w:val="32"/>
           <w:cs/>
         </w:rPr>
-        <w:t>๒๕๔๓</w:t>
+        <w:t>2543</w:t>
       </w:r>
       <w:r>
         <w:rPr>
@@ -2973,7 +2973,7 @@
           <w:szCs w:val="32"/>
           <w:cs/>
         </w:rPr>
-        <w:t>๒๕๖๐</w:t>
+        <w:t>2560</w:t>
       </w:r>
     </w:p>
     <w:p>

--- a/templates/1. ขออนุมัติโครงการก่อสร้าง_template.docx
+++ b/templates/1. ขออนุมัติโครงการก่อสร้าง_template.docx
@@ -1,6 +1,6 @@
 
 <file path=word/document.xml><?xml version="1.0" encoding="utf-8"?>
-<w:document xmlns:wpc="http://schemas.microsoft.com/office/word/2010/wordprocessingCanvas" xmlns:cx="http://schemas.microsoft.com/office/drawing/2014/chartex" xmlns:cx1="http://schemas.microsoft.com/office/drawing/2015/9/8/chartex" xmlns:cx2="http://schemas.microsoft.com/office/drawing/2015/10/21/chartex" xmlns:cx3="http://schemas.microsoft.com/office/drawing/2016/5/9/chartex" xmlns:cx4="http://schemas.microsoft.com/office/drawing/2016/5/10/chartex" xmlns:cx5="http://schemas.microsoft.com/office/drawing/2016/5/11/chartex" xmlns:cx6="http://schemas.microsoft.com/office/drawing/2016/5/12/chartex" xmlns:cx7="http://schemas.microsoft.com/office/drawing/2016/5/13/chartex" xmlns:cx8="http://schemas.microsoft.com/office/drawing/2016/5/14/chartex" xmlns:mc="http://schemas.openxmlformats.org/markup-compatibility/2006" xmlns:aink="http://schemas.microsoft.com/office/drawing/2016/ink" xmlns:am3d="http://schemas.microsoft.com/office/drawing/2017/model3d" xmlns:o="urn:schemas-microsoft-com:office:office" xmlns:oel="http://schemas.microsoft.com/office/2019/extlst" xmlns:r="http://schemas.openxmlformats.org/officeDocument/2006/relationships" xmlns:m="http://schemas.openxmlformats.org/officeDocument/2006/math" xmlns:v="urn:schemas-microsoft-com:vml" xmlns:wp14="http://schemas.microsoft.com/office/word/2010/wordprocessingDrawing" xmlns:wp="http://schemas.openxmlformats.org/drawingml/2006/wordprocessingDrawing" xmlns:w10="urn:schemas-microsoft-com:office:word" xmlns:w="http://schemas.openxmlformats.org/wordprocessingml/2006/main" xmlns:w14="http://schemas.microsoft.com/office/word/2010/wordml" xmlns:w15="http://schemas.microsoft.com/office/word/2012/wordml" xmlns:w16cex="http://schemas.microsoft.com/office/word/2018/wordml/cex" xmlns:w16cid="http://schemas.microsoft.com/office/word/2016/wordml/cid" xmlns:w16="http://schemas.microsoft.com/office/word/2018/wordml" xmlns:w16du="http://schemas.microsoft.com/office/word/2023/wordml/word16du" xmlns:w16sdtdh="http://schemas.microsoft.com/office/word/2020/wordml/sdtdatahash" xmlns:w16sdtfl="http://schemas.microsoft.com/office/word/2024/wordml/sdtformatlock" xmlns:w16se="http://schemas.microsoft.com/office/word/2015/wordml/symex" xmlns:wpg="http://schemas.microsoft.com/office/word/2010/wordprocessingGroup" xmlns:wpi="http://schemas.microsoft.com/office/word/2010/wordprocessingInk" xmlns:wne="http://schemas.microsoft.com/office/word/2006/wordml" xmlns:wps="http://schemas.microsoft.com/office/word/2010/wordprocessingShape" mc:Ignorable="w14 w15 w16se w16cid w16 w16cex w16sdtdh w16sdtfl w16du wp14">
+<w:document xmlns:wpc="http://schemas.microsoft.com/office/word/2010/wordprocessingCanvas" xmlns:cx="http://schemas.microsoft.com/office/drawing/2014/chartex" xmlns:cx1="http://schemas.microsoft.com/office/drawing/2015/9/8/chartex" xmlns:cx2="http://schemas.microsoft.com/office/drawing/2015/10/21/chartex" xmlns:cx3="http://schemas.microsoft.com/office/drawing/2016/5/9/chartex" xmlns:cx4="http://schemas.microsoft.com/office/drawing/2016/5/10/chartex" xmlns:cx5="http://schemas.microsoft.com/office/drawing/2016/5/11/chartex" xmlns:cx6="http://schemas.microsoft.com/office/drawing/2016/5/12/chartex" xmlns:cx7="http://schemas.microsoft.com/office/drawing/2016/5/13/chartex" xmlns:cx8="http://schemas.microsoft.com/office/drawing/2016/5/14/chartex" xmlns:mc="http://schemas.openxmlformats.org/markup-compatibility/2006" xmlns:aink="http://schemas.microsoft.com/office/drawing/2016/ink" xmlns:am3d="http://schemas.microsoft.com/office/drawing/2017/model3d" xmlns:o="urn:schemas-microsoft-com:office:office" xmlns:oel="http://schemas.microsoft.com/office/2019/extlst" xmlns:r="http://schemas.openxmlformats.org/officeDocument/2006/relationships" xmlns:m="http://schemas.openxmlformats.org/officeDocument/2006/math" xmlns:v="urn:schemas-microsoft-com:vml" xmlns:wp14="http://schemas.microsoft.com/office/word/2010/wordprocessingDrawing" xmlns:wp="http://schemas.openxmlformats.org/drawingml/2006/wordprocessingDrawing" xmlns:w10="urn:schemas-microsoft-com:office:word" xmlns:w="http://schemas.openxmlformats.org/wordprocessingml/2006/main" xmlns:w14="http://schemas.microsoft.com/office/word/2010/wordml" xmlns:w15="http://schemas.microsoft.com/office/word/2012/wordml" xmlns:w16cei="http://schemas.microsoft.com/office/word/2026/wordml/cei" xmlns:w16cex="http://schemas.microsoft.com/office/word/2018/wordml/cex" xmlns:w16cid="http://schemas.microsoft.com/office/word/2016/wordml/cid" xmlns:w16="http://schemas.microsoft.com/office/word/2018/wordml" xmlns:w16du="http://schemas.microsoft.com/office/word/2023/wordml/word16du" xmlns:w16sdtdh="http://schemas.microsoft.com/office/word/2020/wordml/sdtdatahash" xmlns:w16sdtfl="http://schemas.microsoft.com/office/word/2024/wordml/sdtformatlock" xmlns:w16se="http://schemas.microsoft.com/office/word/2015/wordml/symex" xmlns:wpg="http://schemas.microsoft.com/office/word/2010/wordprocessingGroup" xmlns:wpi="http://schemas.microsoft.com/office/word/2010/wordprocessingInk" xmlns:wne="http://schemas.microsoft.com/office/word/2006/wordml" xmlns:wps="http://schemas.microsoft.com/office/word/2010/wordprocessingShape" mc:Ignorable="w14 w15 w16se w16cid w16 w16cex w16sdtdh w16sdtfl w16du wp14">
   <w:body>
     <w:p>
       <w:pPr>
@@ -98,7 +98,31 @@
           <w:szCs w:val="58"/>
           <w:cs/>
         </w:rPr>
-        <w:t>บักทึกข้อความ</w:t>
+        <w:t>บั</w:t>
+      </w:r>
+      <w:r>
+        <w:rPr>
+          <w:rFonts w:ascii="TH SarabunPSK" w:hAnsi="TH SarabunPSK" w:cs="TH SarabunPSK" w:hint="cs"/>
+          <w:b/>
+          <w:bCs/>
+          <w:color w:val="auto"/>
+          <w:sz w:val="58"/>
+          <w:szCs w:val="58"/>
+          <w:cs/>
+        </w:rPr>
+        <w:t>น</w:t>
+      </w:r>
+      <w:r>
+        <w:rPr>
+          <w:rFonts w:ascii="TH SarabunPSK" w:hAnsi="TH SarabunPSK" w:cs="TH SarabunPSK" w:hint="cs"/>
+          <w:b/>
+          <w:bCs/>
+          <w:color w:val="auto"/>
+          <w:sz w:val="58"/>
+          <w:szCs w:val="58"/>
+          <w:cs/>
+        </w:rPr>
+        <w:t>ทึกข้อความ</w:t>
       </w:r>
     </w:p>
     <w:p>
@@ -1093,16 +1117,7 @@
           <w:sz w:val="32"/>
           <w:szCs w:val="32"/>
         </w:rPr>
-        <w:t>PM</w:t>
-      </w:r>
-      <w:r>
-        <w:rPr>
-          <w:rFonts w:ascii="TH SarabunIT๙" w:hAnsi="TH SarabunIT๙" w:cs="TH SarabunIT๙"/>
-          <w:color w:val="auto"/>
-          <w:sz w:val="32"/>
-          <w:szCs w:val="32"/>
-        </w:rPr>
-        <w:t>2</w:t>
+        <w:t>PM2</w:t>
       </w:r>
       <w:r>
         <w:rPr>
@@ -1164,16 +1179,7 @@
           <w:sz w:val="32"/>
           <w:szCs w:val="32"/>
         </w:rPr>
-        <w:t>PM</w:t>
-      </w:r>
-      <w:r>
-        <w:rPr>
-          <w:rFonts w:ascii="TH SarabunIT๙" w:hAnsi="TH SarabunIT๙" w:cs="TH SarabunIT๙"/>
-          <w:color w:val="auto"/>
-          <w:sz w:val="32"/>
-          <w:szCs w:val="32"/>
-        </w:rPr>
-        <w:t>3</w:t>
+        <w:t>PM3</w:t>
       </w:r>
       <w:r>
         <w:rPr>
@@ -1234,16 +1240,7 @@
           <w:sz w:val="32"/>
           <w:szCs w:val="32"/>
         </w:rPr>
-        <w:t>PM</w:t>
-      </w:r>
-      <w:r>
-        <w:rPr>
-          <w:rFonts w:ascii="TH SarabunIT๙" w:hAnsi="TH SarabunIT๙" w:cs="TH SarabunIT๙"/>
-          <w:color w:val="auto"/>
-          <w:sz w:val="32"/>
-          <w:szCs w:val="32"/>
-        </w:rPr>
-        <w:t>4</w:t>
+        <w:t>PM4</w:t>
       </w:r>
       <w:r>
         <w:rPr>
@@ -3741,7 +3738,7 @@
 </file>
 
 <file path=word/endnotes.xml><?xml version="1.0" encoding="utf-8"?>
-<w:endnotes xmlns:wpc="http://schemas.microsoft.com/office/word/2010/wordprocessingCanvas" xmlns:cx="http://schemas.microsoft.com/office/drawing/2014/chartex" xmlns:cx1="http://schemas.microsoft.com/office/drawing/2015/9/8/chartex" xmlns:cx2="http://schemas.microsoft.com/office/drawing/2015/10/21/chartex" xmlns:cx3="http://schemas.microsoft.com/office/drawing/2016/5/9/chartex" xmlns:cx4="http://schemas.microsoft.com/office/drawing/2016/5/10/chartex" xmlns:cx5="http://schemas.microsoft.com/office/drawing/2016/5/11/chartex" xmlns:cx6="http://schemas.microsoft.com/office/drawing/2016/5/12/chartex" xmlns:cx7="http://schemas.microsoft.com/office/drawing/2016/5/13/chartex" xmlns:cx8="http://schemas.microsoft.com/office/drawing/2016/5/14/chartex" xmlns:mc="http://schemas.openxmlformats.org/markup-compatibility/2006" xmlns:aink="http://schemas.microsoft.com/office/drawing/2016/ink" xmlns:am3d="http://schemas.microsoft.com/office/drawing/2017/model3d" xmlns:o="urn:schemas-microsoft-com:office:office" xmlns:oel="http://schemas.microsoft.com/office/2019/extlst" xmlns:r="http://schemas.openxmlformats.org/officeDocument/2006/relationships" xmlns:m="http://schemas.openxmlformats.org/officeDocument/2006/math" xmlns:v="urn:schemas-microsoft-com:vml" xmlns:wp14="http://schemas.microsoft.com/office/word/2010/wordprocessingDrawing" xmlns:wp="http://schemas.openxmlformats.org/drawingml/2006/wordprocessingDrawing" xmlns:w10="urn:schemas-microsoft-com:office:word" xmlns:w="http://schemas.openxmlformats.org/wordprocessingml/2006/main" xmlns:w14="http://schemas.microsoft.com/office/word/2010/wordml" xmlns:w15="http://schemas.microsoft.com/office/word/2012/wordml" xmlns:w16cex="http://schemas.microsoft.com/office/word/2018/wordml/cex" xmlns:w16cid="http://schemas.microsoft.com/office/word/2016/wordml/cid" xmlns:w16="http://schemas.microsoft.com/office/word/2018/wordml" xmlns:w16du="http://schemas.microsoft.com/office/word/2023/wordml/word16du" xmlns:w16sdtdh="http://schemas.microsoft.com/office/word/2020/wordml/sdtdatahash" xmlns:w16sdtfl="http://schemas.microsoft.com/office/word/2024/wordml/sdtformatlock" xmlns:w16se="http://schemas.microsoft.com/office/word/2015/wordml/symex" xmlns:wpg="http://schemas.microsoft.com/office/word/2010/wordprocessingGroup" xmlns:wpi="http://schemas.microsoft.com/office/word/2010/wordprocessingInk" xmlns:wne="http://schemas.microsoft.com/office/word/2006/wordml" xmlns:wps="http://schemas.microsoft.com/office/word/2010/wordprocessingShape" mc:Ignorable="w14 w15 w16se w16cid w16 w16cex w16sdtdh w16sdtfl w16du wp14">
+<w:endnotes xmlns:wpc="http://schemas.microsoft.com/office/word/2010/wordprocessingCanvas" xmlns:cx="http://schemas.microsoft.com/office/drawing/2014/chartex" xmlns:cx1="http://schemas.microsoft.com/office/drawing/2015/9/8/chartex" xmlns:cx2="http://schemas.microsoft.com/office/drawing/2015/10/21/chartex" xmlns:cx3="http://schemas.microsoft.com/office/drawing/2016/5/9/chartex" xmlns:cx4="http://schemas.microsoft.com/office/drawing/2016/5/10/chartex" xmlns:cx5="http://schemas.microsoft.com/office/drawing/2016/5/11/chartex" xmlns:cx6="http://schemas.microsoft.com/office/drawing/2016/5/12/chartex" xmlns:cx7="http://schemas.microsoft.com/office/drawing/2016/5/13/chartex" xmlns:cx8="http://schemas.microsoft.com/office/drawing/2016/5/14/chartex" xmlns:mc="http://schemas.openxmlformats.org/markup-compatibility/2006" xmlns:aink="http://schemas.microsoft.com/office/drawing/2016/ink" xmlns:am3d="http://schemas.microsoft.com/office/drawing/2017/model3d" xmlns:o="urn:schemas-microsoft-com:office:office" xmlns:oel="http://schemas.microsoft.com/office/2019/extlst" xmlns:r="http://schemas.openxmlformats.org/officeDocument/2006/relationships" xmlns:m="http://schemas.openxmlformats.org/officeDocument/2006/math" xmlns:v="urn:schemas-microsoft-com:vml" xmlns:wp14="http://schemas.microsoft.com/office/word/2010/wordprocessingDrawing" xmlns:wp="http://schemas.openxmlformats.org/drawingml/2006/wordprocessingDrawing" xmlns:w10="urn:schemas-microsoft-com:office:word" xmlns:w="http://schemas.openxmlformats.org/wordprocessingml/2006/main" xmlns:w14="http://schemas.microsoft.com/office/word/2010/wordml" xmlns:w15="http://schemas.microsoft.com/office/word/2012/wordml" xmlns:w16cei="http://schemas.microsoft.com/office/word/2026/wordml/cei" xmlns:w16cex="http://schemas.microsoft.com/office/word/2018/wordml/cex" xmlns:w16cid="http://schemas.microsoft.com/office/word/2016/wordml/cid" xmlns:w16="http://schemas.microsoft.com/office/word/2018/wordml" xmlns:w16du="http://schemas.microsoft.com/office/word/2023/wordml/word16du" xmlns:w16sdtdh="http://schemas.microsoft.com/office/word/2020/wordml/sdtdatahash" xmlns:w16sdtfl="http://schemas.microsoft.com/office/word/2024/wordml/sdtformatlock" xmlns:w16se="http://schemas.microsoft.com/office/word/2015/wordml/symex" xmlns:wpg="http://schemas.microsoft.com/office/word/2010/wordprocessingGroup" xmlns:wpi="http://schemas.microsoft.com/office/word/2010/wordprocessingInk" xmlns:wne="http://schemas.microsoft.com/office/word/2006/wordml" xmlns:wps="http://schemas.microsoft.com/office/word/2010/wordprocessingShape" mc:Ignorable="w14 w15 w16se w16cid w16 w16cex w16sdtdh w16sdtfl w16du wp14">
   <w:endnote w:type="separator" w:id="-1">
     <w:p>
       <w:r>
@@ -3760,7 +3757,7 @@
 </file>
 
 <file path=word/footer1.xml><?xml version="1.0" encoding="utf-8"?>
-<w:ftr xmlns:wpc="http://schemas.microsoft.com/office/word/2010/wordprocessingCanvas" xmlns:cx="http://schemas.microsoft.com/office/drawing/2014/chartex" xmlns:cx1="http://schemas.microsoft.com/office/drawing/2015/9/8/chartex" xmlns:cx2="http://schemas.microsoft.com/office/drawing/2015/10/21/chartex" xmlns:cx3="http://schemas.microsoft.com/office/drawing/2016/5/9/chartex" xmlns:cx4="http://schemas.microsoft.com/office/drawing/2016/5/10/chartex" xmlns:cx5="http://schemas.microsoft.com/office/drawing/2016/5/11/chartex" xmlns:cx6="http://schemas.microsoft.com/office/drawing/2016/5/12/chartex" xmlns:cx7="http://schemas.microsoft.com/office/drawing/2016/5/13/chartex" xmlns:cx8="http://schemas.microsoft.com/office/drawing/2016/5/14/chartex" xmlns:mc="http://schemas.openxmlformats.org/markup-compatibility/2006" xmlns:aink="http://schemas.microsoft.com/office/drawing/2016/ink" xmlns:am3d="http://schemas.microsoft.com/office/drawing/2017/model3d" xmlns:o="urn:schemas-microsoft-com:office:office" xmlns:oel="http://schemas.microsoft.com/office/2019/extlst" xmlns:r="http://schemas.openxmlformats.org/officeDocument/2006/relationships" xmlns:m="http://schemas.openxmlformats.org/officeDocument/2006/math" xmlns:v="urn:schemas-microsoft-com:vml" xmlns:wp14="http://schemas.microsoft.com/office/word/2010/wordprocessingDrawing" xmlns:wp="http://schemas.openxmlformats.org/drawingml/2006/wordprocessingDrawing" xmlns:w10="urn:schemas-microsoft-com:office:word" xmlns:w="http://schemas.openxmlformats.org/wordprocessingml/2006/main" xmlns:w14="http://schemas.microsoft.com/office/word/2010/wordml" xmlns:w15="http://schemas.microsoft.com/office/word/2012/wordml" xmlns:w16cex="http://schemas.microsoft.com/office/word/2018/wordml/cex" xmlns:w16cid="http://schemas.microsoft.com/office/word/2016/wordml/cid" xmlns:w16="http://schemas.microsoft.com/office/word/2018/wordml" xmlns:w16du="http://schemas.microsoft.com/office/word/2023/wordml/word16du" xmlns:w16sdtdh="http://schemas.microsoft.com/office/word/2020/wordml/sdtdatahash" xmlns:w16sdtfl="http://schemas.microsoft.com/office/word/2024/wordml/sdtformatlock" xmlns:w16se="http://schemas.microsoft.com/office/word/2015/wordml/symex" xmlns:wpg="http://schemas.microsoft.com/office/word/2010/wordprocessingGroup" xmlns:wpi="http://schemas.microsoft.com/office/word/2010/wordprocessingInk" xmlns:wne="http://schemas.microsoft.com/office/word/2006/wordml" xmlns:wps="http://schemas.microsoft.com/office/word/2010/wordprocessingShape" mc:Ignorable="w14 w15 w16se w16cid w16 w16cex w16sdtdh w16sdtfl w16du wp14">
+<w:ftr xmlns:wpc="http://schemas.microsoft.com/office/word/2010/wordprocessingCanvas" xmlns:cx="http://schemas.microsoft.com/office/drawing/2014/chartex" xmlns:cx1="http://schemas.microsoft.com/office/drawing/2015/9/8/chartex" xmlns:cx2="http://schemas.microsoft.com/office/drawing/2015/10/21/chartex" xmlns:cx3="http://schemas.microsoft.com/office/drawing/2016/5/9/chartex" xmlns:cx4="http://schemas.microsoft.com/office/drawing/2016/5/10/chartex" xmlns:cx5="http://schemas.microsoft.com/office/drawing/2016/5/11/chartex" xmlns:cx6="http://schemas.microsoft.com/office/drawing/2016/5/12/chartex" xmlns:cx7="http://schemas.microsoft.com/office/drawing/2016/5/13/chartex" xmlns:cx8="http://schemas.microsoft.com/office/drawing/2016/5/14/chartex" xmlns:mc="http://schemas.openxmlformats.org/markup-compatibility/2006" xmlns:aink="http://schemas.microsoft.com/office/drawing/2016/ink" xmlns:am3d="http://schemas.microsoft.com/office/drawing/2017/model3d" xmlns:o="urn:schemas-microsoft-com:office:office" xmlns:oel="http://schemas.microsoft.com/office/2019/extlst" xmlns:r="http://schemas.openxmlformats.org/officeDocument/2006/relationships" xmlns:m="http://schemas.openxmlformats.org/officeDocument/2006/math" xmlns:v="urn:schemas-microsoft-com:vml" xmlns:wp14="http://schemas.microsoft.com/office/word/2010/wordprocessingDrawing" xmlns:wp="http://schemas.openxmlformats.org/drawingml/2006/wordprocessingDrawing" xmlns:w10="urn:schemas-microsoft-com:office:word" xmlns:w="http://schemas.openxmlformats.org/wordprocessingml/2006/main" xmlns:w14="http://schemas.microsoft.com/office/word/2010/wordml" xmlns:w15="http://schemas.microsoft.com/office/word/2012/wordml" xmlns:w16cei="http://schemas.microsoft.com/office/word/2026/wordml/cei" xmlns:w16cex="http://schemas.microsoft.com/office/word/2018/wordml/cex" xmlns:w16cid="http://schemas.microsoft.com/office/word/2016/wordml/cid" xmlns:w16="http://schemas.microsoft.com/office/word/2018/wordml" xmlns:w16du="http://schemas.microsoft.com/office/word/2023/wordml/word16du" xmlns:w16sdtdh="http://schemas.microsoft.com/office/word/2020/wordml/sdtdatahash" xmlns:w16sdtfl="http://schemas.microsoft.com/office/word/2024/wordml/sdtformatlock" xmlns:w16se="http://schemas.microsoft.com/office/word/2015/wordml/symex" xmlns:wpg="http://schemas.microsoft.com/office/word/2010/wordprocessingGroup" xmlns:wpi="http://schemas.microsoft.com/office/word/2010/wordprocessingInk" xmlns:wne="http://schemas.microsoft.com/office/word/2006/wordml" xmlns:wps="http://schemas.microsoft.com/office/word/2010/wordprocessingShape" mc:Ignorable="w14 w15 w16se w16cid w16 w16cex w16sdtdh w16sdtfl w16du wp14">
   <w:p>
     <w:pPr>
       <w:pStyle w:val="Footer"/>
@@ -3785,7 +3782,7 @@
 </file>
 
 <file path=word/footer2.xml><?xml version="1.0" encoding="utf-8"?>
-<w:ftr xmlns:wpc="http://schemas.microsoft.com/office/word/2010/wordprocessingCanvas" xmlns:cx="http://schemas.microsoft.com/office/drawing/2014/chartex" xmlns:cx1="http://schemas.microsoft.com/office/drawing/2015/9/8/chartex" xmlns:cx2="http://schemas.microsoft.com/office/drawing/2015/10/21/chartex" xmlns:cx3="http://schemas.microsoft.com/office/drawing/2016/5/9/chartex" xmlns:cx4="http://schemas.microsoft.com/office/drawing/2016/5/10/chartex" xmlns:cx5="http://schemas.microsoft.com/office/drawing/2016/5/11/chartex" xmlns:cx6="http://schemas.microsoft.com/office/drawing/2016/5/12/chartex" xmlns:cx7="http://schemas.microsoft.com/office/drawing/2016/5/13/chartex" xmlns:cx8="http://schemas.microsoft.com/office/drawing/2016/5/14/chartex" xmlns:mc="http://schemas.openxmlformats.org/markup-compatibility/2006" xmlns:aink="http://schemas.microsoft.com/office/drawing/2016/ink" xmlns:am3d="http://schemas.microsoft.com/office/drawing/2017/model3d" xmlns:o="urn:schemas-microsoft-com:office:office" xmlns:oel="http://schemas.microsoft.com/office/2019/extlst" xmlns:r="http://schemas.openxmlformats.org/officeDocument/2006/relationships" xmlns:m="http://schemas.openxmlformats.org/officeDocument/2006/math" xmlns:v="urn:schemas-microsoft-com:vml" xmlns:wp14="http://schemas.microsoft.com/office/word/2010/wordprocessingDrawing" xmlns:wp="http://schemas.openxmlformats.org/drawingml/2006/wordprocessingDrawing" xmlns:w10="urn:schemas-microsoft-com:office:word" xmlns:w="http://schemas.openxmlformats.org/wordprocessingml/2006/main" xmlns:w14="http://schemas.microsoft.com/office/word/2010/wordml" xmlns:w15="http://schemas.microsoft.com/office/word/2012/wordml" xmlns:w16cex="http://schemas.microsoft.com/office/word/2018/wordml/cex" xmlns:w16cid="http://schemas.microsoft.com/office/word/2016/wordml/cid" xmlns:w16="http://schemas.microsoft.com/office/word/2018/wordml" xmlns:w16du="http://schemas.microsoft.com/office/word/2023/wordml/word16du" xmlns:w16sdtdh="http://schemas.microsoft.com/office/word/2020/wordml/sdtdatahash" xmlns:w16sdtfl="http://schemas.microsoft.com/office/word/2024/wordml/sdtformatlock" xmlns:w16se="http://schemas.microsoft.com/office/word/2015/wordml/symex" xmlns:wpg="http://schemas.microsoft.com/office/word/2010/wordprocessingGroup" xmlns:wpi="http://schemas.microsoft.com/office/word/2010/wordprocessingInk" xmlns:wne="http://schemas.microsoft.com/office/word/2006/wordml" xmlns:wps="http://schemas.microsoft.com/office/word/2010/wordprocessingShape" mc:Ignorable="w14 w15 w16se w16cid w16 w16cex w16sdtdh w16sdtfl w16du wp14">
+<w:ftr xmlns:wpc="http://schemas.microsoft.com/office/word/2010/wordprocessingCanvas" xmlns:cx="http://schemas.microsoft.com/office/drawing/2014/chartex" xmlns:cx1="http://schemas.microsoft.com/office/drawing/2015/9/8/chartex" xmlns:cx2="http://schemas.microsoft.com/office/drawing/2015/10/21/chartex" xmlns:cx3="http://schemas.microsoft.com/office/drawing/2016/5/9/chartex" xmlns:cx4="http://schemas.microsoft.com/office/drawing/2016/5/10/chartex" xmlns:cx5="http://schemas.microsoft.com/office/drawing/2016/5/11/chartex" xmlns:cx6="http://schemas.microsoft.com/office/drawing/2016/5/12/chartex" xmlns:cx7="http://schemas.microsoft.com/office/drawing/2016/5/13/chartex" xmlns:cx8="http://schemas.microsoft.com/office/drawing/2016/5/14/chartex" xmlns:mc="http://schemas.openxmlformats.org/markup-compatibility/2006" xmlns:aink="http://schemas.microsoft.com/office/drawing/2016/ink" xmlns:am3d="http://schemas.microsoft.com/office/drawing/2017/model3d" xmlns:o="urn:schemas-microsoft-com:office:office" xmlns:oel="http://schemas.microsoft.com/office/2019/extlst" xmlns:r="http://schemas.openxmlformats.org/officeDocument/2006/relationships" xmlns:m="http://schemas.openxmlformats.org/officeDocument/2006/math" xmlns:v="urn:schemas-microsoft-com:vml" xmlns:wp14="http://schemas.microsoft.com/office/word/2010/wordprocessingDrawing" xmlns:wp="http://schemas.openxmlformats.org/drawingml/2006/wordprocessingDrawing" xmlns:w10="urn:schemas-microsoft-com:office:word" xmlns:w="http://schemas.openxmlformats.org/wordprocessingml/2006/main" xmlns:w14="http://schemas.microsoft.com/office/word/2010/wordml" xmlns:w15="http://schemas.microsoft.com/office/word/2012/wordml" xmlns:w16cei="http://schemas.microsoft.com/office/word/2026/wordml/cei" xmlns:w16cex="http://schemas.microsoft.com/office/word/2018/wordml/cex" xmlns:w16cid="http://schemas.microsoft.com/office/word/2016/wordml/cid" xmlns:w16="http://schemas.microsoft.com/office/word/2018/wordml" xmlns:w16du="http://schemas.microsoft.com/office/word/2023/wordml/word16du" xmlns:w16sdtdh="http://schemas.microsoft.com/office/word/2020/wordml/sdtdatahash" xmlns:w16sdtfl="http://schemas.microsoft.com/office/word/2024/wordml/sdtformatlock" xmlns:w16se="http://schemas.microsoft.com/office/word/2015/wordml/symex" xmlns:wpg="http://schemas.microsoft.com/office/word/2010/wordprocessingGroup" xmlns:wpi="http://schemas.microsoft.com/office/word/2010/wordprocessingInk" xmlns:wne="http://schemas.microsoft.com/office/word/2006/wordml" xmlns:wps="http://schemas.microsoft.com/office/word/2010/wordprocessingShape" mc:Ignorable="w14 w15 w16se w16cid w16 w16cex w16sdtdh w16sdtfl w16du wp14">
   <w:p>
     <w:pPr>
       <w:pStyle w:val="Footer"/>
@@ -3810,7 +3807,7 @@
 </file>
 
 <file path=word/footer3.xml><?xml version="1.0" encoding="utf-8"?>
-<w:ftr xmlns:wpc="http://schemas.microsoft.com/office/word/2010/wordprocessingCanvas" xmlns:cx="http://schemas.microsoft.com/office/drawing/2014/chartex" xmlns:cx1="http://schemas.microsoft.com/office/drawing/2015/9/8/chartex" xmlns:cx2="http://schemas.microsoft.com/office/drawing/2015/10/21/chartex" xmlns:cx3="http://schemas.microsoft.com/office/drawing/2016/5/9/chartex" xmlns:cx4="http://schemas.microsoft.com/office/drawing/2016/5/10/chartex" xmlns:cx5="http://schemas.microsoft.com/office/drawing/2016/5/11/chartex" xmlns:cx6="http://schemas.microsoft.com/office/drawing/2016/5/12/chartex" xmlns:cx7="http://schemas.microsoft.com/office/drawing/2016/5/13/chartex" xmlns:cx8="http://schemas.microsoft.com/office/drawing/2016/5/14/chartex" xmlns:mc="http://schemas.openxmlformats.org/markup-compatibility/2006" xmlns:aink="http://schemas.microsoft.com/office/drawing/2016/ink" xmlns:am3d="http://schemas.microsoft.com/office/drawing/2017/model3d" xmlns:o="urn:schemas-microsoft-com:office:office" xmlns:oel="http://schemas.microsoft.com/office/2019/extlst" xmlns:r="http://schemas.openxmlformats.org/officeDocument/2006/relationships" xmlns:m="http://schemas.openxmlformats.org/officeDocument/2006/math" xmlns:v="urn:schemas-microsoft-com:vml" xmlns:wp14="http://schemas.microsoft.com/office/word/2010/wordprocessingDrawing" xmlns:wp="http://schemas.openxmlformats.org/drawingml/2006/wordprocessingDrawing" xmlns:w10="urn:schemas-microsoft-com:office:word" xmlns:w="http://schemas.openxmlformats.org/wordprocessingml/2006/main" xmlns:w14="http://schemas.microsoft.com/office/word/2010/wordml" xmlns:w15="http://schemas.microsoft.com/office/word/2012/wordml" xmlns:w16cex="http://schemas.microsoft.com/office/word/2018/wordml/cex" xmlns:w16cid="http://schemas.microsoft.com/office/word/2016/wordml/cid" xmlns:w16="http://schemas.microsoft.com/office/word/2018/wordml" xmlns:w16du="http://schemas.microsoft.com/office/word/2023/wordml/word16du" xmlns:w16sdtdh="http://schemas.microsoft.com/office/word/2020/wordml/sdtdatahash" xmlns:w16sdtfl="http://schemas.microsoft.com/office/word/2024/wordml/sdtformatlock" xmlns:w16se="http://schemas.microsoft.com/office/word/2015/wordml/symex" xmlns:wpg="http://schemas.microsoft.com/office/word/2010/wordprocessingGroup" xmlns:wpi="http://schemas.microsoft.com/office/word/2010/wordprocessingInk" xmlns:wne="http://schemas.microsoft.com/office/word/2006/wordml" xmlns:wps="http://schemas.microsoft.com/office/word/2010/wordprocessingShape" mc:Ignorable="w14 w15 w16se w16cid w16 w16cex w16sdtdh w16sdtfl w16du wp14">
+<w:ftr xmlns:wpc="http://schemas.microsoft.com/office/word/2010/wordprocessingCanvas" xmlns:cx="http://schemas.microsoft.com/office/drawing/2014/chartex" xmlns:cx1="http://schemas.microsoft.com/office/drawing/2015/9/8/chartex" xmlns:cx2="http://schemas.microsoft.com/office/drawing/2015/10/21/chartex" xmlns:cx3="http://schemas.microsoft.com/office/drawing/2016/5/9/chartex" xmlns:cx4="http://schemas.microsoft.com/office/drawing/2016/5/10/chartex" xmlns:cx5="http://schemas.microsoft.com/office/drawing/2016/5/11/chartex" xmlns:cx6="http://schemas.microsoft.com/office/drawing/2016/5/12/chartex" xmlns:cx7="http://schemas.microsoft.com/office/drawing/2016/5/13/chartex" xmlns:cx8="http://schemas.microsoft.com/office/drawing/2016/5/14/chartex" xmlns:mc="http://schemas.openxmlformats.org/markup-compatibility/2006" xmlns:aink="http://schemas.microsoft.com/office/drawing/2016/ink" xmlns:am3d="http://schemas.microsoft.com/office/drawing/2017/model3d" xmlns:o="urn:schemas-microsoft-com:office:office" xmlns:oel="http://schemas.microsoft.com/office/2019/extlst" xmlns:r="http://schemas.openxmlformats.org/officeDocument/2006/relationships" xmlns:m="http://schemas.openxmlformats.org/officeDocument/2006/math" xmlns:v="urn:schemas-microsoft-com:vml" xmlns:wp14="http://schemas.microsoft.com/office/word/2010/wordprocessingDrawing" xmlns:wp="http://schemas.openxmlformats.org/drawingml/2006/wordprocessingDrawing" xmlns:w10="urn:schemas-microsoft-com:office:word" xmlns:w="http://schemas.openxmlformats.org/wordprocessingml/2006/main" xmlns:w14="http://schemas.microsoft.com/office/word/2010/wordml" xmlns:w15="http://schemas.microsoft.com/office/word/2012/wordml" xmlns:w16cei="http://schemas.microsoft.com/office/word/2026/wordml/cei" xmlns:w16cex="http://schemas.microsoft.com/office/word/2018/wordml/cex" xmlns:w16cid="http://schemas.microsoft.com/office/word/2016/wordml/cid" xmlns:w16="http://schemas.microsoft.com/office/word/2018/wordml" xmlns:w16du="http://schemas.microsoft.com/office/word/2023/wordml/word16du" xmlns:w16sdtdh="http://schemas.microsoft.com/office/word/2020/wordml/sdtdatahash" xmlns:w16sdtfl="http://schemas.microsoft.com/office/word/2024/wordml/sdtformatlock" xmlns:w16se="http://schemas.microsoft.com/office/word/2015/wordml/symex" xmlns:wpg="http://schemas.microsoft.com/office/word/2010/wordprocessingGroup" xmlns:wpi="http://schemas.microsoft.com/office/word/2010/wordprocessingInk" xmlns:wne="http://schemas.microsoft.com/office/word/2006/wordml" xmlns:wps="http://schemas.microsoft.com/office/word/2010/wordprocessingShape" mc:Ignorable="w14 w15 w16se w16cid w16 w16cex w16sdtdh w16sdtfl w16du wp14">
   <w:p>
     <w:pPr>
       <w:pStyle w:val="Footer"/>
@@ -3826,7 +3823,7 @@
 </file>
 
 <file path=word/footnotes.xml><?xml version="1.0" encoding="utf-8"?>
-<w:footnotes xmlns:wpc="http://schemas.microsoft.com/office/word/2010/wordprocessingCanvas" xmlns:cx="http://schemas.microsoft.com/office/drawing/2014/chartex" xmlns:cx1="http://schemas.microsoft.com/office/drawing/2015/9/8/chartex" xmlns:cx2="http://schemas.microsoft.com/office/drawing/2015/10/21/chartex" xmlns:cx3="http://schemas.microsoft.com/office/drawing/2016/5/9/chartex" xmlns:cx4="http://schemas.microsoft.com/office/drawing/2016/5/10/chartex" xmlns:cx5="http://schemas.microsoft.com/office/drawing/2016/5/11/chartex" xmlns:cx6="http://schemas.microsoft.com/office/drawing/2016/5/12/chartex" xmlns:cx7="http://schemas.microsoft.com/office/drawing/2016/5/13/chartex" xmlns:cx8="http://schemas.microsoft.com/office/drawing/2016/5/14/chartex" xmlns:mc="http://schemas.openxmlformats.org/markup-compatibility/2006" xmlns:aink="http://schemas.microsoft.com/office/drawing/2016/ink" xmlns:am3d="http://schemas.microsoft.com/office/drawing/2017/model3d" xmlns:o="urn:schemas-microsoft-com:office:office" xmlns:oel="http://schemas.microsoft.com/office/2019/extlst" xmlns:r="http://schemas.openxmlformats.org/officeDocument/2006/relationships" xmlns:m="http://schemas.openxmlformats.org/officeDocument/2006/math" xmlns:v="urn:schemas-microsoft-com:vml" xmlns:wp14="http://schemas.microsoft.com/office/word/2010/wordprocessingDrawing" xmlns:wp="http://schemas.openxmlformats.org/drawingml/2006/wordprocessingDrawing" xmlns:w10="urn:schemas-microsoft-com:office:word" xmlns:w="http://schemas.openxmlformats.org/wordprocessingml/2006/main" xmlns:w14="http://schemas.microsoft.com/office/word/2010/wordml" xmlns:w15="http://schemas.microsoft.com/office/word/2012/wordml" xmlns:w16cex="http://schemas.microsoft.com/office/word/2018/wordml/cex" xmlns:w16cid="http://schemas.microsoft.com/office/word/2016/wordml/cid" xmlns:w16="http://schemas.microsoft.com/office/word/2018/wordml" xmlns:w16du="http://schemas.microsoft.com/office/word/2023/wordml/word16du" xmlns:w16sdtdh="http://schemas.microsoft.com/office/word/2020/wordml/sdtdatahash" xmlns:w16sdtfl="http://schemas.microsoft.com/office/word/2024/wordml/sdtformatlock" xmlns:w16se="http://schemas.microsoft.com/office/word/2015/wordml/symex" xmlns:wpg="http://schemas.microsoft.com/office/word/2010/wordprocessingGroup" xmlns:wpi="http://schemas.microsoft.com/office/word/2010/wordprocessingInk" xmlns:wne="http://schemas.microsoft.com/office/word/2006/wordml" xmlns:wps="http://schemas.microsoft.com/office/word/2010/wordprocessingShape" mc:Ignorable="w14 w15 w16se w16cid w16 w16cex w16sdtdh w16sdtfl w16du wp14">
+<w:footnotes xmlns:wpc="http://schemas.microsoft.com/office/word/2010/wordprocessingCanvas" xmlns:cx="http://schemas.microsoft.com/office/drawing/2014/chartex" xmlns:cx1="http://schemas.microsoft.com/office/drawing/2015/9/8/chartex" xmlns:cx2="http://schemas.microsoft.com/office/drawing/2015/10/21/chartex" xmlns:cx3="http://schemas.microsoft.com/office/drawing/2016/5/9/chartex" xmlns:cx4="http://schemas.microsoft.com/office/drawing/2016/5/10/chartex" xmlns:cx5="http://schemas.microsoft.com/office/drawing/2016/5/11/chartex" xmlns:cx6="http://schemas.microsoft.com/office/drawing/2016/5/12/chartex" xmlns:cx7="http://schemas.microsoft.com/office/drawing/2016/5/13/chartex" xmlns:cx8="http://schemas.microsoft.com/office/drawing/2016/5/14/chartex" xmlns:mc="http://schemas.openxmlformats.org/markup-compatibility/2006" xmlns:aink="http://schemas.microsoft.com/office/drawing/2016/ink" xmlns:am3d="http://schemas.microsoft.com/office/drawing/2017/model3d" xmlns:o="urn:schemas-microsoft-com:office:office" xmlns:oel="http://schemas.microsoft.com/office/2019/extlst" xmlns:r="http://schemas.openxmlformats.org/officeDocument/2006/relationships" xmlns:m="http://schemas.openxmlformats.org/officeDocument/2006/math" xmlns:v="urn:schemas-microsoft-com:vml" xmlns:wp14="http://schemas.microsoft.com/office/word/2010/wordprocessingDrawing" xmlns:wp="http://schemas.openxmlformats.org/drawingml/2006/wordprocessingDrawing" xmlns:w10="urn:schemas-microsoft-com:office:word" xmlns:w="http://schemas.openxmlformats.org/wordprocessingml/2006/main" xmlns:w14="http://schemas.microsoft.com/office/word/2010/wordml" xmlns:w15="http://schemas.microsoft.com/office/word/2012/wordml" xmlns:w16cei="http://schemas.microsoft.com/office/word/2026/wordml/cei" xmlns:w16cex="http://schemas.microsoft.com/office/word/2018/wordml/cex" xmlns:w16cid="http://schemas.microsoft.com/office/word/2016/wordml/cid" xmlns:w16="http://schemas.microsoft.com/office/word/2018/wordml" xmlns:w16du="http://schemas.microsoft.com/office/word/2023/wordml/word16du" xmlns:w16sdtdh="http://schemas.microsoft.com/office/word/2020/wordml/sdtdatahash" xmlns:w16sdtfl="http://schemas.microsoft.com/office/word/2024/wordml/sdtformatlock" xmlns:w16se="http://schemas.microsoft.com/office/word/2015/wordml/symex" xmlns:wpg="http://schemas.microsoft.com/office/word/2010/wordprocessingGroup" xmlns:wpi="http://schemas.microsoft.com/office/word/2010/wordprocessingInk" xmlns:wne="http://schemas.microsoft.com/office/word/2006/wordml" xmlns:wps="http://schemas.microsoft.com/office/word/2010/wordprocessingShape" mc:Ignorable="w14 w15 w16se w16cid w16 w16cex w16sdtdh w16sdtfl w16du wp14">
   <w:footnote w:type="separator" w:id="-1">
     <w:p>
       <w:r>
@@ -3845,7 +3842,7 @@
 </file>
 
 <file path=word/header1.xml><?xml version="1.0" encoding="utf-8"?>
-<w:hdr xmlns:wpc="http://schemas.microsoft.com/office/word/2010/wordprocessingCanvas" xmlns:cx="http://schemas.microsoft.com/office/drawing/2014/chartex" xmlns:cx1="http://schemas.microsoft.com/office/drawing/2015/9/8/chartex" xmlns:cx2="http://schemas.microsoft.com/office/drawing/2015/10/21/chartex" xmlns:cx3="http://schemas.microsoft.com/office/drawing/2016/5/9/chartex" xmlns:cx4="http://schemas.microsoft.com/office/drawing/2016/5/10/chartex" xmlns:cx5="http://schemas.microsoft.com/office/drawing/2016/5/11/chartex" xmlns:cx6="http://schemas.microsoft.com/office/drawing/2016/5/12/chartex" xmlns:cx7="http://schemas.microsoft.com/office/drawing/2016/5/13/chartex" xmlns:cx8="http://schemas.microsoft.com/office/drawing/2016/5/14/chartex" xmlns:mc="http://schemas.openxmlformats.org/markup-compatibility/2006" xmlns:aink="http://schemas.microsoft.com/office/drawing/2016/ink" xmlns:am3d="http://schemas.microsoft.com/office/drawing/2017/model3d" xmlns:o="urn:schemas-microsoft-com:office:office" xmlns:oel="http://schemas.microsoft.com/office/2019/extlst" xmlns:r="http://schemas.openxmlformats.org/officeDocument/2006/relationships" xmlns:m="http://schemas.openxmlformats.org/officeDocument/2006/math" xmlns:v="urn:schemas-microsoft-com:vml" xmlns:wp14="http://schemas.microsoft.com/office/word/2010/wordprocessingDrawing" xmlns:wp="http://schemas.openxmlformats.org/drawingml/2006/wordprocessingDrawing" xmlns:w10="urn:schemas-microsoft-com:office:word" xmlns:w="http://schemas.openxmlformats.org/wordprocessingml/2006/main" xmlns:w14="http://schemas.microsoft.com/office/word/2010/wordml" xmlns:w15="http://schemas.microsoft.com/office/word/2012/wordml" xmlns:w16cex="http://schemas.microsoft.com/office/word/2018/wordml/cex" xmlns:w16cid="http://schemas.microsoft.com/office/word/2016/wordml/cid" xmlns:w16="http://schemas.microsoft.com/office/word/2018/wordml" xmlns:w16du="http://schemas.microsoft.com/office/word/2023/wordml/word16du" xmlns:w16sdtdh="http://schemas.microsoft.com/office/word/2020/wordml/sdtdatahash" xmlns:w16sdtfl="http://schemas.microsoft.com/office/word/2024/wordml/sdtformatlock" xmlns:w16se="http://schemas.microsoft.com/office/word/2015/wordml/symex" xmlns:wpg="http://schemas.microsoft.com/office/word/2010/wordprocessingGroup" xmlns:wpi="http://schemas.microsoft.com/office/word/2010/wordprocessingInk" xmlns:wne="http://schemas.microsoft.com/office/word/2006/wordml" xmlns:wps="http://schemas.microsoft.com/office/word/2010/wordprocessingShape" mc:Ignorable="w14 w15 w16se w16cid w16 w16cex w16sdtdh w16sdtfl w16du wp14">
+<w:hdr xmlns:wpc="http://schemas.microsoft.com/office/word/2010/wordprocessingCanvas" xmlns:cx="http://schemas.microsoft.com/office/drawing/2014/chartex" xmlns:cx1="http://schemas.microsoft.com/office/drawing/2015/9/8/chartex" xmlns:cx2="http://schemas.microsoft.com/office/drawing/2015/10/21/chartex" xmlns:cx3="http://schemas.microsoft.com/office/drawing/2016/5/9/chartex" xmlns:cx4="http://schemas.microsoft.com/office/drawing/2016/5/10/chartex" xmlns:cx5="http://schemas.microsoft.com/office/drawing/2016/5/11/chartex" xmlns:cx6="http://schemas.microsoft.com/office/drawing/2016/5/12/chartex" xmlns:cx7="http://schemas.microsoft.com/office/drawing/2016/5/13/chartex" xmlns:cx8="http://schemas.microsoft.com/office/drawing/2016/5/14/chartex" xmlns:mc="http://schemas.openxmlformats.org/markup-compatibility/2006" xmlns:aink="http://schemas.microsoft.com/office/drawing/2016/ink" xmlns:am3d="http://schemas.microsoft.com/office/drawing/2017/model3d" xmlns:o="urn:schemas-microsoft-com:office:office" xmlns:oel="http://schemas.microsoft.com/office/2019/extlst" xmlns:r="http://schemas.openxmlformats.org/officeDocument/2006/relationships" xmlns:m="http://schemas.openxmlformats.org/officeDocument/2006/math" xmlns:v="urn:schemas-microsoft-com:vml" xmlns:wp14="http://schemas.microsoft.com/office/word/2010/wordprocessingDrawing" xmlns:wp="http://schemas.openxmlformats.org/drawingml/2006/wordprocessingDrawing" xmlns:w10="urn:schemas-microsoft-com:office:word" xmlns:w="http://schemas.openxmlformats.org/wordprocessingml/2006/main" xmlns:w14="http://schemas.microsoft.com/office/word/2010/wordml" xmlns:w15="http://schemas.microsoft.com/office/word/2012/wordml" xmlns:w16cei="http://schemas.microsoft.com/office/word/2026/wordml/cei" xmlns:w16cex="http://schemas.microsoft.com/office/word/2018/wordml/cex" xmlns:w16cid="http://schemas.microsoft.com/office/word/2016/wordml/cid" xmlns:w16="http://schemas.microsoft.com/office/word/2018/wordml" xmlns:w16du="http://schemas.microsoft.com/office/word/2023/wordml/word16du" xmlns:w16sdtdh="http://schemas.microsoft.com/office/word/2020/wordml/sdtdatahash" xmlns:w16sdtfl="http://schemas.microsoft.com/office/word/2024/wordml/sdtformatlock" xmlns:w16se="http://schemas.microsoft.com/office/word/2015/wordml/symex" xmlns:wpg="http://schemas.microsoft.com/office/word/2010/wordprocessingGroup" xmlns:wpi="http://schemas.microsoft.com/office/word/2010/wordprocessingInk" xmlns:wne="http://schemas.microsoft.com/office/word/2006/wordml" xmlns:wps="http://schemas.microsoft.com/office/word/2010/wordprocessingShape" mc:Ignorable="w14 w15 w16se w16cid w16 w16cex w16sdtdh w16sdtfl w16du wp14">
   <w:p>
     <w:pPr>
       <w:pStyle w:val="Header"/>
@@ -3922,7 +3919,7 @@
 </file>
 
 <file path=word/numbering.xml><?xml version="1.0" encoding="utf-8"?>
-<w:numbering xmlns:wpc="http://schemas.microsoft.com/office/word/2010/wordprocessingCanvas" xmlns:cx="http://schemas.microsoft.com/office/drawing/2014/chartex" xmlns:cx1="http://schemas.microsoft.com/office/drawing/2015/9/8/chartex" xmlns:cx2="http://schemas.microsoft.com/office/drawing/2015/10/21/chartex" xmlns:cx3="http://schemas.microsoft.com/office/drawing/2016/5/9/chartex" xmlns:cx4="http://schemas.microsoft.com/office/drawing/2016/5/10/chartex" xmlns:cx5="http://schemas.microsoft.com/office/drawing/2016/5/11/chartex" xmlns:cx6="http://schemas.microsoft.com/office/drawing/2016/5/12/chartex" xmlns:cx7="http://schemas.microsoft.com/office/drawing/2016/5/13/chartex" xmlns:cx8="http://schemas.microsoft.com/office/drawing/2016/5/14/chartex" xmlns:mc="http://schemas.openxmlformats.org/markup-compatibility/2006" xmlns:aink="http://schemas.microsoft.com/office/drawing/2016/ink" xmlns:am3d="http://schemas.microsoft.com/office/drawing/2017/model3d" xmlns:o="urn:schemas-microsoft-com:office:office" xmlns:oel="http://schemas.microsoft.com/office/2019/extlst" xmlns:r="http://schemas.openxmlformats.org/officeDocument/2006/relationships" xmlns:m="http://schemas.openxmlformats.org/officeDocument/2006/math" xmlns:v="urn:schemas-microsoft-com:vml" xmlns:wp14="http://schemas.microsoft.com/office/word/2010/wordprocessingDrawing" xmlns:wp="http://schemas.openxmlformats.org/drawingml/2006/wordprocessingDrawing" xmlns:w10="urn:schemas-microsoft-com:office:word" xmlns:w="http://schemas.openxmlformats.org/wordprocessingml/2006/main" xmlns:w14="http://schemas.microsoft.com/office/word/2010/wordml" xmlns:w15="http://schemas.microsoft.com/office/word/2012/wordml" xmlns:w16cex="http://schemas.microsoft.com/office/word/2018/wordml/cex" xmlns:w16cid="http://schemas.microsoft.com/office/word/2016/wordml/cid" xmlns:w16="http://schemas.microsoft.com/office/word/2018/wordml" xmlns:w16du="http://schemas.microsoft.com/office/word/2023/wordml/word16du" xmlns:w16sdtdh="http://schemas.microsoft.com/office/word/2020/wordml/sdtdatahash" xmlns:w16sdtfl="http://schemas.microsoft.com/office/word/2024/wordml/sdtformatlock" xmlns:w16se="http://schemas.microsoft.com/office/word/2015/wordml/symex" xmlns:wpg="http://schemas.microsoft.com/office/word/2010/wordprocessingGroup" xmlns:wpi="http://schemas.microsoft.com/office/word/2010/wordprocessingInk" xmlns:wne="http://schemas.microsoft.com/office/word/2006/wordml" xmlns:wps="http://schemas.microsoft.com/office/word/2010/wordprocessingShape" mc:Ignorable="w14 w15 w16se w16cid w16 w16cex w16sdtdh w16sdtfl w16du wp14">
+<w:numbering xmlns:wpc="http://schemas.microsoft.com/office/word/2010/wordprocessingCanvas" xmlns:cx="http://schemas.microsoft.com/office/drawing/2014/chartex" xmlns:cx1="http://schemas.microsoft.com/office/drawing/2015/9/8/chartex" xmlns:cx2="http://schemas.microsoft.com/office/drawing/2015/10/21/chartex" xmlns:cx3="http://schemas.microsoft.com/office/drawing/2016/5/9/chartex" xmlns:cx4="http://schemas.microsoft.com/office/drawing/2016/5/10/chartex" xmlns:cx5="http://schemas.microsoft.com/office/drawing/2016/5/11/chartex" xmlns:cx6="http://schemas.microsoft.com/office/drawing/2016/5/12/chartex" xmlns:cx7="http://schemas.microsoft.com/office/drawing/2016/5/13/chartex" xmlns:cx8="http://schemas.microsoft.com/office/drawing/2016/5/14/chartex" xmlns:mc="http://schemas.openxmlformats.org/markup-compatibility/2006" xmlns:aink="http://schemas.microsoft.com/office/drawing/2016/ink" xmlns:am3d="http://schemas.microsoft.com/office/drawing/2017/model3d" xmlns:o="urn:schemas-microsoft-com:office:office" xmlns:oel="http://schemas.microsoft.com/office/2019/extlst" xmlns:r="http://schemas.openxmlformats.org/officeDocument/2006/relationships" xmlns:m="http://schemas.openxmlformats.org/officeDocument/2006/math" xmlns:v="urn:schemas-microsoft-com:vml" xmlns:wp14="http://schemas.microsoft.com/office/word/2010/wordprocessingDrawing" xmlns:wp="http://schemas.openxmlformats.org/drawingml/2006/wordprocessingDrawing" xmlns:w10="urn:schemas-microsoft-com:office:word" xmlns:w="http://schemas.openxmlformats.org/wordprocessingml/2006/main" xmlns:w14="http://schemas.microsoft.com/office/word/2010/wordml" xmlns:w15="http://schemas.microsoft.com/office/word/2012/wordml" xmlns:w16cei="http://schemas.microsoft.com/office/word/2026/wordml/cei" xmlns:w16cex="http://schemas.microsoft.com/office/word/2018/wordml/cex" xmlns:w16cid="http://schemas.microsoft.com/office/word/2016/wordml/cid" xmlns:w16="http://schemas.microsoft.com/office/word/2018/wordml" xmlns:w16du="http://schemas.microsoft.com/office/word/2023/wordml/word16du" xmlns:w16sdtdh="http://schemas.microsoft.com/office/word/2020/wordml/sdtdatahash" xmlns:w16sdtfl="http://schemas.microsoft.com/office/word/2024/wordml/sdtformatlock" xmlns:w16se="http://schemas.microsoft.com/office/word/2015/wordml/symex" xmlns:wpg="http://schemas.microsoft.com/office/word/2010/wordprocessingGroup" xmlns:wpi="http://schemas.microsoft.com/office/word/2010/wordprocessingInk" xmlns:wne="http://schemas.microsoft.com/office/word/2006/wordml" xmlns:wps="http://schemas.microsoft.com/office/word/2010/wordprocessingShape" mc:Ignorable="w14 w15 w16se w16cid w16 w16cex w16sdtdh w16sdtfl w16du wp14">
   <w:abstractNum w:abstractNumId="0" w15:restartNumberingAfterBreak="0">
     <w:nsid w:val="0F1D0F09"/>
     <w:multiLevelType w:val="hybridMultilevel"/>

--- a/templates/1. ขออนุมัติโครงการก่อสร้าง_template.docx
+++ b/templates/1. ขออนุมัติโครงการก่อสร้าง_template.docx
@@ -584,6 +584,25 @@
           <w:sz w:val="32"/>
           <w:szCs w:val="32"/>
         </w:rPr>
+        <w:t>[</w:t>
+      </w:r>
+      <w:r>
+        <w:rPr>
+          <w:rFonts w:ascii="TH SarabunIT๙" w:hAnsi="TH SarabunIT๙" w:cs="TH SarabunIT๙"/>
+          <w:color w:val="auto"/>
+          <w:sz w:val="32"/>
+          <w:szCs w:val="32"/>
+          <w:cs/>
+        </w:rPr>
+        <w:t>เลขที่หนังสือขออนุมัติโครงการ]</w:t>
+      </w:r>
+      <w:r>
+        <w:rPr>
+          <w:rFonts w:ascii="TH SarabunIT๙" w:hAnsi="TH SarabunIT๙" w:cs="TH SarabunIT๙"/>
+          <w:color w:val="auto"/>
+          <w:sz w:val="32"/>
+          <w:szCs w:val="32"/>
+        </w:rPr>
         <w:tab/>
       </w:r>
       <w:r>
@@ -649,16 +668,7 @@
       </w:r>
       <w:r>
         <w:rPr>
-          <w:rFonts w:ascii="TH SarabunIT๙" w:hAnsi="TH SarabunIT๙" w:cs="TH SarabunIT๙"/>
-          <w:color w:val="auto"/>
-          <w:sz w:val="32"/>
-          <w:szCs w:val="32"/>
-        </w:rPr>
-        <w:t xml:space="preserve">  </w:t>
-      </w:r>
-      <w:r>
-        <w:rPr>
-          <w:rFonts w:ascii="TH SarabunIT๙" w:hAnsi="TH SarabunIT๙" w:cs="TH SarabunIT๙"/>
+          <w:rFonts w:ascii="TH SarabunIT๙" w:hAnsi="TH SarabunIT๙" w:cs="TH SarabunIT๙" w:hint="cs"/>
           <w:color w:val="auto"/>
           <w:sz w:val="32"/>
           <w:szCs w:val="32"/>
@@ -668,62 +678,24 @@
       </w:r>
       <w:r>
         <w:rPr>
-          <w:rFonts w:ascii="TH SarabunIT๙" w:hAnsi="TH SarabunIT๙" w:cs="TH SarabunIT๙" w:hint="cs"/>
-          <w:color w:val="auto"/>
-          <w:sz w:val="32"/>
-          <w:szCs w:val="32"/>
-          <w:cs/>
-        </w:rPr>
-        <w:t xml:space="preserve"> </w:t>
-      </w:r>
-      <w:r>
-        <w:rPr>
-          <w:rFonts w:ascii="TH SarabunIT๙" w:hAnsi="TH SarabunIT๙" w:cs="TH SarabunIT๙" w:hint="cs"/>
-          <w:color w:val="auto"/>
-          <w:sz w:val="32"/>
-          <w:szCs w:val="32"/>
-          <w:cs/>
-        </w:rPr>
-        <w:t xml:space="preserve">  </w:t>
-      </w:r>
-      <w:r>
-        <w:rPr>
-          <w:rFonts w:ascii="TH SarabunIT๙" w:hAnsi="TH SarabunIT๙" w:cs="TH SarabunIT๙" w:hint="cs"/>
-          <w:color w:val="auto"/>
-          <w:sz w:val="32"/>
-          <w:szCs w:val="32"/>
-          <w:cs/>
-        </w:rPr>
-        <w:t>[เดือน]</w:t>
-      </w:r>
-      <w:r>
-        <w:rPr>
-          <w:rFonts w:ascii="TH SarabunIT๙" w:hAnsi="TH SarabunIT๙" w:cs="TH SarabunIT๙"/>
-          <w:color w:val="auto"/>
-          <w:sz w:val="32"/>
-          <w:szCs w:val="32"/>
-          <w:cs/>
-        </w:rPr>
-        <w:t xml:space="preserve"> </w:t>
-      </w:r>
-      <w:r>
-        <w:rPr>
-          <w:rFonts w:ascii="TH SarabunIT๙" w:hAnsi="TH SarabunIT๙" w:cs="TH SarabunIT๙"/>
-          <w:color w:val="auto"/>
-          <w:sz w:val="32"/>
-          <w:szCs w:val="32"/>
-        </w:rPr>
-        <w:t xml:space="preserve"> </w:t>
-      </w:r>
-      <w:r>
-        <w:rPr>
-          <w:rFonts w:ascii="TH SarabunIT๙" w:hAnsi="TH SarabunIT๙" w:cs="TH SarabunIT๙"/>
-          <w:color w:val="auto"/>
-          <w:sz w:val="32"/>
-          <w:szCs w:val="32"/>
-          <w:cs/>
-        </w:rPr>
-        <w:t>[ปี]</w:t>
+          <w:rFonts w:ascii="TH SarabunIT๙" w:hAnsi="TH SarabunIT๙" w:cs="TH SarabunIT๙"/>
+          <w:snapToGrid w:val="0"/>
+          <w:color w:val="auto"/>
+          <w:sz w:val="32"/>
+          <w:szCs w:val="32"/>
+        </w:rPr>
+        <w:t>[</w:t>
+      </w:r>
+      <w:r>
+        <w:rPr>
+          <w:rFonts w:ascii="TH SarabunIT๙" w:hAnsi="TH SarabunIT๙" w:cs="TH SarabunIT๙"/>
+          <w:snapToGrid w:val="0"/>
+          <w:color w:val="auto"/>
+          <w:sz w:val="32"/>
+          <w:szCs w:val="32"/>
+          <w:cs/>
+        </w:rPr>
+        <w:t>วันที่หนังสือขออนุมัติโครงการ]</w:t>
       </w:r>
       <w:r>
         <w:rPr>

--- a/templates/1. ขออนุมัติโครงการก่อสร้าง_template.docx
+++ b/templates/1. ขออนุมัติโครงการก่อสร้าง_template.docx
@@ -3005,12 +3005,273 @@
         <w:ind w:right="-1"/>
         <w:jc w:val="center"/>
         <w:rPr>
-          <w:rFonts w:ascii="TH SarabunIT๙" w:hAnsi="TH SarabunIT๙" w:cs="TH SarabunIT๙"/>
+          <w:rFonts w:ascii="TH SarabunIT๙" w:hAnsi="TH SarabunIT๙" w:cs="TH SarabunIT๙" w:hint="cs"/>
           <w:sz w:val="32"/>
           <w:szCs w:val="32"/>
         </w:rPr>
       </w:pPr>
     </w:p>
+    <w:tbl>
+      <w:tblPr>
+        <w:tblStyle w:val="TableGrid"/>
+        <w:tblW w:w="0" w:type="auto"/>
+        <w:tblBorders>
+          <w:top w:val="none" w:sz="0" w:space="0" w:color="auto"/>
+          <w:left w:val="none" w:sz="0" w:space="0" w:color="auto"/>
+          <w:bottom w:val="none" w:sz="0" w:space="0" w:color="auto"/>
+          <w:right w:val="none" w:sz="0" w:space="0" w:color="auto"/>
+          <w:insideH w:val="none" w:sz="0" w:space="0" w:color="auto"/>
+          <w:insideV w:val="none" w:sz="0" w:space="0" w:color="auto"/>
+        </w:tblBorders>
+        <w:tblLook w:val="04A0" w:firstRow="1" w:lastRow="0" w:firstColumn="1" w:lastColumn="0" w:noHBand="0" w:noVBand="1"/>
+      </w:tblPr>
+      <w:tblGrid>
+        <w:gridCol w:w="1035"/>
+        <w:gridCol w:w="2929"/>
+        <w:gridCol w:w="5097"/>
+      </w:tblGrid>
+      <w:tr>
+        <w:tc>
+          <w:tcPr>
+            <w:tcW w:w="1035" w:type="dxa"/>
+          </w:tcPr>
+          <w:p>
+            <w:pPr>
+              <w:ind w:right="-1"/>
+              <w:jc w:val="right"/>
+              <w:rPr>
+                <w:rFonts w:ascii="TH SarabunIT๙" w:hAnsi="TH SarabunIT๙" w:cs="TH SarabunIT๙"/>
+                <w:sz w:val="32"/>
+                <w:szCs w:val="32"/>
+              </w:rPr>
+            </w:pPr>
+          </w:p>
+        </w:tc>
+        <w:tc>
+          <w:tcPr>
+            <w:tcW w:w="2929" w:type="dxa"/>
+          </w:tcPr>
+          <w:p>
+            <w:pPr>
+              <w:ind w:right="-1"/>
+              <w:jc w:val="right"/>
+              <w:rPr>
+                <w:rFonts w:ascii="TH SarabunIT๙" w:hAnsi="TH SarabunIT๙" w:cs="TH SarabunIT๙"/>
+                <w:sz w:val="32"/>
+                <w:szCs w:val="32"/>
+              </w:rPr>
+            </w:pPr>
+            <w:r>
+              <w:rPr>
+                <w:rFonts w:ascii="TH SarabunIT๙" w:hAnsi="TH SarabunIT๙" w:cs="TH SarabunIT๙" w:hint="cs"/>
+                <w:sz w:val="32"/>
+                <w:szCs w:val="32"/>
+                <w:cs/>
+              </w:rPr>
+              <w:t>ว่าที่</w:t>
+            </w:r>
+            <w:r>
+              <w:rPr>
+                <w:rFonts w:ascii="TH SarabunIT๙" w:hAnsi="TH SarabunIT๙" w:cs="TH SarabunIT๙"/>
+                <w:sz w:val="32"/>
+                <w:szCs w:val="32"/>
+                <w:cs/>
+              </w:rPr>
+              <w:t xml:space="preserve"> </w:t>
+            </w:r>
+            <w:r>
+              <w:rPr>
+                <w:rFonts w:ascii="TH SarabunIT๙" w:hAnsi="TH SarabunIT๙" w:cs="TH SarabunIT๙" w:hint="cs"/>
+                <w:sz w:val="32"/>
+                <w:szCs w:val="32"/>
+                <w:cs/>
+              </w:rPr>
+              <w:t>ร</w:t>
+            </w:r>
+            <w:r>
+              <w:rPr>
+                <w:rFonts w:ascii="TH SarabunIT๙" w:hAnsi="TH SarabunIT๙" w:cs="TH SarabunIT๙"/>
+                <w:sz w:val="32"/>
+                <w:szCs w:val="32"/>
+                <w:cs/>
+              </w:rPr>
+              <w:t>.</w:t>
+            </w:r>
+            <w:r>
+              <w:rPr>
+                <w:rFonts w:ascii="TH SarabunIT๙" w:hAnsi="TH SarabunIT๙" w:cs="TH SarabunIT๙" w:hint="cs"/>
+                <w:sz w:val="32"/>
+                <w:szCs w:val="32"/>
+                <w:cs/>
+              </w:rPr>
+              <w:t>ต</w:t>
+            </w:r>
+            <w:r>
+              <w:rPr>
+                <w:rFonts w:ascii="TH SarabunIT๙" w:hAnsi="TH SarabunIT๙" w:cs="TH SarabunIT๙"/>
+                <w:sz w:val="32"/>
+                <w:szCs w:val="32"/>
+                <w:cs/>
+              </w:rPr>
+              <w:t>.</w:t>
+            </w:r>
+          </w:p>
+        </w:tc>
+        <w:tc>
+          <w:tcPr>
+            <w:tcW w:w="5097" w:type="dxa"/>
+          </w:tcPr>
+          <w:p>
+            <w:pPr>
+              <w:ind w:right="-1"/>
+              <w:jc w:val="center"/>
+              <w:rPr>
+                <w:rFonts w:ascii="TH SarabunIT๙" w:hAnsi="TH SarabunIT๙" w:cs="TH SarabunIT๙"/>
+                <w:sz w:val="32"/>
+                <w:szCs w:val="32"/>
+              </w:rPr>
+            </w:pPr>
+          </w:p>
+        </w:tc>
+      </w:tr>
+      <w:tr>
+        <w:tc>
+          <w:tcPr>
+            <w:tcW w:w="1035" w:type="dxa"/>
+          </w:tcPr>
+          <w:p>
+            <w:pPr>
+              <w:ind w:right="-1"/>
+              <w:jc w:val="center"/>
+              <w:rPr>
+                <w:rFonts w:ascii="TH SarabunIT๙" w:hAnsi="TH SarabunIT๙" w:cs="TH SarabunIT๙"/>
+                <w:sz w:val="32"/>
+                <w:szCs w:val="32"/>
+              </w:rPr>
+            </w:pPr>
+          </w:p>
+        </w:tc>
+        <w:tc>
+          <w:tcPr>
+            <w:tcW w:w="8026" w:type="dxa"/>
+            <w:gridSpan w:val="2"/>
+          </w:tcPr>
+          <w:p>
+            <w:pPr>
+              <w:ind w:right="-1"/>
+              <w:jc w:val="center"/>
+              <w:rPr>
+                <w:rFonts w:ascii="TH SarabunIT๙" w:hAnsi="TH SarabunIT๙" w:cs="TH SarabunIT๙"/>
+                <w:sz w:val="32"/>
+                <w:szCs w:val="32"/>
+                <w:cs/>
+              </w:rPr>
+            </w:pPr>
+            <w:r>
+              <w:rPr>
+                <w:rFonts w:ascii="TH SarabunIT๙" w:hAnsi="TH SarabunIT๙" w:cs="TH SarabunIT๙"/>
+                <w:sz w:val="32"/>
+                <w:szCs w:val="32"/>
+                <w:cs/>
+              </w:rPr>
+              <w:t>(</w:t>
+            </w:r>
+            <w:r>
+              <w:rPr>
+                <w:rFonts w:ascii="TH SarabunIT๙" w:hAnsi="TH SarabunIT๙" w:cs="TH SarabunIT๙" w:hint="cs"/>
+                <w:sz w:val="32"/>
+                <w:szCs w:val="32"/>
+                <w:cs/>
+              </w:rPr>
+              <w:t>คมสรร</w:t>
+            </w:r>
+            <w:r>
+              <w:rPr>
+                <w:rFonts w:ascii="TH SarabunIT๙" w:hAnsi="TH SarabunIT๙" w:cs="TH SarabunIT๙"/>
+                <w:sz w:val="32"/>
+                <w:szCs w:val="32"/>
+                <w:cs/>
+              </w:rPr>
+              <w:t xml:space="preserve">  </w:t>
+            </w:r>
+            <w:r>
+              <w:rPr>
+                <w:rFonts w:ascii="TH SarabunIT๙" w:hAnsi="TH SarabunIT๙" w:cs="TH SarabunIT๙" w:hint="cs"/>
+                <w:sz w:val="32"/>
+                <w:szCs w:val="32"/>
+                <w:cs/>
+              </w:rPr>
+              <w:t>เครือศรี</w:t>
+            </w:r>
+            <w:r>
+              <w:rPr>
+                <w:rFonts w:ascii="TH SarabunIT๙" w:hAnsi="TH SarabunIT๙" w:cs="TH SarabunIT๙"/>
+                <w:sz w:val="32"/>
+                <w:szCs w:val="32"/>
+                <w:cs/>
+              </w:rPr>
+              <w:t>)</w:t>
+            </w:r>
+          </w:p>
+        </w:tc>
+      </w:tr>
+      <w:tr>
+        <w:tc>
+          <w:tcPr>
+            <w:tcW w:w="1035" w:type="dxa"/>
+          </w:tcPr>
+          <w:p>
+            <w:pPr>
+              <w:ind w:right="-1"/>
+              <w:jc w:val="center"/>
+              <w:rPr>
+                <w:rFonts w:ascii="TH SarabunIT๙" w:hAnsi="TH SarabunIT๙" w:cs="TH SarabunIT๙"/>
+                <w:sz w:val="32"/>
+                <w:szCs w:val="32"/>
+              </w:rPr>
+            </w:pPr>
+          </w:p>
+        </w:tc>
+        <w:tc>
+          <w:tcPr>
+            <w:tcW w:w="8026" w:type="dxa"/>
+            <w:gridSpan w:val="2"/>
+          </w:tcPr>
+          <w:p>
+            <w:pPr>
+              <w:ind w:right="-1"/>
+              <w:jc w:val="center"/>
+              <w:rPr>
+                <w:rFonts w:ascii="TH SarabunIT๙" w:hAnsi="TH SarabunIT๙" w:cs="TH SarabunIT๙" w:hint="cs"/>
+                <w:sz w:val="32"/>
+                <w:szCs w:val="32"/>
+                <w:cs/>
+              </w:rPr>
+            </w:pPr>
+            <w:r>
+              <w:rPr>
+                <w:rFonts w:ascii="TH SarabunIT๙" w:hAnsi="TH SarabunIT๙" w:cs="TH SarabunIT๙" w:hint="cs"/>
+                <w:sz w:val="32"/>
+                <w:szCs w:val="32"/>
+                <w:cs/>
+              </w:rPr>
+              <w:t>ผู้อำนวยการกองช่าง</w:t>
+            </w:r>
+            <w:r>
+              <w:rPr>
+                <w:rFonts w:ascii="TH SarabunPSK" w:hAnsi="TH SarabunPSK" w:cs="TH SarabunPSK" w:hint="cs"/>
+                <w:snapToGrid w:val="0"/>
+                <w:sz w:val="32"/>
+                <w:szCs w:val="32"/>
+                <w:cs/>
+                <w:lang w:eastAsia="th-TH"/>
+              </w:rPr>
+              <w:t>องค์การบริหารส่วนตำบลคลองด่าน</w:t>
+            </w:r>
+          </w:p>
+        </w:tc>
+      </w:tr>
+    </w:tbl>
     <w:p>
       <w:pPr>
         <w:ind w:right="-1"/>
@@ -3020,683 +3281,442 @@
           <w:szCs w:val="32"/>
         </w:rPr>
       </w:pPr>
-      <w:r>
-        <w:rPr>
-          <w:rFonts w:ascii="TH SarabunIT๙" w:hAnsi="TH SarabunIT๙" w:cs="TH SarabunIT๙"/>
-          <w:sz w:val="32"/>
-          <w:szCs w:val="32"/>
-          <w:cs/>
-        </w:rPr>
-        <w:tab/>
-      </w:r>
-      <w:r>
-        <w:rPr>
-          <w:rFonts w:ascii="TH SarabunIT๙" w:hAnsi="TH SarabunIT๙" w:cs="TH SarabunIT๙"/>
-          <w:sz w:val="32"/>
-          <w:szCs w:val="32"/>
-          <w:cs/>
-        </w:rPr>
-        <w:tab/>
-      </w:r>
-      <w:r>
-        <w:rPr>
-          <w:rFonts w:ascii="TH SarabunIT๙" w:hAnsi="TH SarabunIT๙" w:cs="TH SarabunIT๙"/>
-          <w:sz w:val="32"/>
-          <w:szCs w:val="32"/>
-          <w:cs/>
-        </w:rPr>
-        <w:tab/>
-      </w:r>
-      <w:r>
-        <w:rPr>
-          <w:rFonts w:ascii="TH SarabunIT๙" w:hAnsi="TH SarabunIT๙" w:cs="TH SarabunIT๙"/>
-          <w:sz w:val="32"/>
-          <w:szCs w:val="32"/>
-          <w:cs/>
-        </w:rPr>
-        <w:tab/>
-      </w:r>
-      <w:r>
-        <w:rPr>
-          <w:rFonts w:ascii="TH SarabunIT๙" w:hAnsi="TH SarabunIT๙" w:cs="TH SarabunIT๙"/>
-          <w:sz w:val="32"/>
-          <w:szCs w:val="32"/>
-          <w:cs/>
-        </w:rPr>
-        <w:tab/>
-      </w:r>
-      <w:r>
-        <w:rPr>
-          <w:rFonts w:ascii="TH SarabunIT๙" w:hAnsi="TH SarabunIT๙" w:cs="TH SarabunIT๙" w:hint="cs"/>
-          <w:sz w:val="32"/>
-          <w:szCs w:val="32"/>
-          <w:cs/>
-        </w:rPr>
-        <w:t>ว่าที่</w:t>
-      </w:r>
-      <w:r>
-        <w:rPr>
-          <w:rFonts w:ascii="TH SarabunIT๙" w:hAnsi="TH SarabunIT๙" w:cs="TH SarabunIT๙"/>
-          <w:sz w:val="32"/>
-          <w:szCs w:val="32"/>
-          <w:cs/>
-        </w:rPr>
-        <w:t xml:space="preserve"> </w:t>
-      </w:r>
-      <w:r>
-        <w:rPr>
-          <w:rFonts w:ascii="TH SarabunIT๙" w:hAnsi="TH SarabunIT๙" w:cs="TH SarabunIT๙" w:hint="cs"/>
-          <w:sz w:val="32"/>
-          <w:szCs w:val="32"/>
-          <w:cs/>
-        </w:rPr>
-        <w:t>ร</w:t>
-      </w:r>
-      <w:r>
-        <w:rPr>
-          <w:rFonts w:ascii="TH SarabunIT๙" w:hAnsi="TH SarabunIT๙" w:cs="TH SarabunIT๙"/>
-          <w:sz w:val="32"/>
-          <w:szCs w:val="32"/>
-          <w:cs/>
-        </w:rPr>
-        <w:t>.</w:t>
-      </w:r>
-      <w:r>
-        <w:rPr>
-          <w:rFonts w:ascii="TH SarabunIT๙" w:hAnsi="TH SarabunIT๙" w:cs="TH SarabunIT๙" w:hint="cs"/>
-          <w:sz w:val="32"/>
-          <w:szCs w:val="32"/>
-          <w:cs/>
-        </w:rPr>
-        <w:t>ต</w:t>
-      </w:r>
-      <w:r>
-        <w:rPr>
-          <w:rFonts w:ascii="TH SarabunIT๙" w:hAnsi="TH SarabunIT๙" w:cs="TH SarabunIT๙"/>
-          <w:sz w:val="32"/>
-          <w:szCs w:val="32"/>
-          <w:cs/>
-        </w:rPr>
-        <w:t>.</w:t>
-      </w:r>
     </w:p>
-    <w:p>
-      <w:pPr>
-        <w:tabs>
-          <w:tab w:val="left" w:pos="4536"/>
-        </w:tabs>
-        <w:ind w:right="-1"/>
-        <w:rPr>
-          <w:rFonts w:ascii="TH SarabunIT๙" w:hAnsi="TH SarabunIT๙" w:cs="TH SarabunIT๙"/>
-          <w:sz w:val="32"/>
-          <w:szCs w:val="32"/>
-        </w:rPr>
-      </w:pPr>
-      <w:r>
-        <w:rPr>
-          <w:rFonts w:ascii="TH SarabunIT๙" w:hAnsi="TH SarabunIT๙" w:cs="TH SarabunIT๙"/>
-          <w:sz w:val="32"/>
-          <w:szCs w:val="32"/>
-          <w:cs/>
-        </w:rPr>
-        <w:tab/>
-      </w:r>
-      <w:r>
-        <w:rPr>
-          <w:rFonts w:ascii="TH SarabunIT๙" w:hAnsi="TH SarabunIT๙" w:cs="TH SarabunIT๙"/>
-          <w:sz w:val="32"/>
-          <w:szCs w:val="32"/>
-          <w:cs/>
-        </w:rPr>
-        <w:t>(</w:t>
-      </w:r>
-      <w:r>
-        <w:rPr>
-          <w:rFonts w:ascii="TH SarabunIT๙" w:hAnsi="TH SarabunIT๙" w:cs="TH SarabunIT๙" w:hint="cs"/>
-          <w:sz w:val="32"/>
-          <w:szCs w:val="32"/>
-          <w:cs/>
-        </w:rPr>
-        <w:t>คมสรร</w:t>
-      </w:r>
-      <w:r>
-        <w:rPr>
-          <w:rFonts w:ascii="TH SarabunIT๙" w:hAnsi="TH SarabunIT๙" w:cs="TH SarabunIT๙"/>
-          <w:sz w:val="32"/>
-          <w:szCs w:val="32"/>
-          <w:cs/>
-        </w:rPr>
-        <w:t xml:space="preserve">   </w:t>
-      </w:r>
-      <w:r>
-        <w:rPr>
-          <w:rFonts w:ascii="TH SarabunIT๙" w:hAnsi="TH SarabunIT๙" w:cs="TH SarabunIT๙" w:hint="cs"/>
-          <w:sz w:val="32"/>
-          <w:szCs w:val="32"/>
-          <w:cs/>
-        </w:rPr>
-        <w:t>เครือศรี</w:t>
-      </w:r>
-      <w:r>
-        <w:rPr>
-          <w:rFonts w:ascii="TH SarabunIT๙" w:hAnsi="TH SarabunIT๙" w:cs="TH SarabunIT๙"/>
-          <w:sz w:val="32"/>
-          <w:szCs w:val="32"/>
-          <w:cs/>
-        </w:rPr>
-        <w:t>)</w:t>
-      </w:r>
-    </w:p>
-    <w:p>
-      <w:pPr>
-        <w:ind w:right="-1"/>
-        <w:rPr>
-          <w:rFonts w:ascii="TH SarabunIT๙" w:hAnsi="TH SarabunIT๙" w:cs="TH SarabunIT๙"/>
-          <w:sz w:val="32"/>
-          <w:szCs w:val="32"/>
-        </w:rPr>
-      </w:pPr>
-      <w:r>
-        <w:rPr>
-          <w:rFonts w:ascii="TH SarabunIT๙" w:hAnsi="TH SarabunIT๙" w:cs="TH SarabunIT๙"/>
-          <w:sz w:val="32"/>
-          <w:szCs w:val="32"/>
-          <w:cs/>
-        </w:rPr>
-        <w:tab/>
-      </w:r>
-      <w:r>
-        <w:rPr>
-          <w:rFonts w:ascii="TH SarabunIT๙" w:hAnsi="TH SarabunIT๙" w:cs="TH SarabunIT๙"/>
-          <w:sz w:val="32"/>
-          <w:szCs w:val="32"/>
-          <w:cs/>
-        </w:rPr>
-        <w:tab/>
-      </w:r>
-      <w:r>
-        <w:rPr>
-          <w:rFonts w:ascii="TH SarabunIT๙" w:hAnsi="TH SarabunIT๙" w:cs="TH SarabunIT๙"/>
-          <w:sz w:val="32"/>
-          <w:szCs w:val="32"/>
-          <w:cs/>
-        </w:rPr>
-        <w:tab/>
-      </w:r>
-      <w:r>
-        <w:rPr>
-          <w:rFonts w:ascii="TH SarabunIT๙" w:hAnsi="TH SarabunIT๙" w:cs="TH SarabunIT๙"/>
-          <w:sz w:val="32"/>
-          <w:szCs w:val="32"/>
-          <w:cs/>
-        </w:rPr>
-        <w:tab/>
-      </w:r>
-      <w:r>
-        <w:rPr>
-          <w:rFonts w:ascii="TH SarabunIT๙" w:hAnsi="TH SarabunIT๙" w:cs="TH SarabunIT๙" w:hint="cs"/>
-          <w:sz w:val="32"/>
-          <w:szCs w:val="32"/>
-          <w:cs/>
-        </w:rPr>
-        <w:t>ผู้อำนวยการกองช่าง</w:t>
-      </w:r>
-      <w:r>
-        <w:rPr>
-          <w:rFonts w:ascii="TH SarabunPSK" w:hAnsi="TH SarabunPSK" w:cs="TH SarabunPSK" w:hint="cs"/>
-          <w:snapToGrid w:val="0"/>
-          <w:sz w:val="32"/>
-          <w:szCs w:val="32"/>
-          <w:cs/>
-          <w:lang w:eastAsia="th-TH"/>
-        </w:rPr>
-        <w:t>องค์การบริหารส่วนตำบลคลองด่าน</w:t>
-      </w:r>
-    </w:p>
-    <w:p>
-      <w:pPr>
-        <w:ind w:right="-1"/>
-        <w:rPr>
-          <w:rFonts w:ascii="TH SarabunIT๙" w:hAnsi="TH SarabunIT๙" w:cs="TH SarabunIT๙"/>
-          <w:sz w:val="32"/>
-          <w:szCs w:val="32"/>
-        </w:rPr>
-      </w:pPr>
-    </w:p>
-    <w:p>
-      <w:pPr>
-        <w:ind w:right="-1"/>
-        <w:rPr>
-          <w:rFonts w:ascii="TH SarabunIT๙" w:hAnsi="TH SarabunIT๙" w:cs="TH SarabunIT๙"/>
-          <w:sz w:val="32"/>
-          <w:szCs w:val="32"/>
-        </w:rPr>
-      </w:pPr>
-    </w:p>
-    <w:p>
-      <w:pPr>
-        <w:widowControl w:val="0"/>
-        <w:rPr>
-          <w:rFonts w:ascii="TH SarabunPSK" w:hAnsi="TH SarabunPSK" w:cs="TH SarabunPSK"/>
-          <w:snapToGrid w:val="0"/>
-          <w:sz w:val="32"/>
-          <w:szCs w:val="32"/>
-          <w:lang w:eastAsia="th-TH"/>
-        </w:rPr>
-      </w:pPr>
-      <w:r>
-        <w:rPr>
-          <w:rFonts w:ascii="TH SarabunPSK" w:hAnsi="TH SarabunPSK" w:cs="TH SarabunPSK"/>
-          <w:snapToGrid w:val="0"/>
-          <w:sz w:val="32"/>
-          <w:szCs w:val="32"/>
-          <w:cs/>
-          <w:lang w:eastAsia="th-TH"/>
-        </w:rPr>
-        <w:tab/>
-      </w:r>
-      <w:r>
-        <w:rPr>
-          <w:rFonts w:ascii="TH SarabunPSK" w:hAnsi="TH SarabunPSK" w:cs="TH SarabunPSK"/>
-          <w:snapToGrid w:val="0"/>
-          <w:sz w:val="32"/>
-          <w:szCs w:val="32"/>
-          <w:cs/>
-          <w:lang w:eastAsia="th-TH"/>
-        </w:rPr>
-        <w:tab/>
-      </w:r>
-      <w:r>
-        <w:rPr>
-          <w:rFonts w:ascii="TH SarabunPSK" w:hAnsi="TH SarabunPSK" w:cs="TH SarabunPSK"/>
-          <w:snapToGrid w:val="0"/>
-          <w:sz w:val="32"/>
-          <w:szCs w:val="32"/>
-          <w:cs/>
-          <w:lang w:eastAsia="th-TH"/>
-        </w:rPr>
-        <w:tab/>
-      </w:r>
-      <w:r>
-        <w:rPr>
-          <w:rFonts w:ascii="TH SarabunPSK" w:hAnsi="TH SarabunPSK" w:cs="TH SarabunPSK"/>
-          <w:snapToGrid w:val="0"/>
-          <w:sz w:val="32"/>
-          <w:szCs w:val="32"/>
-          <w:cs/>
-          <w:lang w:eastAsia="th-TH"/>
-        </w:rPr>
-        <w:tab/>
-      </w:r>
-      <w:r>
-        <w:rPr>
-          <w:rFonts w:ascii="TH SarabunPSK" w:hAnsi="TH SarabunPSK" w:cs="TH SarabunPSK"/>
-          <w:snapToGrid w:val="0"/>
-          <w:sz w:val="32"/>
-          <w:szCs w:val="32"/>
-          <w:cs/>
-          <w:lang w:eastAsia="th-TH"/>
-        </w:rPr>
-        <w:tab/>
-      </w:r>
-      <w:r>
-        <w:rPr>
-          <w:rFonts w:ascii="TH SarabunPSK" w:hAnsi="TH SarabunPSK" w:cs="TH SarabunPSK"/>
-          <w:snapToGrid w:val="0"/>
-          <w:sz w:val="32"/>
-          <w:szCs w:val="32"/>
-          <w:cs/>
-          <w:lang w:eastAsia="th-TH"/>
-        </w:rPr>
-        <w:tab/>
-      </w:r>
-      <w:r>
-        <w:rPr>
-          <w:rFonts w:ascii="TH SarabunPSK" w:hAnsi="TH SarabunPSK" w:cs="TH SarabunPSK"/>
-          <w:snapToGrid w:val="0"/>
-          <w:sz w:val="32"/>
-          <w:szCs w:val="32"/>
-          <w:cs/>
-          <w:lang w:eastAsia="th-TH"/>
-        </w:rPr>
-        <w:tab/>
-      </w:r>
-      <w:r>
-        <w:rPr>
-          <w:rFonts w:ascii="TH SarabunPSK" w:hAnsi="TH SarabunPSK" w:cs="TH SarabunPSK"/>
-          <w:snapToGrid w:val="0"/>
-          <w:sz w:val="32"/>
-          <w:szCs w:val="32"/>
-          <w:cs/>
-          <w:lang w:eastAsia="th-TH"/>
-        </w:rPr>
-        <w:tab/>
-      </w:r>
-      <w:r>
-        <w:rPr>
-          <w:rFonts w:ascii="TH SarabunPSK" w:hAnsi="TH SarabunPSK" w:cs="TH SarabunPSK"/>
-          <w:snapToGrid w:val="0"/>
-          <w:sz w:val="32"/>
-          <w:szCs w:val="32"/>
-          <w:cs/>
-          <w:lang w:eastAsia="th-TH"/>
-        </w:rPr>
-        <w:tab/>
-      </w:r>
-      <w:r>
-        <w:rPr>
-          <w:rFonts w:ascii="TH SarabunPSK" w:hAnsi="TH SarabunPSK" w:cs="TH SarabunPSK" w:hint="cs"/>
-          <w:snapToGrid w:val="0"/>
-          <w:sz w:val="32"/>
-          <w:szCs w:val="32"/>
-          <w:cs/>
-          <w:lang w:eastAsia="th-TH"/>
-        </w:rPr>
-        <w:t>(นายพศิน  ภูแสน)</w:t>
-      </w:r>
-    </w:p>
-    <w:p>
-      <w:r>
-        <w:rPr>
-          <w:rFonts w:ascii="TH SarabunPSK" w:hAnsi="TH SarabunPSK" w:cs="TH SarabunPSK"/>
-          <w:snapToGrid w:val="0"/>
-          <w:sz w:val="32"/>
-          <w:szCs w:val="32"/>
-          <w:lang w:eastAsia="th-TH"/>
-        </w:rPr>
-        <w:tab/>
-      </w:r>
-      <w:r>
-        <w:rPr>
-          <w:rFonts w:ascii="TH SarabunPSK" w:hAnsi="TH SarabunPSK" w:cs="TH SarabunPSK"/>
-          <w:snapToGrid w:val="0"/>
-          <w:sz w:val="32"/>
-          <w:szCs w:val="32"/>
-          <w:lang w:eastAsia="th-TH"/>
-        </w:rPr>
-        <w:tab/>
-      </w:r>
-      <w:r>
-        <w:rPr>
-          <w:rFonts w:ascii="TH SarabunPSK" w:hAnsi="TH SarabunPSK" w:cs="TH SarabunPSK"/>
-          <w:snapToGrid w:val="0"/>
-          <w:sz w:val="32"/>
-          <w:szCs w:val="32"/>
-          <w:lang w:eastAsia="th-TH"/>
-        </w:rPr>
-        <w:tab/>
-      </w:r>
-      <w:r>
-        <w:rPr>
-          <w:rFonts w:ascii="TH SarabunPSK" w:hAnsi="TH SarabunPSK" w:cs="TH SarabunPSK"/>
-          <w:snapToGrid w:val="0"/>
-          <w:sz w:val="32"/>
-          <w:szCs w:val="32"/>
-          <w:lang w:eastAsia="th-TH"/>
-        </w:rPr>
-        <w:tab/>
-      </w:r>
-      <w:r>
-        <w:rPr>
-          <w:rFonts w:ascii="TH SarabunPSK" w:hAnsi="TH SarabunPSK" w:cs="TH SarabunPSK"/>
-          <w:snapToGrid w:val="0"/>
-          <w:sz w:val="32"/>
-          <w:szCs w:val="32"/>
-          <w:lang w:eastAsia="th-TH"/>
-        </w:rPr>
-        <w:tab/>
-      </w:r>
-      <w:r>
-        <w:rPr>
-          <w:rFonts w:ascii="TH SarabunPSK" w:hAnsi="TH SarabunPSK" w:cs="TH SarabunPSK"/>
-          <w:snapToGrid w:val="0"/>
-          <w:sz w:val="32"/>
-          <w:szCs w:val="32"/>
-          <w:lang w:eastAsia="th-TH"/>
-        </w:rPr>
-        <w:tab/>
-      </w:r>
-      <w:r>
-        <w:rPr>
-          <w:rFonts w:ascii="TH SarabunPSK" w:hAnsi="TH SarabunPSK" w:cs="TH SarabunPSK"/>
-          <w:snapToGrid w:val="0"/>
-          <w:sz w:val="32"/>
-          <w:szCs w:val="32"/>
-          <w:lang w:eastAsia="th-TH"/>
-        </w:rPr>
-        <w:tab/>
-        <w:t xml:space="preserve">         </w:t>
-      </w:r>
-      <w:r>
-        <w:rPr>
-          <w:rFonts w:ascii="TH SarabunPSK" w:hAnsi="TH SarabunPSK" w:cs="TH SarabunPSK" w:hint="cs"/>
-          <w:snapToGrid w:val="0"/>
-          <w:sz w:val="32"/>
-          <w:szCs w:val="32"/>
-          <w:cs/>
-          <w:lang w:eastAsia="th-TH"/>
-        </w:rPr>
-        <w:t>ปลัดองค์การบริหารส่วนตำบลคลองด่าน</w:t>
-      </w:r>
-    </w:p>
+    <w:tbl>
+      <w:tblPr>
+        <w:tblStyle w:val="TableGrid"/>
+        <w:tblW w:w="9072" w:type="dxa"/>
+        <w:tblInd w:w="-5" w:type="dxa"/>
+        <w:tblBorders>
+          <w:top w:val="none" w:sz="0" w:space="0" w:color="auto"/>
+          <w:left w:val="none" w:sz="0" w:space="0" w:color="auto"/>
+          <w:bottom w:val="none" w:sz="0" w:space="0" w:color="auto"/>
+          <w:right w:val="none" w:sz="0" w:space="0" w:color="auto"/>
+          <w:insideH w:val="none" w:sz="0" w:space="0" w:color="auto"/>
+          <w:insideV w:val="none" w:sz="0" w:space="0" w:color="auto"/>
+        </w:tblBorders>
+        <w:tblLook w:val="04A0" w:firstRow="1" w:lastRow="0" w:firstColumn="1" w:lastColumn="0" w:noHBand="0" w:noVBand="1"/>
+      </w:tblPr>
+      <w:tblGrid>
+        <w:gridCol w:w="4395"/>
+        <w:gridCol w:w="4677"/>
+      </w:tblGrid>
+      <w:tr>
+        <w:tc>
+          <w:tcPr>
+            <w:tcW w:w="4395" w:type="dxa"/>
+          </w:tcPr>
+          <w:p>
+            <w:pPr>
+              <w:ind w:right="-1"/>
+              <w:jc w:val="center"/>
+              <w:rPr>
+                <w:rFonts w:ascii="TH SarabunIT๙" w:hAnsi="TH SarabunIT๙" w:cs="TH SarabunIT๙"/>
+                <w:sz w:val="32"/>
+                <w:szCs w:val="32"/>
+              </w:rPr>
+            </w:pPr>
+          </w:p>
+        </w:tc>
+        <w:tc>
+          <w:tcPr>
+            <w:tcW w:w="4677" w:type="dxa"/>
+          </w:tcPr>
+          <w:p>
+            <w:pPr>
+              <w:ind w:right="-1"/>
+              <w:jc w:val="center"/>
+              <w:rPr>
+                <w:rFonts w:ascii="TH SarabunIT๙" w:hAnsi="TH SarabunIT๙" w:cs="TH SarabunIT๙"/>
+                <w:sz w:val="32"/>
+                <w:szCs w:val="32"/>
+              </w:rPr>
+            </w:pPr>
+          </w:p>
+        </w:tc>
+      </w:tr>
+      <w:tr>
+        <w:tc>
+          <w:tcPr>
+            <w:tcW w:w="4395" w:type="dxa"/>
+          </w:tcPr>
+          <w:p>
+            <w:pPr>
+              <w:ind w:right="-1"/>
+              <w:jc w:val="center"/>
+              <w:rPr>
+                <w:rFonts w:ascii="TH SarabunPSK" w:hAnsi="TH SarabunPSK" w:cs="TH SarabunPSK" w:hint="cs"/>
+                <w:snapToGrid w:val="0"/>
+                <w:sz w:val="32"/>
+                <w:szCs w:val="32"/>
+                <w:cs/>
+                <w:lang w:eastAsia="th-TH"/>
+              </w:rPr>
+            </w:pPr>
+            <w:r>
+              <w:rPr>
+                <w:rFonts w:ascii="TH SarabunPSK" w:hAnsi="TH SarabunPSK" w:cs="TH SarabunPSK" w:hint="cs"/>
+                <w:snapToGrid w:val="0"/>
+                <w:sz w:val="32"/>
+                <w:szCs w:val="32"/>
+                <w:cs/>
+                <w:lang w:eastAsia="th-TH"/>
+              </w:rPr>
+              <w:t>ความเห็นของหัวหน้าหน่วยงานของรัฐ</w:t>
+            </w:r>
+          </w:p>
+        </w:tc>
+        <w:tc>
+          <w:tcPr>
+            <w:tcW w:w="4677" w:type="dxa"/>
+          </w:tcPr>
+          <w:p>
+            <w:pPr>
+              <w:ind w:right="-1"/>
+              <w:jc w:val="center"/>
+              <w:rPr>
+                <w:rFonts w:ascii="TH SarabunIT๙" w:hAnsi="TH SarabunIT๙" w:cs="TH SarabunIT๙"/>
+                <w:sz w:val="32"/>
+                <w:szCs w:val="32"/>
+                <w:cs/>
+              </w:rPr>
+            </w:pPr>
+            <w:r>
+              <w:rPr>
+                <w:rFonts w:ascii="TH SarabunPSK" w:hAnsi="TH SarabunPSK" w:cs="TH SarabunPSK" w:hint="cs"/>
+                <w:snapToGrid w:val="0"/>
+                <w:sz w:val="32"/>
+                <w:szCs w:val="32"/>
+                <w:cs/>
+                <w:lang w:eastAsia="th-TH"/>
+              </w:rPr>
+              <w:t>(นายพศิน  ภูแสน)</w:t>
+            </w:r>
+          </w:p>
+        </w:tc>
+      </w:tr>
+      <w:tr>
+        <w:tc>
+          <w:tcPr>
+            <w:tcW w:w="4395" w:type="dxa"/>
+          </w:tcPr>
+          <w:p>
+            <w:pPr>
+              <w:ind w:right="-1"/>
+              <w:rPr>
+                <w:rFonts w:ascii="TH SarabunPSK" w:hAnsi="TH SarabunPSK" w:cs="TH SarabunPSK" w:hint="cs"/>
+                <w:snapToGrid w:val="0"/>
+                <w:sz w:val="32"/>
+                <w:szCs w:val="32"/>
+                <w:cs/>
+                <w:lang w:eastAsia="th-TH"/>
+              </w:rPr>
+            </w:pPr>
+            <w:r>
+              <w:rPr>
+                <w:rFonts w:ascii="TH SarabunPSK" w:hAnsi="TH SarabunPSK" w:cs="TH SarabunPSK" w:hint="cs"/>
+                <w:snapToGrid w:val="0"/>
+                <w:sz w:val="32"/>
+                <w:szCs w:val="32"/>
+                <w:lang w:eastAsia="th-TH"/>
+              </w:rPr>
+              <w:sym w:font="Wingdings" w:char="F06F"/>
+            </w:r>
+            <w:r>
+              <w:rPr>
+                <w:rFonts w:ascii="TH SarabunPSK" w:hAnsi="TH SarabunPSK" w:cs="TH SarabunPSK" w:hint="cs"/>
+                <w:snapToGrid w:val="0"/>
+                <w:sz w:val="32"/>
+                <w:szCs w:val="32"/>
+                <w:cs/>
+                <w:lang w:eastAsia="th-TH"/>
+              </w:rPr>
+              <w:t xml:space="preserve">  อนุมัติ</w:t>
+            </w:r>
+          </w:p>
+        </w:tc>
+        <w:tc>
+          <w:tcPr>
+            <w:tcW w:w="4677" w:type="dxa"/>
+          </w:tcPr>
+          <w:p>
+            <w:pPr>
+              <w:ind w:right="-1"/>
+              <w:jc w:val="center"/>
+              <w:rPr>
+                <w:rFonts w:ascii="TH SarabunIT๙" w:hAnsi="TH SarabunIT๙" w:cs="TH SarabunIT๙" w:hint="cs"/>
+                <w:sz w:val="32"/>
+                <w:szCs w:val="32"/>
+                <w:cs/>
+              </w:rPr>
+            </w:pPr>
+            <w:r>
+              <w:rPr>
+                <w:rFonts w:ascii="TH SarabunPSK" w:hAnsi="TH SarabunPSK" w:cs="TH SarabunPSK" w:hint="cs"/>
+                <w:snapToGrid w:val="0"/>
+                <w:sz w:val="32"/>
+                <w:szCs w:val="32"/>
+                <w:cs/>
+                <w:lang w:eastAsia="th-TH"/>
+              </w:rPr>
+              <w:t>ปลัดองค์การบริหารส่วนตำบลคลองด่าน</w:t>
+            </w:r>
+          </w:p>
+        </w:tc>
+      </w:tr>
+      <w:tr>
+        <w:tc>
+          <w:tcPr>
+            <w:tcW w:w="4395" w:type="dxa"/>
+          </w:tcPr>
+          <w:p>
+            <w:pPr>
+              <w:widowControl w:val="0"/>
+              <w:spacing w:line="276" w:lineRule="auto"/>
+              <w:suppressOverlap/>
+              <w:rPr>
+                <w:rFonts w:ascii="TH SarabunPSK" w:hAnsi="TH SarabunPSK" w:cs="TH SarabunPSK" w:hint="cs"/>
+                <w:snapToGrid w:val="0"/>
+                <w:sz w:val="32"/>
+                <w:szCs w:val="32"/>
+                <w:cs/>
+                <w:lang w:eastAsia="th-TH"/>
+              </w:rPr>
+            </w:pPr>
+            <w:r>
+              <w:rPr>
+                <w:rFonts w:ascii="TH SarabunPSK" w:hAnsi="TH SarabunPSK" w:cs="TH SarabunPSK" w:hint="cs"/>
+                <w:snapToGrid w:val="0"/>
+                <w:sz w:val="32"/>
+                <w:szCs w:val="32"/>
+                <w:lang w:eastAsia="th-TH"/>
+              </w:rPr>
+              <w:sym w:font="Wingdings" w:char="F06F"/>
+            </w:r>
+            <w:r>
+              <w:rPr>
+                <w:rFonts w:ascii="TH SarabunPSK" w:hAnsi="TH SarabunPSK" w:cs="TH SarabunPSK" w:hint="cs"/>
+                <w:snapToGrid w:val="0"/>
+                <w:sz w:val="32"/>
+                <w:szCs w:val="32"/>
+                <w:cs/>
+                <w:lang w:eastAsia="th-TH"/>
+              </w:rPr>
+              <w:t xml:space="preserve">  ไม่อนุมัติ</w:t>
+            </w:r>
+          </w:p>
+        </w:tc>
+        <w:tc>
+          <w:tcPr>
+            <w:tcW w:w="4677" w:type="dxa"/>
+          </w:tcPr>
+          <w:p>
+            <w:pPr>
+              <w:ind w:right="-1"/>
+              <w:jc w:val="center"/>
+              <w:rPr>
+                <w:rFonts w:ascii="TH SarabunPSK" w:hAnsi="TH SarabunPSK" w:cs="TH SarabunPSK" w:hint="cs"/>
+                <w:snapToGrid w:val="0"/>
+                <w:sz w:val="32"/>
+                <w:szCs w:val="32"/>
+                <w:cs/>
+                <w:lang w:eastAsia="th-TH"/>
+              </w:rPr>
+            </w:pPr>
+          </w:p>
+        </w:tc>
+      </w:tr>
+      <w:tr>
+        <w:tc>
+          <w:tcPr>
+            <w:tcW w:w="4395" w:type="dxa"/>
+          </w:tcPr>
+          <w:p>
+            <w:pPr>
+              <w:widowControl w:val="0"/>
+              <w:spacing w:line="276" w:lineRule="auto"/>
+              <w:suppressOverlap/>
+              <w:rPr>
+                <w:rFonts w:ascii="TH SarabunPSK" w:hAnsi="TH SarabunPSK" w:cs="TH SarabunPSK" w:hint="cs"/>
+                <w:snapToGrid w:val="0"/>
+                <w:sz w:val="32"/>
+                <w:szCs w:val="32"/>
+                <w:cs/>
+                <w:lang w:eastAsia="th-TH"/>
+              </w:rPr>
+            </w:pPr>
+          </w:p>
+        </w:tc>
+        <w:tc>
+          <w:tcPr>
+            <w:tcW w:w="4677" w:type="dxa"/>
+          </w:tcPr>
+          <w:p>
+            <w:pPr>
+              <w:ind w:right="-1"/>
+              <w:jc w:val="center"/>
+              <w:rPr>
+                <w:rFonts w:ascii="TH SarabunPSK" w:hAnsi="TH SarabunPSK" w:cs="TH SarabunPSK" w:hint="cs"/>
+                <w:snapToGrid w:val="0"/>
+                <w:sz w:val="32"/>
+                <w:szCs w:val="32"/>
+                <w:cs/>
+                <w:lang w:eastAsia="th-TH"/>
+              </w:rPr>
+            </w:pPr>
+          </w:p>
+        </w:tc>
+      </w:tr>
+      <w:tr>
+        <w:tc>
+          <w:tcPr>
+            <w:tcW w:w="4395" w:type="dxa"/>
+          </w:tcPr>
+          <w:p>
+            <w:pPr>
+              <w:widowControl w:val="0"/>
+              <w:spacing w:line="276" w:lineRule="auto"/>
+              <w:suppressOverlap/>
+              <w:jc w:val="center"/>
+              <w:rPr>
+                <w:rFonts w:ascii="TH SarabunPSK" w:hAnsi="TH SarabunPSK" w:cs="TH SarabunPSK" w:hint="cs"/>
+                <w:snapToGrid w:val="0"/>
+                <w:sz w:val="32"/>
+                <w:szCs w:val="32"/>
+                <w:cs/>
+                <w:lang w:eastAsia="th-TH"/>
+              </w:rPr>
+            </w:pPr>
+            <w:r>
+              <w:rPr>
+                <w:rFonts w:ascii="TH SarabunPSK" w:hAnsi="TH SarabunPSK" w:cs="TH SarabunPSK" w:hint="cs"/>
+                <w:snapToGrid w:val="0"/>
+                <w:sz w:val="32"/>
+                <w:szCs w:val="32"/>
+                <w:cs/>
+                <w:lang w:eastAsia="th-TH"/>
+              </w:rPr>
+              <w:t>(นาย</w:t>
+            </w:r>
+            <w:r>
+              <w:rPr>
+                <w:rFonts w:ascii="TH SarabunPSK" w:hAnsi="TH SarabunPSK" w:cs="TH SarabunPSK" w:hint="cs"/>
+                <w:snapToGrid w:val="0"/>
+                <w:sz w:val="32"/>
+                <w:szCs w:val="32"/>
+                <w:cs/>
+                <w:lang w:eastAsia="th-TH"/>
+              </w:rPr>
+              <w:t>ณัฐนันท์  จิรนนท์เสถียร</w:t>
+            </w:r>
+            <w:r>
+              <w:rPr>
+                <w:rFonts w:ascii="TH SarabunPSK" w:hAnsi="TH SarabunPSK" w:cs="TH SarabunPSK" w:hint="cs"/>
+                <w:snapToGrid w:val="0"/>
+                <w:sz w:val="32"/>
+                <w:szCs w:val="32"/>
+                <w:cs/>
+                <w:lang w:eastAsia="th-TH"/>
+              </w:rPr>
+              <w:t>)</w:t>
+            </w:r>
+          </w:p>
+        </w:tc>
+        <w:tc>
+          <w:tcPr>
+            <w:tcW w:w="4677" w:type="dxa"/>
+          </w:tcPr>
+          <w:p>
+            <w:pPr>
+              <w:ind w:right="-1"/>
+              <w:jc w:val="center"/>
+              <w:rPr>
+                <w:rFonts w:ascii="TH SarabunPSK" w:hAnsi="TH SarabunPSK" w:cs="TH SarabunPSK" w:hint="cs"/>
+                <w:snapToGrid w:val="0"/>
+                <w:sz w:val="32"/>
+                <w:szCs w:val="32"/>
+                <w:cs/>
+                <w:lang w:eastAsia="th-TH"/>
+              </w:rPr>
+            </w:pPr>
+          </w:p>
+        </w:tc>
+      </w:tr>
+      <w:tr>
+        <w:tc>
+          <w:tcPr>
+            <w:tcW w:w="4395" w:type="dxa"/>
+          </w:tcPr>
+          <w:p>
+            <w:pPr>
+              <w:jc w:val="center"/>
+              <w:rPr>
+                <w:rFonts w:hint="cs"/>
+                <w:cs/>
+              </w:rPr>
+            </w:pPr>
+            <w:r>
+              <w:rPr>
+                <w:rFonts w:ascii="TH SarabunPSK" w:hAnsi="TH SarabunPSK" w:cs="TH SarabunPSK" w:hint="cs"/>
+                <w:snapToGrid w:val="0"/>
+                <w:sz w:val="32"/>
+                <w:szCs w:val="32"/>
+                <w:cs/>
+                <w:lang w:eastAsia="th-TH"/>
+              </w:rPr>
+              <w:t>นายกองค์การบริหารส</w:t>
+            </w:r>
+            <w:r>
+              <w:rPr>
+                <w:rFonts w:ascii="TH SarabunPSK" w:hAnsi="TH SarabunPSK" w:cs="TH SarabunPSK" w:hint="cs"/>
+                <w:snapToGrid w:val="0"/>
+                <w:sz w:val="32"/>
+                <w:szCs w:val="32"/>
+                <w:cs/>
+                <w:lang w:eastAsia="th-TH"/>
+              </w:rPr>
+              <w:t>่ว</w:t>
+            </w:r>
+            <w:r>
+              <w:rPr>
+                <w:rFonts w:ascii="TH SarabunPSK" w:hAnsi="TH SarabunPSK" w:cs="TH SarabunPSK" w:hint="cs"/>
+                <w:snapToGrid w:val="0"/>
+                <w:sz w:val="32"/>
+                <w:szCs w:val="32"/>
+                <w:cs/>
+                <w:lang w:eastAsia="th-TH"/>
+              </w:rPr>
+              <w:t>นตำบลคลองด่าน</w:t>
+            </w:r>
+          </w:p>
+        </w:tc>
+        <w:tc>
+          <w:tcPr>
+            <w:tcW w:w="4677" w:type="dxa"/>
+          </w:tcPr>
+          <w:p>
+            <w:pPr>
+              <w:ind w:right="-1"/>
+              <w:jc w:val="center"/>
+              <w:rPr>
+                <w:rFonts w:ascii="TH SarabunPSK" w:hAnsi="TH SarabunPSK" w:cs="TH SarabunPSK" w:hint="cs"/>
+                <w:snapToGrid w:val="0"/>
+                <w:sz w:val="32"/>
+                <w:szCs w:val="32"/>
+                <w:cs/>
+                <w:lang w:eastAsia="th-TH"/>
+              </w:rPr>
+            </w:pPr>
+          </w:p>
+        </w:tc>
+      </w:tr>
+    </w:tbl>
     <w:p>
       <w:pPr>
         <w:widowControl w:val="0"/>
         <w:spacing w:line="276" w:lineRule="auto"/>
         <w:suppressOverlap/>
-        <w:rPr>
-          <w:rFonts w:ascii="TH SarabunPSK" w:hAnsi="TH SarabunPSK" w:cs="TH SarabunPSK"/>
-          <w:snapToGrid w:val="0"/>
-          <w:sz w:val="32"/>
-          <w:szCs w:val="32"/>
-          <w:lang w:eastAsia="th-TH"/>
-        </w:rPr>
       </w:pPr>
-      <w:r>
-        <w:rPr>
-          <w:rFonts w:ascii="TH SarabunPSK" w:hAnsi="TH SarabunPSK" w:cs="TH SarabunPSK" w:hint="cs"/>
-          <w:snapToGrid w:val="0"/>
-          <w:sz w:val="32"/>
-          <w:szCs w:val="32"/>
-          <w:cs/>
-          <w:lang w:eastAsia="th-TH"/>
-        </w:rPr>
-        <w:t>ความเห็นของหัวหน้าหน่วยงานของรัฐ</w:t>
-      </w:r>
-    </w:p>
-    <w:p>
-      <w:pPr>
-        <w:widowControl w:val="0"/>
-        <w:spacing w:line="276" w:lineRule="auto"/>
-        <w:suppressOverlap/>
-        <w:rPr>
-          <w:rFonts w:ascii="TH SarabunPSK" w:hAnsi="TH SarabunPSK" w:cs="TH SarabunPSK"/>
-          <w:snapToGrid w:val="0"/>
-          <w:sz w:val="32"/>
-          <w:szCs w:val="32"/>
-          <w:lang w:eastAsia="th-TH"/>
-        </w:rPr>
-      </w:pPr>
-      <w:r>
-        <w:rPr>
-          <w:rFonts w:ascii="TH SarabunPSK" w:hAnsi="TH SarabunPSK" w:cs="TH SarabunPSK"/>
-          <w:snapToGrid w:val="0"/>
-          <w:sz w:val="32"/>
-          <w:szCs w:val="32"/>
-          <w:lang w:eastAsia="th-TH"/>
-        </w:rPr>
-        <w:t xml:space="preserve">   </w:t>
-      </w:r>
-      <w:r>
-        <w:rPr>
-          <w:rFonts w:ascii="TH SarabunPSK" w:hAnsi="TH SarabunPSK" w:cs="TH SarabunPSK" w:hint="cs"/>
-          <w:snapToGrid w:val="0"/>
-          <w:sz w:val="32"/>
-          <w:szCs w:val="32"/>
-          <w:lang w:eastAsia="th-TH"/>
-        </w:rPr>
-        <w:sym w:font="Wingdings" w:char="F06F"/>
-      </w:r>
-      <w:r>
-        <w:rPr>
-          <w:rFonts w:ascii="TH SarabunPSK" w:hAnsi="TH SarabunPSK" w:cs="TH SarabunPSK" w:hint="cs"/>
-          <w:snapToGrid w:val="0"/>
-          <w:sz w:val="32"/>
-          <w:szCs w:val="32"/>
-          <w:cs/>
-          <w:lang w:eastAsia="th-TH"/>
-        </w:rPr>
-        <w:t xml:space="preserve">  อนุมัติ</w:t>
-      </w:r>
-    </w:p>
-    <w:p>
-      <w:pPr>
-        <w:widowControl w:val="0"/>
-        <w:spacing w:line="276" w:lineRule="auto"/>
-        <w:suppressOverlap/>
-        <w:rPr>
-          <w:rFonts w:ascii="TH SarabunPSK" w:hAnsi="TH SarabunPSK" w:cs="TH SarabunPSK"/>
-          <w:snapToGrid w:val="0"/>
-          <w:sz w:val="32"/>
-          <w:szCs w:val="32"/>
-          <w:lang w:eastAsia="th-TH"/>
-        </w:rPr>
-      </w:pPr>
-      <w:r>
-        <w:rPr>
-          <w:rFonts w:ascii="TH SarabunPSK" w:hAnsi="TH SarabunPSK" w:cs="TH SarabunPSK"/>
-          <w:snapToGrid w:val="0"/>
-          <w:sz w:val="32"/>
-          <w:szCs w:val="32"/>
-          <w:lang w:eastAsia="th-TH"/>
-        </w:rPr>
-        <w:t xml:space="preserve">   </w:t>
-      </w:r>
-      <w:r>
-        <w:rPr>
-          <w:rFonts w:ascii="TH SarabunPSK" w:hAnsi="TH SarabunPSK" w:cs="TH SarabunPSK" w:hint="cs"/>
-          <w:snapToGrid w:val="0"/>
-          <w:sz w:val="32"/>
-          <w:szCs w:val="32"/>
-          <w:lang w:eastAsia="th-TH"/>
-        </w:rPr>
-        <w:sym w:font="Wingdings" w:char="F06F"/>
-      </w:r>
-      <w:r>
-        <w:rPr>
-          <w:rFonts w:ascii="TH SarabunPSK" w:hAnsi="TH SarabunPSK" w:cs="TH SarabunPSK" w:hint="cs"/>
-          <w:snapToGrid w:val="0"/>
-          <w:sz w:val="32"/>
-          <w:szCs w:val="32"/>
-          <w:cs/>
-          <w:lang w:eastAsia="th-TH"/>
-        </w:rPr>
-        <w:t xml:space="preserve">  ไม่อนุมัติ</w:t>
-      </w:r>
-    </w:p>
-    <w:p>
-      <w:pPr>
-        <w:widowControl w:val="0"/>
-        <w:spacing w:line="276" w:lineRule="auto"/>
-        <w:suppressOverlap/>
-        <w:rPr>
-          <w:rFonts w:ascii="TH SarabunPSK" w:hAnsi="TH SarabunPSK" w:cs="TH SarabunPSK"/>
-          <w:snapToGrid w:val="0"/>
-          <w:sz w:val="32"/>
-          <w:szCs w:val="32"/>
-          <w:lang w:eastAsia="th-TH"/>
-        </w:rPr>
-      </w:pPr>
-      <w:r>
-        <w:rPr>
-          <w:rFonts w:ascii="TH SarabunPSK" w:hAnsi="TH SarabunPSK" w:cs="TH SarabunPSK" w:hint="cs"/>
-          <w:snapToGrid w:val="0"/>
-          <w:sz w:val="32"/>
-          <w:szCs w:val="32"/>
-          <w:cs/>
-          <w:lang w:eastAsia="th-TH"/>
-        </w:rPr>
-        <w:t xml:space="preserve">      </w:t>
-      </w:r>
-      <w:r>
-        <w:rPr>
-          <w:rFonts w:ascii="TH SarabunPSK" w:hAnsi="TH SarabunPSK" w:cs="TH SarabunPSK" w:hint="cs"/>
-          <w:snapToGrid w:val="0"/>
-          <w:sz w:val="32"/>
-          <w:szCs w:val="32"/>
-          <w:cs/>
-          <w:lang w:eastAsia="th-TH"/>
-        </w:rPr>
-        <w:t xml:space="preserve"> (นาย</w:t>
-      </w:r>
-      <w:r>
-        <w:rPr>
-          <w:rFonts w:ascii="TH SarabunPSK" w:hAnsi="TH SarabunPSK" w:cs="TH SarabunPSK" w:hint="cs"/>
-          <w:snapToGrid w:val="0"/>
-          <w:sz w:val="32"/>
-          <w:szCs w:val="32"/>
-          <w:cs/>
-          <w:lang w:eastAsia="th-TH"/>
-        </w:rPr>
-        <w:t>ณัฐนันท์  จิรนนท์เสถียร</w:t>
-      </w:r>
-      <w:r>
-        <w:rPr>
-          <w:rFonts w:ascii="TH SarabunPSK" w:hAnsi="TH SarabunPSK" w:cs="TH SarabunPSK" w:hint="cs"/>
-          <w:snapToGrid w:val="0"/>
-          <w:sz w:val="32"/>
-          <w:szCs w:val="32"/>
-          <w:cs/>
-          <w:lang w:eastAsia="th-TH"/>
-        </w:rPr>
-        <w:t>)</w:t>
-      </w:r>
-    </w:p>
-    <w:p>
-      <w:r>
-        <w:rPr>
-          <w:rFonts w:ascii="TH SarabunPSK" w:hAnsi="TH SarabunPSK" w:cs="TH SarabunPSK" w:hint="cs"/>
-          <w:snapToGrid w:val="0"/>
-          <w:sz w:val="32"/>
-          <w:szCs w:val="32"/>
-          <w:cs/>
-          <w:lang w:eastAsia="th-TH"/>
-        </w:rPr>
-        <w:t xml:space="preserve"> </w:t>
-      </w:r>
-      <w:r>
-        <w:rPr>
-          <w:rFonts w:ascii="TH SarabunPSK" w:hAnsi="TH SarabunPSK" w:cs="TH SarabunPSK" w:hint="cs"/>
-          <w:snapToGrid w:val="0"/>
-          <w:sz w:val="32"/>
-          <w:szCs w:val="32"/>
-          <w:cs/>
-          <w:lang w:eastAsia="th-TH"/>
-        </w:rPr>
-        <w:t>นายกองค์การบริหารส</w:t>
-      </w:r>
-      <w:r>
-        <w:rPr>
-          <w:rFonts w:ascii="TH SarabunPSK" w:hAnsi="TH SarabunPSK" w:cs="TH SarabunPSK" w:hint="cs"/>
-          <w:snapToGrid w:val="0"/>
-          <w:sz w:val="32"/>
-          <w:szCs w:val="32"/>
-          <w:cs/>
-          <w:lang w:eastAsia="th-TH"/>
-        </w:rPr>
-        <w:t>่ว</w:t>
-      </w:r>
-      <w:r>
-        <w:rPr>
-          <w:rFonts w:ascii="TH SarabunPSK" w:hAnsi="TH SarabunPSK" w:cs="TH SarabunPSK" w:hint="cs"/>
-          <w:snapToGrid w:val="0"/>
-          <w:sz w:val="32"/>
-          <w:szCs w:val="32"/>
-          <w:cs/>
-          <w:lang w:eastAsia="th-TH"/>
-        </w:rPr>
-        <w:t>นตำบลคลองด่าน</w:t>
-      </w:r>
     </w:p>
     <w:sectPr>
       <w:footerReference w:type="default" r:id="rId12"/>
@@ -3747,7 +3767,16 @@
         <w:szCs w:val="32"/>
         <w:cs/>
       </w:rPr>
-      <w:t>/จัดทำแบบ...</w:t>
+      <w:t>/</w:t>
+    </w:r>
+    <w:r>
+      <w:rPr>
+        <w:rFonts w:ascii="TH SarabunIT๙" w:hAnsi="TH SarabunIT๙" w:cs="TH SarabunIT๙" w:hint="cs"/>
+        <w:sz w:val="28"/>
+        <w:szCs w:val="32"/>
+        <w:cs/>
+      </w:rPr>
+      <w:t>จัดทำแบบ...</w:t>
     </w:r>
   </w:p>
 </w:ftr>
@@ -3772,7 +3801,16 @@
         <w:szCs w:val="32"/>
         <w:cs/>
       </w:rPr>
-      <w:t>/จัดทำแบบ...</w:t>
+      <w:t>/</w:t>
+    </w:r>
+    <w:r>
+      <w:rPr>
+        <w:rFonts w:ascii="TH SarabunIT๙" w:hAnsi="TH SarabunIT๙" w:cs="TH SarabunIT๙" w:hint="cs"/>
+        <w:sz w:val="28"/>
+        <w:szCs w:val="32"/>
+        <w:cs/>
+      </w:rPr>
+      <w:t>จัดทำแบบ...</w:t>
     </w:r>
   </w:p>
 </w:ftr>
@@ -4603,6 +4641,21 @@
       <w:lang w:eastAsia="zh-CN"/>
     </w:rPr>
   </w:style>
+  <w:style w:type="table" w:styleId="TableGrid">
+    <w:name w:val="Table Grid"/>
+    <w:basedOn w:val="TableNormal"/>
+    <w:rsid w:val="00F45D39"/>
+    <w:tblPr>
+      <w:tblBorders>
+        <w:top w:val="single" w:sz="4" w:space="0" w:color="auto"/>
+        <w:left w:val="single" w:sz="4" w:space="0" w:color="auto"/>
+        <w:bottom w:val="single" w:sz="4" w:space="0" w:color="auto"/>
+        <w:right w:val="single" w:sz="4" w:space="0" w:color="auto"/>
+        <w:insideH w:val="single" w:sz="4" w:space="0" w:color="auto"/>
+        <w:insideV w:val="single" w:sz="4" w:space="0" w:color="auto"/>
+      </w:tblBorders>
+    </w:tblPr>
+  </w:style>
 </w:styles>
 </file>
 
